--- a/Operator_Guides/Release_Notes_Hardening_Programme.docx
+++ b/Operator_Guides/Release_Notes_Hardening_Programme.docx
@@ -43,7 +43,7 @@
           <w:color w:val="2E5496"/>
           <w:sz w:val="28"/>
         </w:rPr>
-        <w:t>Adversarial hardening rounds 7–10 and the two follow-on fixes — commits d665d00 and fdd18d5, since the previous edition at commit 84f198f</w:t>
+        <w:t>Edition v3.0 — consolidation onto one shared chassis, and the defects consolidating exposed: commits de987d2 to e138f11 on main, since the v2.0 code baseline at commit fdd18d5. Edition v2.0 is retained below, unaltered, as history.</w:t>
       </w:r>
     </w:p>
     <w:tbl>
@@ -123,7 +123,7 @@
                 <w:color w:val="202020"/>
                 <w:sz w:val="20"/>
               </w:rPr>
-              <w:t>Adversarial rounds 7–10 + two follow-on fixes (commits d665d00, fdd18d5), since 84f198f</w:t>
+              <w:t>Edition v3.0 (sections 4–6): the chassis consolidation and the work that followed it — commits de987d2 … e138f11 on main, since fdd18d5. Edition v2.0 (sections 1–3): adversarial rounds 7–10 + two follow-on fixes (d665d00, fdd18d5), since 84f198f.</w:t>
             </w:r>
           </w:p>
         </w:tc>
@@ -155,7 +155,7 @@
                 <w:color w:val="202020"/>
                 <w:sz w:val="20"/>
               </w:rPr>
-              <w:t>RELEASED — the v1.0 blockers are closed</w:t>
+              <w:t>NOT RELEASED. The code is merged to main and green on both runners; the repository carries zero git tags and zero GitHub releases, and the signing, SBOM and MSI pipeline is written but not wired.</w:t>
             </w:r>
           </w:p>
         </w:tc>
@@ -187,7 +187,7 @@
                 <w:color w:val="202020"/>
                 <w:sz w:val="20"/>
               </w:rPr>
-              <w:t>Committed: YES · Pushed: YES (d665d00, fdd18d5)</w:t>
+              <w:t>Committed: YES · Pushed: YES · main at e138f11 · Tagged: NO · Signed artefacts: NONE</w:t>
             </w:r>
           </w:p>
         </w:tc>
@@ -219,7 +219,7 @@
                 <w:color w:val="202020"/>
                 <w:sz w:val="20"/>
               </w:rPr>
-              <w:t>3,389 → 4,824 automated tests, 0 failures, 0 build warnings — independently re-measured 20 July 2026</w:t>
+              <w:t>4,824 → 5,445 automated tests, 0 failures, 0 skipped — identical counts on ubuntu-latest and windows-latest, measured 14 August 2026 at e138f11</w:t>
             </w:r>
           </w:p>
         </w:tc>
@@ -251,7 +251,7 @@
                 <w:color w:val="202020"/>
                 <w:sz w:val="20"/>
               </w:rPr>
-              <w:t>2.0</w:t>
+              <w:t>3.0</w:t>
             </w:r>
           </w:p>
         </w:tc>
@@ -283,7 +283,7 @@
                 <w:color w:val="202020"/>
                 <w:sz w:val="20"/>
               </w:rPr>
-              <w:t>20 July 2026</w:t>
+              <w:t>14 August 2026</w:t>
             </w:r>
           </w:p>
         </w:tc>
@@ -390,6 +390,77 @@
         <w:br w:type="page"/>
       </w:r>
     </w:p>
+    <w:tbl>
+      <w:tblPr>
+        <w:tblW w:type="auto" w:w="0"/>
+        <w:tblLayout w:type="fixed"/>
+        <w:tblLook w:firstColumn="1" w:firstRow="1" w:lastColumn="0" w:lastRow="0" w:noHBand="0" w:noVBand="1" w:val="04A0"/>
+      </w:tblPr>
+      <w:tblGrid>
+        <w:gridCol w:w="9360"/>
+      </w:tblGrid>
+      <w:tr>
+        <w:tc>
+          <w:tcPr>
+            <w:tcW w:type="dxa" w:w="9360"/>
+            <w:shd w:val="clear" w:color="auto" w:fill="EAF0FA"/>
+            <w:tcBorders>
+              <w:top w:val="single" w:sz="4" w:space="0" w:color="2E5496"/>
+              <w:left w:val="single" w:sz="24" w:space="0" w:color="2E5496"/>
+              <w:bottom w:val="single" w:sz="4" w:space="0" w:color="2E5496"/>
+              <w:right w:val="single" w:sz="4" w:space="0" w:color="2E5496"/>
+            </w:tcBorders>
+          </w:tcPr>
+          <w:p>
+            <w:r>
+              <w:rPr>
+                <w:b/>
+                <w:color w:val="2E5496"/>
+              </w:rPr>
+              <w:t xml:space="preserve">Editions: </w:t>
+            </w:r>
+            <w:r>
+              <w:rPr>
+                <w:color w:val="202020"/>
+                <w:sz w:val="20"/>
+              </w:rPr>
+              <w:t xml:space="preserve">Sections 1–3 below are edition </w:t>
+            </w:r>
+            <w:r>
+              <w:rPr>
+                <w:b/>
+                <w:color w:val="202020"/>
+                <w:sz w:val="20"/>
+              </w:rPr>
+              <w:t>v2.0</w:t>
+            </w:r>
+            <w:r>
+              <w:rPr>
+                <w:color w:val="202020"/>
+                <w:sz w:val="20"/>
+              </w:rPr>
+              <w:t xml:space="preserve">, dated 20 July 2026, retained unaltered as the record of the adversarial hardening programme. Its figures — a test position of 3,389 → 4,824 — were measured on that date and have deliberately not been restated, because rewriting a dated measurement would falsify it. Edition </w:t>
+            </w:r>
+            <w:r>
+              <w:rPr>
+                <w:b/>
+                <w:color w:val="202020"/>
+                <w:sz w:val="20"/>
+              </w:rPr>
+              <w:t>v3.0</w:t>
+            </w:r>
+            <w:r>
+              <w:rPr>
+                <w:color w:val="202020"/>
+                <w:sz w:val="20"/>
+              </w:rPr>
+              <w:t xml:space="preserve"> begins at section 4 and carries the current position.</w:t>
+            </w:r>
+          </w:p>
+        </w:tc>
+      </w:tr>
+    </w:tbl>
+    <w:p/>
     <w:p>
       <w:pPr>
         <w:pStyle w:val="Heading1"/>
@@ -4980,6 +5051,8803 @@
           <w:color w:val="202020"/>
         </w:rPr>
         <w:t xml:space="preserve"> and remain blocked on the same external answers (CONN-DOC-REQ-01). WORM anchoring is also the control that would cover Seismic's one remaining quiet-loss byte and the undetectable cleanly-removed-tail case inherent to any unanchored hash chain.</w:t>
+      </w:r>
+    </w:p>
+    <w:p>
+      <w:pPr>
+        <w:jc w:val="left"/>
+        <w:pBdr>
+          <w:bottom w:val="single" w:sz="18" w:space="4" w:color="2E5496"/>
+        </w:pBdr>
+      </w:pPr>
+      <w:r>
+        <w:br w:type="page"/>
+      </w:r>
+      <w:r>
+        <w:rPr>
+          <w:b/>
+          <w:color w:val="1F3864"/>
+          <w:sz w:val="60"/>
+        </w:rPr>
+        <w:t>Edition v3.0 — the chassis consolidation</w:t>
+      </w:r>
+    </w:p>
+    <w:p>
+      <w:pPr>
+        <w:spacing w:after="480"/>
+      </w:pPr>
+      <w:r>
+        <w:rPr>
+          <w:color w:val="2E5496"/>
+          <w:sz w:val="28"/>
+        </w:rPr>
+        <w:t>One shared Connector.Chassis, referenced by all five connectors and enforced on every pull request — commits de987d2 to e138f11, 25 July to 14 August 2026</w:t>
+      </w:r>
+    </w:p>
+    <w:p>
+      <w:pPr>
+        <w:pStyle w:val="Heading1"/>
+      </w:pPr>
+      <w:r>
+        <w:rPr>
+          <w:color w:val="1F3864"/>
+        </w:rPr>
+        <w:t>4. Edition v3.0 — executive summary</w:t>
+      </w:r>
+    </w:p>
+    <w:p>
+      <w:pPr>
+        <w:spacing w:after="120"/>
+      </w:pPr>
+      <w:r>
+        <w:rPr>
+          <w:color w:val="202020"/>
+        </w:rPr>
+        <w:t xml:space="preserve">Edition v2.0 described five connectors that had been hardened separately. Each carried its own copy of the same foundation — logging, secrets, service host, state store, decision ledger, circuit breakers — and the root README said so approvingly: no shared components. This edition describes the work that ended that. There is now </w:t>
+      </w:r>
+      <w:r>
+        <w:rPr>
+          <w:b/>
+          <w:color w:val="202020"/>
+        </w:rPr>
+        <w:t>one</w:t>
+      </w:r>
+      <w:r>
+        <w:rPr>
+          <w:color w:val="202020"/>
+        </w:rPr>
+        <w:t xml:space="preserve"> </w:t>
+      </w:r>
+      <w:r>
+        <w:rPr>
+          <w:rFonts w:ascii="Consolas" w:hAnsi="Consolas"/>
+          <w:color w:val="202020"/>
+          <w:sz w:val="19"/>
+        </w:rPr>
+        <w:t>Connector.Chassis</w:t>
+      </w:r>
+      <w:r>
+        <w:rPr>
+          <w:color w:val="202020"/>
+        </w:rPr>
+        <w:t xml:space="preserve"> project at the repository root, consumed by all five connectors as a project reference and asserted on every pull request by a gate that resolves the reference through the csproj XML to a file on disk.</w:t>
+      </w:r>
+    </w:p>
+    <w:p>
+      <w:pPr>
+        <w:spacing w:after="120"/>
+      </w:pPr>
+      <w:r>
+        <w:rPr>
+          <w:color w:val="202020"/>
+        </w:rPr>
+        <w:t>That answers the first concern of the August 2026 TOGAF assessment — “copied chassis — no shared assemblies; platform-wide fixes built five times across five release trains” — and its second, observable chassis drift, which is what the conformance gate exists to make loud. Concerns #3 through #7 are untouched and remain open; section 6.2 lists them.</w:t>
+      </w:r>
+    </w:p>
+    <w:p>
+      <w:pPr>
+        <w:spacing w:after="120"/>
+      </w:pPr>
+      <w:r>
+        <w:rPr>
+          <w:color w:val="202020"/>
+        </w:rPr>
+        <w:t xml:space="preserve">Consolidation is not finished and this edition does not claim it is. Nine of the chassis's twenty-three modules exist in one place only; </w:t>
+      </w:r>
+      <w:r>
+        <w:rPr>
+          <w:b/>
+          <w:color w:val="202020"/>
+        </w:rPr>
+        <w:t>67 per-connector copies remain</w:t>
+      </w:r>
+      <w:r>
+        <w:rPr>
+          <w:color w:val="202020"/>
+        </w:rPr>
+        <w:t>, each one declared with a reason in a register CI fails on. The honest summary is one shared chassis project referenced by all five, with 67 declared divergences enforced and going down.</w:t>
+      </w:r>
+    </w:p>
+    <w:p>
+      <w:pPr>
+        <w:pStyle w:val="Heading2"/>
+      </w:pPr>
+      <w:r>
+        <w:rPr>
+          <w:color w:val="2E5496"/>
+        </w:rPr>
+        <w:t>4.1 What an operator must know</w:t>
+      </w:r>
+    </w:p>
+    <w:p>
+      <w:pPr>
+        <w:pStyle w:val="ListBullet"/>
+        <w:spacing w:after="40"/>
+      </w:pPr>
+      <w:r>
+        <w:rPr>
+          <w:b/>
+          <w:color w:val="202020"/>
+        </w:rPr>
+        <w:t>One shared chassis, referenced and not copied.</w:t>
+      </w:r>
+      <w:r>
+        <w:rPr>
+          <w:color w:val="202020"/>
+        </w:rPr>
+        <w:t xml:space="preserve"> </w:t>
+      </w:r>
+      <w:r>
+        <w:rPr>
+          <w:rFonts w:ascii="Consolas" w:hAnsi="Consolas"/>
+          <w:color w:val="202020"/>
+          <w:sz w:val="19"/>
+        </w:rPr>
+        <w:t>Connector.Chassis</w:t>
+      </w:r>
+      <w:r>
+        <w:rPr>
+          <w:color w:val="202020"/>
+        </w:rPr>
+        <w:t xml:space="preserve"> 1.18.0 sits at the repository root and all five connectors consume it by </w:t>
+      </w:r>
+      <w:r>
+        <w:rPr>
+          <w:rFonts w:ascii="Consolas" w:hAnsi="Consolas"/>
+          <w:color w:val="202020"/>
+          <w:sz w:val="19"/>
+        </w:rPr>
+        <w:t>ProjectReference</w:t>
+      </w:r>
+      <w:r>
+        <w:rPr>
+          <w:color w:val="202020"/>
+        </w:rPr>
+        <w:t xml:space="preserve"> — never a package, never a copy. A clean clone builds with no feed, no pack step and no version to keep in sync. Docker images now build with the repository root as their context (</w:t>
+      </w:r>
+      <w:r>
+        <w:rPr>
+          <w:rFonts w:ascii="Consolas" w:hAnsi="Consolas"/>
+          <w:color w:val="202020"/>
+          <w:sz w:val="19"/>
+        </w:rPr>
+        <w:t>docker build -f &lt;Connector&gt;/Dockerfile .</w:t>
+      </w:r>
+      <w:r>
+        <w:rPr>
+          <w:color w:val="202020"/>
+        </w:rPr>
+        <w:t>), because a build cannot reach a sibling project outside its own context; the compose files follow.</w:t>
+      </w:r>
+    </w:p>
+    <w:p>
+      <w:pPr>
+        <w:pStyle w:val="ListBullet"/>
+        <w:spacing w:after="40"/>
+      </w:pPr>
+      <w:r>
+        <w:rPr>
+          <w:b/>
+          <w:color w:val="202020"/>
+        </w:rPr>
+        <w:t>Shared does not mean uniform, and the register says exactly how much is shared.</w:t>
+      </w:r>
+      <w:r>
+        <w:rPr>
+          <w:color w:val="202020"/>
+        </w:rPr>
+        <w:t xml:space="preserve"> Nine of the twenty-three chassis modules — </w:t>
+      </w:r>
+      <w:r>
+        <w:rPr>
+          <w:rFonts w:ascii="Consolas" w:hAnsi="Consolas"/>
+          <w:color w:val="202020"/>
+          <w:sz w:val="19"/>
+        </w:rPr>
+        <w:t>Chassis</w:t>
+      </w:r>
+      <w:r>
+        <w:rPr>
+          <w:color w:val="202020"/>
+        </w:rPr>
+        <w:t xml:space="preserve">, </w:t>
+      </w:r>
+      <w:r>
+        <w:rPr>
+          <w:rFonts w:ascii="Consolas" w:hAnsi="Consolas"/>
+          <w:color w:val="202020"/>
+          <w:sz w:val="19"/>
+        </w:rPr>
+        <w:t>CircuitBreakerRegistry</w:t>
+      </w:r>
+      <w:r>
+        <w:rPr>
+          <w:color w:val="202020"/>
+        </w:rPr>
+        <w:t xml:space="preserve">, </w:t>
+      </w:r>
+      <w:r>
+        <w:rPr>
+          <w:rFonts w:ascii="Consolas" w:hAnsi="Consolas"/>
+          <w:color w:val="202020"/>
+          <w:sz w:val="19"/>
+        </w:rPr>
+        <w:t>ConfigException</w:t>
+      </w:r>
+      <w:r>
+        <w:rPr>
+          <w:color w:val="202020"/>
+        </w:rPr>
+        <w:t xml:space="preserve">, </w:t>
+      </w:r>
+      <w:r>
+        <w:rPr>
+          <w:rFonts w:ascii="Consolas" w:hAnsi="Consolas"/>
+          <w:color w:val="202020"/>
+          <w:sz w:val="19"/>
+        </w:rPr>
+        <w:t>LogRedaction</w:t>
+      </w:r>
+      <w:r>
+        <w:rPr>
+          <w:color w:val="202020"/>
+        </w:rPr>
+        <w:t xml:space="preserve">, </w:t>
+      </w:r>
+      <w:r>
+        <w:rPr>
+          <w:rFonts w:ascii="Consolas" w:hAnsi="Consolas"/>
+          <w:color w:val="202020"/>
+          <w:sz w:val="19"/>
+        </w:rPr>
+        <w:t>MetricsRenderer</w:t>
+      </w:r>
+      <w:r>
+        <w:rPr>
+          <w:color w:val="202020"/>
+        </w:rPr>
+        <w:t xml:space="preserve">, </w:t>
+      </w:r>
+      <w:r>
+        <w:rPr>
+          <w:rFonts w:ascii="Consolas" w:hAnsi="Consolas"/>
+          <w:color w:val="202020"/>
+          <w:sz w:val="19"/>
+        </w:rPr>
+        <w:t>SecretProvider</w:t>
+      </w:r>
+      <w:r>
+        <w:rPr>
+          <w:color w:val="202020"/>
+        </w:rPr>
+        <w:t xml:space="preserve">, </w:t>
+      </w:r>
+      <w:r>
+        <w:rPr>
+          <w:rFonts w:ascii="Consolas" w:hAnsi="Consolas"/>
+          <w:color w:val="202020"/>
+          <w:sz w:val="19"/>
+        </w:rPr>
+        <w:t>ServiceStop</w:t>
+      </w:r>
+      <w:r>
+        <w:rPr>
+          <w:color w:val="202020"/>
+        </w:rPr>
+        <w:t xml:space="preserve">, </w:t>
+      </w:r>
+      <w:r>
+        <w:rPr>
+          <w:rFonts w:ascii="Consolas" w:hAnsi="Consolas"/>
+          <w:color w:val="202020"/>
+          <w:sz w:val="19"/>
+        </w:rPr>
+        <w:t>SqlGateway</w:t>
+      </w:r>
+      <w:r>
+        <w:rPr>
+          <w:color w:val="202020"/>
+        </w:rPr>
+        <w:t xml:space="preserve"> and </w:t>
+      </w:r>
+      <w:r>
+        <w:rPr>
+          <w:rFonts w:ascii="Consolas" w:hAnsi="Consolas"/>
+          <w:color w:val="202020"/>
+          <w:sz w:val="19"/>
+        </w:rPr>
+        <w:t>StandardLogDialect</w:t>
+      </w:r>
+      <w:r>
+        <w:rPr>
+          <w:color w:val="202020"/>
+        </w:rPr>
+        <w:t xml:space="preserve"> — have no local copy anywhere. Fourteen still do: 67 copies, declared in </w:t>
+      </w:r>
+      <w:r>
+        <w:rPr>
+          <w:rFonts w:ascii="Consolas" w:hAnsi="Consolas"/>
+          <w:color w:val="202020"/>
+          <w:sz w:val="19"/>
+        </w:rPr>
+        <w:t>.github/conformance/divergences.tsv</w:t>
+      </w:r>
+      <w:r>
+        <w:rPr>
+          <w:color w:val="202020"/>
+        </w:rPr>
+        <w:t xml:space="preserve"> with the reason each was kept. Seismic has none, Salesforce 22, Clarizen and Hadoop 16 each, Altrata 13. A further nine renamed equivalents are recorded but not auto-detected, and the file says so rather than leaving it to be discovered.</w:t>
+      </w:r>
+    </w:p>
+    <w:p>
+      <w:pPr>
+        <w:pStyle w:val="ListBullet"/>
+        <w:spacing w:after="40"/>
+      </w:pPr>
+      <w:r>
+        <w:rPr>
+          <w:b/>
+          <w:color w:val="202020"/>
+        </w:rPr>
+        <w:t>The fleet went from 4,824 to 5,445 tests (+621), 0 failures and 0 skipped</w:t>
+      </w:r>
+      <w:r>
+        <w:rPr>
+          <w:color w:val="202020"/>
+        </w:rPr>
+        <w:t>, with identical counts on ubuntu-latest and windows-latest. Of that addition, 558 is the chassis's own new suite: the component all five connectors depend on previously had no tests of its own.</w:t>
+      </w:r>
+    </w:p>
+    <w:p>
+      <w:pPr>
+        <w:pStyle w:val="ListBullet"/>
+        <w:spacing w:after="40"/>
+      </w:pPr>
+      <w:r>
+        <w:rPr>
+          <w:b/>
+          <w:color w:val="202020"/>
+        </w:rPr>
+        <w:t>Windows was the deployment target nobody had ever run on.</w:t>
+      </w:r>
+      <w:r>
+        <w:rPr>
+          <w:color w:val="202020"/>
+        </w:rPr>
+        <w:t xml:space="preserve"> GitHub Actions executes only what is under </w:t>
+      </w:r>
+      <w:r>
+        <w:rPr>
+          <w:rFonts w:ascii="Consolas" w:hAnsi="Consolas"/>
+          <w:color w:val="202020"/>
+          <w:sz w:val="19"/>
+        </w:rPr>
+        <w:t>/.github/workflows</w:t>
+      </w:r>
+      <w:r>
+        <w:rPr>
+          <w:color w:val="202020"/>
+        </w:rPr>
+        <w:t xml:space="preserve"> at the repository root, and every workflow file in this repository sat under its connector's own directory — so until 11 August nothing had ever run here. The first Windows run of the four connectors that </w:t>
+      </w:r>
+      <w:r>
+        <w:rPr>
+          <w:rFonts w:ascii="Consolas" w:hAnsi="Consolas"/>
+          <w:color w:val="202020"/>
+          <w:sz w:val="19"/>
+        </w:rPr>
+        <w:t>a44a3fa</w:t>
+      </w:r>
+      <w:r>
+        <w:rPr>
+          <w:color w:val="202020"/>
+        </w:rPr>
+        <w:t xml:space="preserve"> brought under CI produced eleven failures, none of them caused by the workflows, which touch no connector code. Ten were real defects on the primary deployment target and one was a test that could not pass there. Section 5.3 states the class and every instance closed since.</w:t>
+      </w:r>
+    </w:p>
+    <w:p>
+      <w:pPr>
+        <w:pStyle w:val="ListBullet"/>
+        <w:spacing w:after="40"/>
+      </w:pPr>
+      <w:r>
+        <w:rPr>
+          <w:b/>
+          <w:color w:val="202020"/>
+        </w:rPr>
+        <w:t>A typo in an environment variable could silently disable a control.</w:t>
+      </w:r>
+      <w:r>
+        <w:rPr>
+          <w:color w:val="202020"/>
+        </w:rPr>
+        <w:t xml:space="preserve"> </w:t>
+      </w:r>
+      <w:r>
+        <w:rPr>
+          <w:rFonts w:ascii="Consolas" w:hAnsi="Consolas"/>
+          <w:color w:val="202020"/>
+          <w:sz w:val="19"/>
+        </w:rPr>
+        <w:t>CLASSIFICATION_ENFORCE_ACL="true "</w:t>
+      </w:r>
+      <w:r>
+        <w:rPr>
+          <w:color w:val="202020"/>
+        </w:rPr>
+        <w:t xml:space="preserve"> — one trailing space, the kind a </w:t>
+      </w:r>
+      <w:r>
+        <w:rPr>
+          <w:rFonts w:ascii="Consolas" w:hAnsi="Consolas"/>
+          <w:color w:val="202020"/>
+          <w:sz w:val="19"/>
+        </w:rPr>
+        <w:t>.env</w:t>
+      </w:r>
+      <w:r>
+        <w:rPr>
+          <w:color w:val="202020"/>
+        </w:rPr>
+        <w:t xml:space="preserve"> line or a folded YAML scalar produces — read as OFF and also suppressed the validation that requires an enforcement group, so ACL enforcement was off while </w:t>
+      </w:r>
+      <w:r>
+        <w:rPr>
+          <w:rFonts w:ascii="Consolas" w:hAnsi="Consolas"/>
+          <w:color w:val="202020"/>
+          <w:sz w:val="19"/>
+        </w:rPr>
+        <w:t>validate-config</w:t>
+      </w:r>
+      <w:r>
+        <w:rPr>
+          <w:color w:val="202020"/>
+        </w:rPr>
+        <w:t xml:space="preserve"> reported success. The chassis now has one boolean vocabulary: values are always trimmed, and an unrecognised value is treated as absent and warns, so it can no longer flip a gate in either direction.</w:t>
+      </w:r>
+    </w:p>
+    <w:p>
+      <w:pPr>
+        <w:pStyle w:val="ListBullet"/>
+        <w:spacing w:after="40"/>
+      </w:pPr>
+      <w:r>
+        <w:rPr>
+          <w:b/>
+          <w:color w:val="202020"/>
+        </w:rPr>
+        <w:t>A tamper-evident ledger that could not see a one-byte edit.</w:t>
+      </w:r>
+      <w:r>
+        <w:rPr>
+          <w:color w:val="202020"/>
+        </w:rPr>
+        <w:t xml:space="preserve"> Altrata's </w:t>
+      </w:r>
+      <w:r>
+        <w:rPr>
+          <w:rFonts w:ascii="Consolas" w:hAnsi="Consolas"/>
+          <w:color w:val="202020"/>
+          <w:sz w:val="19"/>
+        </w:rPr>
+        <w:t>HashChainedLedger</w:t>
+      </w:r>
+      <w:r>
+        <w:rPr>
+          <w:color w:val="202020"/>
+        </w:rPr>
+        <w:t xml:space="preserve"> read with </w:t>
+      </w:r>
+      <w:r>
+        <w:rPr>
+          <w:rFonts w:ascii="Consolas" w:hAnsi="Consolas"/>
+          <w:color w:val="202020"/>
+          <w:sz w:val="19"/>
+        </w:rPr>
+        <w:t>StreamReader.ReadLine</w:t>
+      </w:r>
+      <w:r>
+        <w:rPr>
+          <w:color w:val="202020"/>
+        </w:rPr>
+        <w:t xml:space="preserve">, which breaks a line on CR as well as LF, so overwriting a record separator with a CR left every record parsing identically and </w:t>
+      </w:r>
+      <w:r>
+        <w:rPr>
+          <w:rFonts w:ascii="Consolas" w:hAnsi="Consolas"/>
+          <w:color w:val="202020"/>
+          <w:sz w:val="19"/>
+        </w:rPr>
+        <w:t>Verify()</w:t>
+      </w:r>
+      <w:r>
+        <w:rPr>
+          <w:color w:val="202020"/>
+        </w:rPr>
+        <w:t xml:space="preserve"> returned true over a file whose bytes had changed — in the erasure ledger that records GDPR DSAR removals. Closed in the shared base class, which covers both Altrata ledgers.</w:t>
+      </w:r>
+    </w:p>
+    <w:p>
+      <w:pPr>
+        <w:pStyle w:val="ListBullet"/>
+        <w:spacing w:after="40"/>
+      </w:pPr>
+      <w:r>
+        <w:rPr>
+          <w:b/>
+          <w:color w:val="202020"/>
+        </w:rPr>
+        <w:t>What is NOT done, stated here rather than at the end.</w:t>
+      </w:r>
+      <w:r>
+        <w:rPr>
+          <w:color w:val="202020"/>
+        </w:rPr>
+        <w:t xml:space="preserve"> There are no releases and no git tags; nothing has been signed and no SBOM has been produced. </w:t>
+      </w:r>
+      <w:r>
+        <w:rPr>
+          <w:rFonts w:ascii="Consolas" w:hAnsi="Consolas"/>
+          <w:color w:val="202020"/>
+          <w:sz w:val="19"/>
+        </w:rPr>
+        <w:t>main</w:t>
+      </w:r>
+      <w:r>
+        <w:rPr>
+          <w:color w:val="202020"/>
+        </w:rPr>
+        <w:t xml:space="preserve"> carries no branch protection, so every check in this edition is advisory. CodeQL runs over six solutions, reports roughly 2,029 alerts and gates nothing. Dependabot security alerts are disabled at the repository level, though version updates work. Section 6.2 states all of it plainly.</w:t>
+      </w:r>
+    </w:p>
+    <w:p>
+      <w:pPr>
+        <w:pStyle w:val="Heading2"/>
+      </w:pPr>
+      <w:r>
+        <w:rPr>
+          <w:color w:val="2E5496"/>
+        </w:rPr>
+        <w:t>4.2 Fleet test position</w:t>
+      </w:r>
+    </w:p>
+    <w:tbl>
+      <w:tblPr>
+        <w:tblW w:type="auto" w:w="0"/>
+        <w:jc w:val="center"/>
+        <w:tblLayout w:type="fixed"/>
+        <w:tblLook w:firstColumn="1" w:firstRow="1" w:lastColumn="0" w:lastRow="0" w:noHBand="0" w:noVBand="1" w:val="04A0"/>
+        <w:tblBorders>
+          <w:top w:val="single" w:sz="4" w:space="0" w:color="C9D3E3"/>
+          <w:left w:val="single" w:sz="4" w:space="0" w:color="C9D3E3"/>
+          <w:bottom w:val="single" w:sz="4" w:space="0" w:color="C9D3E3"/>
+          <w:right w:val="single" w:sz="4" w:space="0" w:color="C9D3E3"/>
+          <w:insideH w:val="single" w:sz="4" w:space="0" w:color="C9D3E3"/>
+          <w:insideV w:val="single" w:sz="4" w:space="0" w:color="C9D3E3"/>
+        </w:tblBorders>
+      </w:tblPr>
+      <w:tblGrid>
+        <w:gridCol w:w="2600"/>
+        <w:gridCol w:w="2400"/>
+        <w:gridCol w:w="2400"/>
+        <w:gridCol w:w="1960"/>
+      </w:tblGrid>
+      <w:tr>
+        <w:tc>
+          <w:tcPr>
+            <w:tcW w:type="dxa" w:w="2600"/>
+            <w:shd w:val="clear" w:color="auto" w:fill="2E5496"/>
+          </w:tcPr>
+          <w:p>
+            <w:r>
+              <w:rPr>
+                <w:b/>
+                <w:color w:val="FFFFFF"/>
+                <w:sz w:val="19"/>
+              </w:rPr>
+              <w:t>Suite</w:t>
+            </w:r>
+          </w:p>
+        </w:tc>
+        <w:tc>
+          <w:tcPr>
+            <w:tcW w:type="dxa" w:w="2400"/>
+            <w:shd w:val="clear" w:color="auto" w:fill="2E5496"/>
+          </w:tcPr>
+          <w:p>
+            <w:r>
+              <w:rPr>
+                <w:b/>
+                <w:color w:val="FFFFFF"/>
+                <w:sz w:val="19"/>
+              </w:rPr>
+              <w:t>At fdd18d5 (20 Jul)</w:t>
+            </w:r>
+          </w:p>
+        </w:tc>
+        <w:tc>
+          <w:tcPr>
+            <w:tcW w:type="dxa" w:w="2400"/>
+            <w:shd w:val="clear" w:color="auto" w:fill="2E5496"/>
+          </w:tcPr>
+          <w:p>
+            <w:r>
+              <w:rPr>
+                <w:b/>
+                <w:color w:val="FFFFFF"/>
+                <w:sz w:val="19"/>
+              </w:rPr>
+              <w:t>At e138f11 (14 Aug)</w:t>
+            </w:r>
+          </w:p>
+        </w:tc>
+        <w:tc>
+          <w:tcPr>
+            <w:tcW w:type="dxa" w:w="1960"/>
+            <w:shd w:val="clear" w:color="auto" w:fill="2E5496"/>
+          </w:tcPr>
+          <w:p>
+            <w:r>
+              <w:rPr>
+                <w:b/>
+                <w:color w:val="FFFFFF"/>
+                <w:sz w:val="19"/>
+              </w:rPr>
+              <w:t>Delta</w:t>
+            </w:r>
+          </w:p>
+        </w:tc>
+      </w:tr>
+      <w:tr>
+        <w:tc>
+          <w:tcPr>
+            <w:tcW w:type="dxa" w:w="2600"/>
+          </w:tcPr>
+          <w:p>
+            <w:r>
+              <w:rPr>
+                <w:color w:val="202020"/>
+                <w:sz w:val="19"/>
+              </w:rPr>
+              <w:t>Salesforce</w:t>
+            </w:r>
+          </w:p>
+        </w:tc>
+        <w:tc>
+          <w:tcPr>
+            <w:tcW w:type="dxa" w:w="2400"/>
+          </w:tcPr>
+          <w:p>
+            <w:r>
+              <w:rPr>
+                <w:color w:val="202020"/>
+                <w:sz w:val="19"/>
+              </w:rPr>
+              <w:t>1,206</w:t>
+            </w:r>
+          </w:p>
+        </w:tc>
+        <w:tc>
+          <w:tcPr>
+            <w:tcW w:type="dxa" w:w="2400"/>
+          </w:tcPr>
+          <w:p>
+            <w:r>
+              <w:rPr>
+                <w:b/>
+                <w:color w:val="202020"/>
+                <w:sz w:val="19"/>
+              </w:rPr>
+              <w:t>1,213</w:t>
+            </w:r>
+          </w:p>
+        </w:tc>
+        <w:tc>
+          <w:tcPr>
+            <w:tcW w:type="dxa" w:w="1960"/>
+          </w:tcPr>
+          <w:p>
+            <w:r>
+              <w:rPr>
+                <w:color w:val="202020"/>
+                <w:sz w:val="19"/>
+              </w:rPr>
+              <w:t>+7</w:t>
+            </w:r>
+          </w:p>
+        </w:tc>
+      </w:tr>
+      <w:tr>
+        <w:tc>
+          <w:tcPr>
+            <w:tcW w:type="dxa" w:w="2600"/>
+          </w:tcPr>
+          <w:p>
+            <w:r>
+              <w:rPr>
+                <w:color w:val="202020"/>
+                <w:sz w:val="19"/>
+              </w:rPr>
+              <w:t>Seismic</w:t>
+            </w:r>
+          </w:p>
+        </w:tc>
+        <w:tc>
+          <w:tcPr>
+            <w:tcW w:type="dxa" w:w="2400"/>
+          </w:tcPr>
+          <w:p>
+            <w:r>
+              <w:rPr>
+                <w:color w:val="202020"/>
+                <w:sz w:val="19"/>
+              </w:rPr>
+              <w:t>1,017</w:t>
+            </w:r>
+          </w:p>
+        </w:tc>
+        <w:tc>
+          <w:tcPr>
+            <w:tcW w:type="dxa" w:w="2400"/>
+          </w:tcPr>
+          <w:p>
+            <w:r>
+              <w:rPr>
+                <w:b/>
+                <w:color w:val="202020"/>
+                <w:sz w:val="19"/>
+              </w:rPr>
+              <w:t>1,025</w:t>
+            </w:r>
+          </w:p>
+        </w:tc>
+        <w:tc>
+          <w:tcPr>
+            <w:tcW w:type="dxa" w:w="1960"/>
+          </w:tcPr>
+          <w:p>
+            <w:r>
+              <w:rPr>
+                <w:color w:val="202020"/>
+                <w:sz w:val="19"/>
+              </w:rPr>
+              <w:t>+8</w:t>
+            </w:r>
+          </w:p>
+        </w:tc>
+      </w:tr>
+      <w:tr>
+        <w:tc>
+          <w:tcPr>
+            <w:tcW w:type="dxa" w:w="2600"/>
+          </w:tcPr>
+          <w:p>
+            <w:r>
+              <w:rPr>
+                <w:color w:val="202020"/>
+                <w:sz w:val="19"/>
+              </w:rPr>
+              <w:t>Hadoop</w:t>
+            </w:r>
+          </w:p>
+        </w:tc>
+        <w:tc>
+          <w:tcPr>
+            <w:tcW w:type="dxa" w:w="2400"/>
+          </w:tcPr>
+          <w:p>
+            <w:r>
+              <w:rPr>
+                <w:color w:val="202020"/>
+                <w:sz w:val="19"/>
+              </w:rPr>
+              <w:t>981</w:t>
+            </w:r>
+          </w:p>
+        </w:tc>
+        <w:tc>
+          <w:tcPr>
+            <w:tcW w:type="dxa" w:w="2400"/>
+          </w:tcPr>
+          <w:p>
+            <w:r>
+              <w:rPr>
+                <w:b/>
+                <w:color w:val="202020"/>
+                <w:sz w:val="19"/>
+              </w:rPr>
+              <w:t>988</w:t>
+            </w:r>
+          </w:p>
+        </w:tc>
+        <w:tc>
+          <w:tcPr>
+            <w:tcW w:type="dxa" w:w="1960"/>
+          </w:tcPr>
+          <w:p>
+            <w:r>
+              <w:rPr>
+                <w:color w:val="202020"/>
+                <w:sz w:val="19"/>
+              </w:rPr>
+              <w:t>+7</w:t>
+            </w:r>
+          </w:p>
+        </w:tc>
+      </w:tr>
+      <w:tr>
+        <w:tc>
+          <w:tcPr>
+            <w:tcW w:type="dxa" w:w="2600"/>
+          </w:tcPr>
+          <w:p>
+            <w:r>
+              <w:rPr>
+                <w:color w:val="202020"/>
+                <w:sz w:val="19"/>
+              </w:rPr>
+              <w:t>Clarizen</w:t>
+            </w:r>
+          </w:p>
+        </w:tc>
+        <w:tc>
+          <w:tcPr>
+            <w:tcW w:type="dxa" w:w="2400"/>
+          </w:tcPr>
+          <w:p>
+            <w:r>
+              <w:rPr>
+                <w:color w:val="202020"/>
+                <w:sz w:val="19"/>
+              </w:rPr>
+              <w:t>877</w:t>
+            </w:r>
+          </w:p>
+        </w:tc>
+        <w:tc>
+          <w:tcPr>
+            <w:tcW w:type="dxa" w:w="2400"/>
+          </w:tcPr>
+          <w:p>
+            <w:r>
+              <w:rPr>
+                <w:b/>
+                <w:color w:val="202020"/>
+                <w:sz w:val="19"/>
+              </w:rPr>
+              <w:t>897</w:t>
+            </w:r>
+          </w:p>
+        </w:tc>
+        <w:tc>
+          <w:tcPr>
+            <w:tcW w:type="dxa" w:w="1960"/>
+          </w:tcPr>
+          <w:p>
+            <w:r>
+              <w:rPr>
+                <w:color w:val="202020"/>
+                <w:sz w:val="19"/>
+              </w:rPr>
+              <w:t>+20</w:t>
+            </w:r>
+          </w:p>
+        </w:tc>
+      </w:tr>
+      <w:tr>
+        <w:tc>
+          <w:tcPr>
+            <w:tcW w:type="dxa" w:w="2600"/>
+          </w:tcPr>
+          <w:p>
+            <w:r>
+              <w:rPr>
+                <w:color w:val="202020"/>
+                <w:sz w:val="19"/>
+              </w:rPr>
+              <w:t>Altrata</w:t>
+            </w:r>
+          </w:p>
+        </w:tc>
+        <w:tc>
+          <w:tcPr>
+            <w:tcW w:type="dxa" w:w="2400"/>
+          </w:tcPr>
+          <w:p>
+            <w:r>
+              <w:rPr>
+                <w:color w:val="202020"/>
+                <w:sz w:val="19"/>
+              </w:rPr>
+              <w:t>743</w:t>
+            </w:r>
+          </w:p>
+        </w:tc>
+        <w:tc>
+          <w:tcPr>
+            <w:tcW w:type="dxa" w:w="2400"/>
+          </w:tcPr>
+          <w:p>
+            <w:r>
+              <w:rPr>
+                <w:b/>
+                <w:color w:val="202020"/>
+                <w:sz w:val="19"/>
+              </w:rPr>
+              <w:t>764</w:t>
+            </w:r>
+          </w:p>
+        </w:tc>
+        <w:tc>
+          <w:tcPr>
+            <w:tcW w:type="dxa" w:w="1960"/>
+          </w:tcPr>
+          <w:p>
+            <w:r>
+              <w:rPr>
+                <w:color w:val="202020"/>
+                <w:sz w:val="19"/>
+              </w:rPr>
+              <w:t>+21</w:t>
+            </w:r>
+          </w:p>
+        </w:tc>
+      </w:tr>
+      <w:tr>
+        <w:tc>
+          <w:tcPr>
+            <w:tcW w:type="dxa" w:w="2600"/>
+          </w:tcPr>
+          <w:p>
+            <w:r>
+              <w:rPr>
+                <w:color w:val="202020"/>
+                <w:sz w:val="19"/>
+              </w:rPr>
+              <w:t>Connector.Chassis</w:t>
+            </w:r>
+          </w:p>
+        </w:tc>
+        <w:tc>
+          <w:tcPr>
+            <w:tcW w:type="dxa" w:w="2400"/>
+          </w:tcPr>
+          <w:p>
+            <w:r>
+              <w:rPr>
+                <w:color w:val="202020"/>
+                <w:sz w:val="19"/>
+              </w:rPr>
+              <w:t>no suite existed</w:t>
+            </w:r>
+          </w:p>
+        </w:tc>
+        <w:tc>
+          <w:tcPr>
+            <w:tcW w:type="dxa" w:w="2400"/>
+          </w:tcPr>
+          <w:p>
+            <w:r>
+              <w:rPr>
+                <w:b/>
+                <w:color w:val="202020"/>
+                <w:sz w:val="19"/>
+              </w:rPr>
+              <w:t>558</w:t>
+            </w:r>
+          </w:p>
+        </w:tc>
+        <w:tc>
+          <w:tcPr>
+            <w:tcW w:type="dxa" w:w="1960"/>
+          </w:tcPr>
+          <w:p>
+            <w:r>
+              <w:rPr>
+                <w:color w:val="202020"/>
+                <w:sz w:val="19"/>
+              </w:rPr>
+              <w:t>+558</w:t>
+            </w:r>
+          </w:p>
+        </w:tc>
+      </w:tr>
+      <w:tr>
+        <w:tc>
+          <w:tcPr>
+            <w:tcW w:type="dxa" w:w="2600"/>
+          </w:tcPr>
+          <w:p>
+            <w:r>
+              <w:rPr>
+                <w:b/>
+                <w:color w:val="202020"/>
+                <w:sz w:val="19"/>
+              </w:rPr>
+              <w:t>Fleet</w:t>
+            </w:r>
+          </w:p>
+        </w:tc>
+        <w:tc>
+          <w:tcPr>
+            <w:tcW w:type="dxa" w:w="2400"/>
+          </w:tcPr>
+          <w:p>
+            <w:r>
+              <w:rPr>
+                <w:b/>
+                <w:color w:val="202020"/>
+                <w:sz w:val="19"/>
+              </w:rPr>
+              <w:t>4,824</w:t>
+            </w:r>
+          </w:p>
+        </w:tc>
+        <w:tc>
+          <w:tcPr>
+            <w:tcW w:type="dxa" w:w="2400"/>
+          </w:tcPr>
+          <w:p>
+            <w:r>
+              <w:rPr>
+                <w:b/>
+                <w:color w:val="202020"/>
+                <w:sz w:val="19"/>
+              </w:rPr>
+              <w:t>5,445</w:t>
+            </w:r>
+          </w:p>
+        </w:tc>
+        <w:tc>
+          <w:tcPr>
+            <w:tcW w:type="dxa" w:w="1960"/>
+          </w:tcPr>
+          <w:p>
+            <w:r>
+              <w:rPr>
+                <w:b/>
+                <w:color w:val="202020"/>
+                <w:sz w:val="19"/>
+              </w:rPr>
+              <w:t>+621</w:t>
+            </w:r>
+          </w:p>
+        </w:tc>
+      </w:tr>
+    </w:tbl>
+    <w:p/>
+    <w:tbl>
+      <w:tblPr>
+        <w:tblW w:type="auto" w:w="0"/>
+        <w:tblLayout w:type="fixed"/>
+        <w:tblLook w:firstColumn="1" w:firstRow="1" w:lastColumn="0" w:lastRow="0" w:noHBand="0" w:noVBand="1" w:val="04A0"/>
+      </w:tblPr>
+      <w:tblGrid>
+        <w:gridCol w:w="9360"/>
+      </w:tblGrid>
+      <w:tr>
+        <w:tc>
+          <w:tcPr>
+            <w:tcW w:type="dxa" w:w="9360"/>
+            <w:shd w:val="clear" w:color="auto" w:fill="EAF0FA"/>
+            <w:tcBorders>
+              <w:top w:val="single" w:sz="4" w:space="0" w:color="2E5496"/>
+              <w:left w:val="single" w:sz="24" w:space="0" w:color="2E5496"/>
+              <w:bottom w:val="single" w:sz="4" w:space="0" w:color="2E5496"/>
+              <w:right w:val="single" w:sz="4" w:space="0" w:color="2E5496"/>
+            </w:tcBorders>
+          </w:tcPr>
+          <w:p>
+            <w:r>
+              <w:rPr>
+                <w:b/>
+                <w:color w:val="2E5496"/>
+              </w:rPr>
+              <w:t xml:space="preserve">Note: </w:t>
+            </w:r>
+            <w:r>
+              <w:rPr>
+                <w:color w:val="202020"/>
+                <w:sz w:val="20"/>
+              </w:rPr>
+              <w:t xml:space="preserve">Every figure in the right-hand column was measured on 14 August 2026 at </w:t>
+            </w:r>
+            <w:r>
+              <w:rPr>
+                <w:rFonts w:ascii="Consolas" w:hAnsi="Consolas"/>
+                <w:color w:val="202020"/>
+                <w:sz w:val="19"/>
+              </w:rPr>
+              <w:t>e138f11</w:t>
+            </w:r>
+            <w:r>
+              <w:rPr>
+                <w:color w:val="202020"/>
+                <w:sz w:val="20"/>
+              </w:rPr>
+              <w:t xml:space="preserve"> and is identical on ubuntu-latest and windows-latest, with 0 failures and 0 skipped. The connector deltas are small because most of this edition's work moved existing code onto the chassis rather than adding behaviour; the new coverage landed in the chassis suite, which is new to this table. Code size at the same commit: 350 files and 94,940 lines of production source across </w:t>
+            </w:r>
+            <w:r>
+              <w:rPr>
+                <w:rFonts w:ascii="Consolas" w:hAnsi="Consolas"/>
+                <w:color w:val="202020"/>
+                <w:sz w:val="19"/>
+              </w:rPr>
+              <w:t>Connector.Chassis</w:t>
+            </w:r>
+            <w:r>
+              <w:rPr>
+                <w:color w:val="202020"/>
+                <w:sz w:val="20"/>
+              </w:rPr>
+              <w:t xml:space="preserve"> and the five </w:t>
+            </w:r>
+            <w:r>
+              <w:rPr>
+                <w:rFonts w:ascii="Consolas" w:hAnsi="Consolas"/>
+                <w:color w:val="202020"/>
+                <w:sz w:val="19"/>
+              </w:rPr>
+              <w:t>src</w:t>
+            </w:r>
+            <w:r>
+              <w:rPr>
+                <w:color w:val="202020"/>
+                <w:sz w:val="20"/>
+              </w:rPr>
+              <w:t xml:space="preserve"> trees, 647 files and 204,654 lines including tests and tools.</w:t>
+            </w:r>
+          </w:p>
+        </w:tc>
+      </w:tr>
+    </w:tbl>
+    <w:p/>
+    <w:p>
+      <w:pPr>
+        <w:pStyle w:val="Heading2"/>
+      </w:pPr>
+      <w:r>
+        <w:rPr>
+          <w:color w:val="2E5496"/>
+        </w:rPr>
+        <w:t>4.3 Known-open ledger</w:t>
+      </w:r>
+    </w:p>
+    <w:p>
+      <w:pPr>
+        <w:spacing w:after="120"/>
+      </w:pPr>
+      <w:r>
+        <w:rPr>
+          <w:color w:val="202020"/>
+        </w:rPr>
+        <w:t>Everything in the v2.0 ledger at section 1.3 remains open: none of it was in scope for this edition. The table below adds what the consolidation itself leaves open. As before, every line is open in the code on main and recorded in the repository rather than buried.</w:t>
+      </w:r>
+    </w:p>
+    <w:tbl>
+      <w:tblPr>
+        <w:tblW w:type="auto" w:w="0"/>
+        <w:jc w:val="center"/>
+        <w:tblLayout w:type="fixed"/>
+        <w:tblLook w:firstColumn="1" w:firstRow="1" w:lastColumn="0" w:lastRow="0" w:noHBand="0" w:noVBand="1" w:val="04A0"/>
+        <w:tblBorders>
+          <w:top w:val="single" w:sz="4" w:space="0" w:color="C9D3E3"/>
+          <w:left w:val="single" w:sz="4" w:space="0" w:color="C9D3E3"/>
+          <w:bottom w:val="single" w:sz="4" w:space="0" w:color="C9D3E3"/>
+          <w:right w:val="single" w:sz="4" w:space="0" w:color="C9D3E3"/>
+          <w:insideH w:val="single" w:sz="4" w:space="0" w:color="C9D3E3"/>
+          <w:insideV w:val="single" w:sz="4" w:space="0" w:color="C9D3E3"/>
+        </w:tblBorders>
+      </w:tblPr>
+      <w:tblGrid>
+        <w:gridCol w:w="1500"/>
+        <w:gridCol w:w="3800"/>
+        <w:gridCol w:w="4060"/>
+      </w:tblGrid>
+      <w:tr>
+        <w:tc>
+          <w:tcPr>
+            <w:tcW w:type="dxa" w:w="1500"/>
+            <w:shd w:val="clear" w:color="auto" w:fill="2E5496"/>
+          </w:tcPr>
+          <w:p>
+            <w:r>
+              <w:rPr>
+                <w:b/>
+                <w:color w:val="FFFFFF"/>
+                <w:sz w:val="19"/>
+              </w:rPr>
+              <w:t>Area</w:t>
+            </w:r>
+          </w:p>
+        </w:tc>
+        <w:tc>
+          <w:tcPr>
+            <w:tcW w:type="dxa" w:w="3800"/>
+            <w:shd w:val="clear" w:color="auto" w:fill="2E5496"/>
+          </w:tcPr>
+          <w:p>
+            <w:r>
+              <w:rPr>
+                <w:b/>
+                <w:color w:val="FFFFFF"/>
+                <w:sz w:val="19"/>
+              </w:rPr>
+              <w:t>Open item</w:t>
+            </w:r>
+          </w:p>
+        </w:tc>
+        <w:tc>
+          <w:tcPr>
+            <w:tcW w:type="dxa" w:w="4060"/>
+            <w:shd w:val="clear" w:color="auto" w:fill="2E5496"/>
+          </w:tcPr>
+          <w:p>
+            <w:r>
+              <w:rPr>
+                <w:b/>
+                <w:color w:val="FFFFFF"/>
+                <w:sz w:val="19"/>
+              </w:rPr>
+              <w:t>Consequence / compensating control</w:t>
+            </w:r>
+          </w:p>
+        </w:tc>
+      </w:tr>
+      <w:tr>
+        <w:tc>
+          <w:tcPr>
+            <w:tcW w:type="dxa" w:w="1500"/>
+          </w:tcPr>
+          <w:p>
+            <w:r>
+              <w:rPr>
+                <w:color w:val="202020"/>
+                <w:sz w:val="19"/>
+              </w:rPr>
+              <w:t>Fleet</w:t>
+            </w:r>
+          </w:p>
+        </w:tc>
+        <w:tc>
+          <w:tcPr>
+            <w:tcW w:type="dxa" w:w="3800"/>
+          </w:tcPr>
+          <w:p>
+            <w:r>
+              <w:rPr>
+                <w:color w:val="202020"/>
+                <w:sz w:val="19"/>
+              </w:rPr>
+              <w:t>67 declared local copies of chassis types remain across four connectors (Salesforce 22, Clarizen 16, Hadoop 16, Altrata 13); Seismic has none.</w:t>
+            </w:r>
+          </w:p>
+        </w:tc>
+        <w:tc>
+          <w:tcPr>
+            <w:tcW w:type="dxa" w:w="4060"/>
+          </w:tcPr>
+          <w:p>
+            <w:r>
+              <w:rPr>
+                <w:color w:val="202020"/>
+                <w:sz w:val="19"/>
+              </w:rPr>
+              <w:t xml:space="preserve">A chassis fix propagates only where the local copy was deleted. Three defects in this edition were exactly that shape — closed in one place, left open in the others. Every copy is declared with a reason in </w:t>
+            </w:r>
+            <w:r>
+              <w:rPr>
+                <w:rFonts w:ascii="Consolas" w:hAnsi="Consolas"/>
+                <w:color w:val="202020"/>
+                <w:sz w:val="19"/>
+              </w:rPr>
+              <w:t>.github/conformance/divergences.tsv</w:t>
+            </w:r>
+            <w:r>
+              <w:rPr>
+                <w:color w:val="202020"/>
+                <w:sz w:val="19"/>
+              </w:rPr>
+              <w:t>; CI fails on an undeclared copy and on a register line whose copy no longer exists. It is a ratchet, not an amnesty.</w:t>
+            </w:r>
+          </w:p>
+        </w:tc>
+      </w:tr>
+      <w:tr>
+        <w:tc>
+          <w:tcPr>
+            <w:tcW w:type="dxa" w:w="1500"/>
+          </w:tcPr>
+          <w:p>
+            <w:r>
+              <w:rPr>
+                <w:color w:val="202020"/>
+                <w:sz w:val="19"/>
+              </w:rPr>
+              <w:t>Conformance gate</w:t>
+            </w:r>
+          </w:p>
+        </w:tc>
+        <w:tc>
+          <w:tcPr>
+            <w:tcW w:type="dxa" w:w="3800"/>
+          </w:tcPr>
+          <w:p>
+            <w:r>
+              <w:rPr>
+                <w:color w:val="202020"/>
+                <w:sz w:val="19"/>
+              </w:rPr>
+              <w:t xml:space="preserve">Renamed local copies are not auto-detected. Nine are recorded: Clarizen and Hadoop </w:t>
+            </w:r>
+            <w:r>
+              <w:rPr>
+                <w:rFonts w:ascii="Consolas" w:hAnsi="Consolas"/>
+                <w:color w:val="202020"/>
+                <w:sz w:val="19"/>
+              </w:rPr>
+              <w:t>Breakers</w:t>
+            </w:r>
+            <w:r>
+              <w:rPr>
+                <w:color w:val="202020"/>
+                <w:sz w:val="19"/>
+              </w:rPr>
+              <w:t xml:space="preserve"> for </w:t>
+            </w:r>
+            <w:r>
+              <w:rPr>
+                <w:rFonts w:ascii="Consolas" w:hAnsi="Consolas"/>
+                <w:color w:val="202020"/>
+                <w:sz w:val="19"/>
+              </w:rPr>
+              <w:t>CircuitBreakerRegistry</w:t>
+            </w:r>
+            <w:r>
+              <w:rPr>
+                <w:color w:val="202020"/>
+                <w:sz w:val="19"/>
+              </w:rPr>
+              <w:t xml:space="preserve">, Altrata </w:t>
+            </w:r>
+            <w:r>
+              <w:rPr>
+                <w:rFonts w:ascii="Consolas" w:hAnsi="Consolas"/>
+                <w:color w:val="202020"/>
+                <w:sz w:val="19"/>
+              </w:rPr>
+              <w:t>Telemetry</w:t>
+            </w:r>
+            <w:r>
+              <w:rPr>
+                <w:color w:val="202020"/>
+                <w:sz w:val="19"/>
+              </w:rPr>
+              <w:t xml:space="preserve"> for </w:t>
+            </w:r>
+            <w:r>
+              <w:rPr>
+                <w:rFonts w:ascii="Consolas" w:hAnsi="Consolas"/>
+                <w:color w:val="202020"/>
+                <w:sz w:val="19"/>
+              </w:rPr>
+              <w:t>Tracing</w:t>
+            </w:r>
+            <w:r>
+              <w:rPr>
+                <w:color w:val="202020"/>
+                <w:sz w:val="19"/>
+              </w:rPr>
+              <w:t xml:space="preserve"> and </w:t>
+            </w:r>
+            <w:r>
+              <w:rPr>
+                <w:rFonts w:ascii="Consolas" w:hAnsi="Consolas"/>
+                <w:color w:val="202020"/>
+                <w:sz w:val="19"/>
+              </w:rPr>
+              <w:t>HttpConnectivity</w:t>
+            </w:r>
+            <w:r>
+              <w:rPr>
+                <w:color w:val="202020"/>
+                <w:sz w:val="19"/>
+              </w:rPr>
+              <w:t xml:space="preserve"> for </w:t>
+            </w:r>
+            <w:r>
+              <w:rPr>
+                <w:rFonts w:ascii="Consolas" w:hAnsi="Consolas"/>
+                <w:color w:val="202020"/>
+                <w:sz w:val="19"/>
+              </w:rPr>
+              <w:t>HttpTransport</w:t>
+            </w:r>
+            <w:r>
+              <w:rPr>
+                <w:color w:val="202020"/>
+                <w:sz w:val="19"/>
+              </w:rPr>
+              <w:t xml:space="preserve">, and three connectors' </w:t>
+            </w:r>
+            <w:r>
+              <w:rPr>
+                <w:rFonts w:ascii="Consolas" w:hAnsi="Consolas"/>
+                <w:color w:val="202020"/>
+                <w:sz w:val="19"/>
+              </w:rPr>
+              <w:t>HttpClientFactory</w:t>
+            </w:r>
+            <w:r>
+              <w:rPr>
+                <w:color w:val="202020"/>
+                <w:sz w:val="19"/>
+              </w:rPr>
+              <w:t xml:space="preserve"> / </w:t>
+            </w:r>
+            <w:r>
+              <w:rPr>
+                <w:rFonts w:ascii="Consolas" w:hAnsi="Consolas"/>
+                <w:color w:val="202020"/>
+                <w:sz w:val="19"/>
+              </w:rPr>
+              <w:t>DirectoryHardening</w:t>
+            </w:r>
+            <w:r>
+              <w:rPr>
+                <w:color w:val="202020"/>
+                <w:sz w:val="19"/>
+              </w:rPr>
+              <w:t xml:space="preserve"> / </w:t>
+            </w:r>
+            <w:r>
+              <w:rPr>
+                <w:rFonts w:ascii="Consolas" w:hAnsi="Consolas"/>
+                <w:color w:val="202020"/>
+                <w:sz w:val="19"/>
+              </w:rPr>
+              <w:t>SecureDirectories</w:t>
+            </w:r>
+            <w:r>
+              <w:rPr>
+                <w:color w:val="202020"/>
+                <w:sz w:val="19"/>
+              </w:rPr>
+              <w:t>.</w:t>
+            </w:r>
+          </w:p>
+        </w:tc>
+        <w:tc>
+          <w:tcPr>
+            <w:tcW w:type="dxa" w:w="4060"/>
+          </w:tcPr>
+          <w:p>
+            <w:r>
+              <w:rPr>
+                <w:color w:val="202020"/>
+                <w:sz w:val="19"/>
+              </w:rPr>
+              <w:t xml:space="preserve">Matching them needs semantic comparison, and a gate that guesses produces false failures — which is how gates get switched off. They are recorded as </w:t>
+            </w:r>
+            <w:r>
+              <w:rPr>
+                <w:rFonts w:ascii="Consolas" w:hAnsi="Consolas"/>
+                <w:color w:val="202020"/>
+                <w:sz w:val="19"/>
+              </w:rPr>
+              <w:t>kind=renamed</w:t>
+            </w:r>
+            <w:r>
+              <w:rPr>
+                <w:color w:val="202020"/>
+                <w:sz w:val="19"/>
+              </w:rPr>
+              <w:t xml:space="preserve"> so the real total is visible; only same-name copies carry teeth.</w:t>
+            </w:r>
+          </w:p>
+        </w:tc>
+      </w:tr>
+      <w:tr>
+        <w:tc>
+          <w:tcPr>
+            <w:tcW w:type="dxa" w:w="1500"/>
+          </w:tcPr>
+          <w:p>
+            <w:r>
+              <w:rPr>
+                <w:color w:val="202020"/>
+                <w:sz w:val="19"/>
+              </w:rPr>
+              <w:t>Alerting</w:t>
+            </w:r>
+          </w:p>
+        </w:tc>
+        <w:tc>
+          <w:tcPr>
+            <w:tcW w:type="dxa" w:w="3800"/>
+          </w:tcPr>
+          <w:p>
+            <w:r>
+              <w:rPr>
+                <w:color w:val="202020"/>
+                <w:sz w:val="19"/>
+              </w:rPr>
+              <w:t xml:space="preserve">Altrata keeps its own Alerting. Its </w:t>
+            </w:r>
+            <w:r>
+              <w:rPr>
+                <w:rFonts w:ascii="Consolas" w:hAnsi="Consolas"/>
+                <w:color w:val="202020"/>
+                <w:sz w:val="19"/>
+              </w:rPr>
+              <w:t>IAlertSink</w:t>
+            </w:r>
+            <w:r>
+              <w:rPr>
+                <w:color w:val="202020"/>
+                <w:sz w:val="19"/>
+              </w:rPr>
+              <w:t xml:space="preserve"> takes </w:t>
+            </w:r>
+            <w:r>
+              <w:rPr>
+                <w:rFonts w:ascii="Consolas" w:hAnsi="Consolas"/>
+                <w:color w:val="202020"/>
+                <w:sz w:val="19"/>
+              </w:rPr>
+              <w:t>SendAsync(severity, event, message, details)</w:t>
+            </w:r>
+            <w:r>
+              <w:rPr>
+                <w:color w:val="202020"/>
+                <w:sz w:val="19"/>
+              </w:rPr>
+              <w:t xml:space="preserve"> against the chassis's static </w:t>
+            </w:r>
+            <w:r>
+              <w:rPr>
+                <w:rFonts w:ascii="Consolas" w:hAnsi="Consolas"/>
+                <w:color w:val="202020"/>
+                <w:sz w:val="19"/>
+              </w:rPr>
+              <w:t>RaiseAsync(kind, message, data)</w:t>
+            </w:r>
+            <w:r>
+              <w:rPr>
+                <w:color w:val="202020"/>
+                <w:sz w:val="19"/>
+              </w:rPr>
+              <w:t>.</w:t>
+            </w:r>
+          </w:p>
+        </w:tc>
+        <w:tc>
+          <w:tcPr>
+            <w:tcW w:type="dxa" w:w="4060"/>
+          </w:tcPr>
+          <w:p>
+            <w:r>
+              <w:rPr>
+                <w:color w:val="202020"/>
+                <w:sz w:val="19"/>
+              </w:rPr>
+              <w:t>Folding severity into kind would change the webhook payload, which is an operator-facing contract that downstream SIEM routing rules key on. That is a decision about the alert schema, not a refactor. Alerting is shared by 4 of 5.</w:t>
+            </w:r>
+          </w:p>
+        </w:tc>
+      </w:tr>
+      <w:tr>
+        <w:tc>
+          <w:tcPr>
+            <w:tcW w:type="dxa" w:w="1500"/>
+          </w:tcPr>
+          <w:p>
+            <w:r>
+              <w:rPr>
+                <w:color w:val="202020"/>
+                <w:sz w:val="19"/>
+              </w:rPr>
+              <w:t>SQLite</w:t>
+            </w:r>
+          </w:p>
+        </w:tc>
+        <w:tc>
+          <w:tcPr>
+            <w:tcW w:type="dxa" w:w="3800"/>
+          </w:tcPr>
+          <w:p>
+            <w:r>
+              <w:rPr>
+                <w:color w:val="202020"/>
+                <w:sz w:val="19"/>
+              </w:rPr>
+              <w:t>Eight identical copies of the busy-retry helper across the connectors.</w:t>
+            </w:r>
+          </w:p>
+        </w:tc>
+        <w:tc>
+          <w:tcPr>
+            <w:tcW w:type="dxa" w:w="4060"/>
+          </w:tcPr>
+          <w:p>
+            <w:r>
+              <w:rPr>
+                <w:rFonts w:ascii="Consolas" w:hAnsi="Consolas"/>
+                <w:color w:val="202020"/>
+                <w:sz w:val="19"/>
+              </w:rPr>
+              <w:t>Connector.Chassis</w:t>
+            </w:r>
+            <w:r>
+              <w:rPr>
+                <w:color w:val="202020"/>
+                <w:sz w:val="19"/>
+              </w:rPr>
+              <w:t xml:space="preserve"> does not reference </w:t>
+            </w:r>
+            <w:r>
+              <w:rPr>
+                <w:rFonts w:ascii="Consolas" w:hAnsi="Consolas"/>
+                <w:color w:val="202020"/>
+                <w:sz w:val="19"/>
+              </w:rPr>
+              <w:t>Microsoft.Data.Sqlite</w:t>
+            </w:r>
+            <w:r>
+              <w:rPr>
+                <w:color w:val="202020"/>
+                <w:sz w:val="19"/>
+              </w:rPr>
+              <w:t>, and adding that dependency to host a fifteen-line retry loop is a larger decision than the fix that needed it. Recorded as consolidation debt rather than hidden.</w:t>
+            </w:r>
+          </w:p>
+        </w:tc>
+      </w:tr>
+      <w:tr>
+        <w:tc>
+          <w:tcPr>
+            <w:tcW w:type="dxa" w:w="1500"/>
+          </w:tcPr>
+          <w:p>
+            <w:r>
+              <w:rPr>
+                <w:color w:val="202020"/>
+                <w:sz w:val="19"/>
+              </w:rPr>
+              <w:t>Hadoop, Salesforce</w:t>
+            </w:r>
+          </w:p>
+        </w:tc>
+        <w:tc>
+          <w:tcPr>
+            <w:tcW w:type="dxa" w:w="3800"/>
+          </w:tcPr>
+          <w:p>
+            <w:r>
+              <w:rPr>
+                <w:color w:val="202020"/>
+                <w:sz w:val="19"/>
+              </w:rPr>
+              <w:t xml:space="preserve">Both carry the same single-connection, unsynchronised </w:t>
+            </w:r>
+            <w:r>
+              <w:rPr>
+                <w:rFonts w:ascii="Consolas" w:hAnsi="Consolas"/>
+                <w:color w:val="202020"/>
+                <w:sz w:val="19"/>
+              </w:rPr>
+              <w:t>BeginTransaction</w:t>
+            </w:r>
+            <w:r>
+              <w:rPr>
+                <w:color w:val="202020"/>
+                <w:sz w:val="19"/>
+              </w:rPr>
+              <w:t xml:space="preserve"> shape that produced Clarizen's “cannot start a transaction within a transaction”.</w:t>
+            </w:r>
+          </w:p>
+        </w:tc>
+        <w:tc>
+          <w:tcPr>
+            <w:tcW w:type="dxa" w:w="4060"/>
+          </w:tcPr>
+          <w:p>
+            <w:r>
+              <w:rPr>
+                <w:color w:val="202020"/>
+                <w:sz w:val="19"/>
+              </w:rPr>
+              <w:t>Not fixed: neither has a test proving a concurrent caller reaches it, and this programme has repeatedly shown that a matching shape is not evidence. The defect is real wherever a caller is concurrent, and invisible until one is.</w:t>
+            </w:r>
+          </w:p>
+        </w:tc>
+      </w:tr>
+      <w:tr>
+        <w:tc>
+          <w:tcPr>
+            <w:tcW w:type="dxa" w:w="1500"/>
+          </w:tcPr>
+          <w:p>
+            <w:r>
+              <w:rPr>
+                <w:color w:val="202020"/>
+                <w:sz w:val="19"/>
+              </w:rPr>
+              <w:t>File access</w:t>
+            </w:r>
+          </w:p>
+        </w:tc>
+        <w:tc>
+          <w:tcPr>
+            <w:tcW w:type="dxa" w:w="3800"/>
+          </w:tcPr>
+          <w:p>
+            <w:r>
+              <w:rPr>
+                <w:color w:val="202020"/>
+                <w:sz w:val="19"/>
+              </w:rPr>
+              <w:t>28 latent file-handle sites remain from the 180-site audit, including the decision-ledger appenders.</w:t>
+            </w:r>
+          </w:p>
+        </w:tc>
+        <w:tc>
+          <w:tcPr>
+            <w:tcW w:type="dxa" w:w="4060"/>
+          </w:tcPr>
+          <w:p>
+            <w:r>
+              <w:rPr>
+                <w:color w:val="202020"/>
+                <w:sz w:val="19"/>
+              </w:rPr>
+              <w:t>The appenders must NOT be widened: refusing a second writer is what keeps the hash chain single. All 20 defects the audit found are closed.</w:t>
+            </w:r>
+          </w:p>
+        </w:tc>
+      </w:tr>
+      <w:tr>
+        <w:tc>
+          <w:tcPr>
+            <w:tcW w:type="dxa" w:w="1500"/>
+          </w:tcPr>
+          <w:p>
+            <w:r>
+              <w:rPr>
+                <w:color w:val="202020"/>
+                <w:sz w:val="19"/>
+              </w:rPr>
+              <w:t>Chassis</w:t>
+            </w:r>
+          </w:p>
+        </w:tc>
+        <w:tc>
+          <w:tcPr>
+            <w:tcW w:type="dxa" w:w="3800"/>
+          </w:tcPr>
+          <w:p>
+            <w:r>
+              <w:rPr>
+                <w:color w:val="202020"/>
+                <w:sz w:val="19"/>
+              </w:rPr>
+              <w:t>31 observations came out of writing the chassis test suite — places where the tests document what the chassis does today, including where that is arguably wrong.</w:t>
+            </w:r>
+          </w:p>
+        </w:tc>
+        <w:tc>
+          <w:tcPr>
+            <w:tcW w:type="dxa" w:w="4060"/>
+          </w:tcPr>
+          <w:p>
+            <w:r>
+              <w:rPr>
+                <w:color w:val="202020"/>
+                <w:sz w:val="19"/>
+              </w:rPr>
+              <w:t>Triaged separately and deliberately not fixed in the commit that added the tests: a change that alters behaviour while adding the tests describing it leaves nobody able to tell which did what.</w:t>
+            </w:r>
+          </w:p>
+        </w:tc>
+      </w:tr>
+      <w:tr>
+        <w:tc>
+          <w:tcPr>
+            <w:tcW w:type="dxa" w:w="1500"/>
+          </w:tcPr>
+          <w:p>
+            <w:r>
+              <w:rPr>
+                <w:color w:val="202020"/>
+                <w:sz w:val="19"/>
+              </w:rPr>
+              <w:t>Release</w:t>
+            </w:r>
+          </w:p>
+        </w:tc>
+        <w:tc>
+          <w:tcPr>
+            <w:tcW w:type="dxa" w:w="3800"/>
+          </w:tcPr>
+          <w:p>
+            <w:r>
+              <w:rPr>
+                <w:color w:val="202020"/>
+                <w:sz w:val="19"/>
+              </w:rPr>
+              <w:t>No releases, no tags, no signed artefacts, no SBOM.</w:t>
+            </w:r>
+          </w:p>
+        </w:tc>
+        <w:tc>
+          <w:tcPr>
+            <w:tcW w:type="dxa" w:w="4060"/>
+          </w:tcPr>
+          <w:p>
+            <w:r>
+              <w:rPr>
+                <w:color w:val="202020"/>
+                <w:sz w:val="19"/>
+              </w:rPr>
+              <w:t xml:space="preserve">SBOM generation, self-contained publish, MSI packaging, container build, Authenticode and cosign signing and release creation exist only in five per-connector </w:t>
+            </w:r>
+            <w:r>
+              <w:rPr>
+                <w:rFonts w:ascii="Consolas" w:hAnsi="Consolas"/>
+                <w:color w:val="202020"/>
+                <w:sz w:val="19"/>
+              </w:rPr>
+              <w:t>release.yml</w:t>
+            </w:r>
+            <w:r>
+              <w:rPr>
+                <w:color w:val="202020"/>
+                <w:sz w:val="19"/>
+              </w:rPr>
+              <w:t xml:space="preserve"> files that GitHub does not register and has never run. Each now carries a banner saying exactly that.</w:t>
+            </w:r>
+          </w:p>
+        </w:tc>
+      </w:tr>
+      <w:tr>
+        <w:tc>
+          <w:tcPr>
+            <w:tcW w:type="dxa" w:w="1500"/>
+          </w:tcPr>
+          <w:p>
+            <w:r>
+              <w:rPr>
+                <w:color w:val="202020"/>
+                <w:sz w:val="19"/>
+              </w:rPr>
+              <w:t>Classification</w:t>
+            </w:r>
+          </w:p>
+        </w:tc>
+        <w:tc>
+          <w:tcPr>
+            <w:tcW w:type="dxa" w:w="3800"/>
+          </w:tcPr>
+          <w:p>
+            <w:r>
+              <w:rPr>
+                <w:color w:val="202020"/>
+                <w:sz w:val="19"/>
+              </w:rPr>
+              <w:t xml:space="preserve">The Graph property was renamed </w:t>
+            </w:r>
+            <w:r>
+              <w:rPr>
+                <w:rFonts w:ascii="Consolas" w:hAnsi="Consolas"/>
+                <w:color w:val="202020"/>
+                <w:sz w:val="19"/>
+              </w:rPr>
+              <w:t>sensitivityLabel</w:t>
+            </w:r>
+            <w:r>
+              <w:rPr>
+                <w:color w:val="202020"/>
+                <w:sz w:val="19"/>
+              </w:rPr>
+              <w:t xml:space="preserve"> → </w:t>
+            </w:r>
+            <w:r>
+              <w:rPr>
+                <w:rFonts w:ascii="Consolas" w:hAnsi="Consolas"/>
+                <w:color w:val="202020"/>
+                <w:sz w:val="19"/>
+              </w:rPr>
+              <w:t>advisorySensitivity</w:t>
+            </w:r>
+            <w:r>
+              <w:rPr>
+                <w:color w:val="202020"/>
+                <w:sz w:val="19"/>
+              </w:rPr>
+              <w:t xml:space="preserve"> in Altrata and Seismic (TOGAF concern #3).</w:t>
+            </w:r>
+          </w:p>
+        </w:tc>
+        <w:tc>
+          <w:tcPr>
+            <w:tcW w:type="dxa" w:w="4060"/>
+          </w:tcPr>
+          <w:p>
+            <w:r>
+              <w:rPr>
+                <w:color w:val="202020"/>
+                <w:sz w:val="19"/>
+              </w:rPr>
+              <w:t xml:space="preserve">That stops the schema misrepresenting the control; it does not close the concern. Classification remains advisory, the only hard enforcement is the optional </w:t>
+            </w:r>
+            <w:r>
+              <w:rPr>
+                <w:rFonts w:ascii="Consolas" w:hAnsi="Consolas"/>
+                <w:color w:val="202020"/>
+                <w:sz w:val="19"/>
+              </w:rPr>
+              <w:t>CLASSIFICATION_ENFORCE_ACL</w:t>
+            </w:r>
+            <w:r>
+              <w:rPr>
+                <w:color w:val="202020"/>
+                <w:sz w:val="19"/>
+              </w:rPr>
+              <w:t xml:space="preserve"> path, and Purview enforcement remains an open external dependency. No re-index is required — the schema has never been registered in a tenant.</w:t>
+            </w:r>
+          </w:p>
+        </w:tc>
+      </w:tr>
+    </w:tbl>
+    <w:p/>
+    <w:p/>
+    <w:p>
+      <w:pPr>
+        <w:pStyle w:val="Heading1"/>
+      </w:pPr>
+      <w:r>
+        <w:rPr>
+          <w:color w:val="1F3864"/>
+        </w:rPr>
+        <w:t>5. What changed</w:t>
+      </w:r>
+    </w:p>
+    <w:p>
+      <w:pPr>
+        <w:pStyle w:val="Heading2"/>
+      </w:pPr>
+      <w:r>
+        <w:rPr>
+          <w:color w:val="2E5496"/>
+        </w:rPr>
+        <w:t>5.1 One shared chassis, referenced by all five</w:t>
+      </w:r>
+    </w:p>
+    <w:p>
+      <w:pPr>
+        <w:pStyle w:val="Heading3"/>
+      </w:pPr>
+      <w:r>
+        <w:rPr>
+          <w:color w:val="2E5496"/>
+        </w:rPr>
+        <w:t>What changed</w:t>
+      </w:r>
+    </w:p>
+    <w:p>
+      <w:pPr>
+        <w:pStyle w:val="ListBullet"/>
+        <w:spacing w:after="40"/>
+      </w:pPr>
+      <w:r>
+        <w:rPr>
+          <w:b/>
+          <w:color w:val="202020"/>
+        </w:rPr>
+        <w:t>The chassis landed first, on its own, changing nothing</w:t>
+      </w:r>
+      <w:r>
+        <w:rPr>
+          <w:color w:val="202020"/>
+        </w:rPr>
+        <w:t xml:space="preserve"> (</w:t>
+      </w:r>
+      <w:r>
+        <w:rPr>
+          <w:rFonts w:ascii="Consolas" w:hAnsi="Consolas"/>
+          <w:color w:val="202020"/>
+          <w:sz w:val="19"/>
+        </w:rPr>
+        <w:t>de987d2</w:t>
+      </w:r>
+      <w:r>
+        <w:rPr>
+          <w:color w:val="202020"/>
+        </w:rPr>
+        <w:t xml:space="preserve">). It was added as a sixth top-level folder with a workflow that builds and packs it, while every connector still carried its own copy of the foundation. It landed alone so the shared component had a home and a green build before anything depended on it. Its full development history is on the </w:t>
+      </w:r>
+      <w:r>
+        <w:rPr>
+          <w:rFonts w:ascii="Consolas" w:hAnsi="Consolas"/>
+          <w:color w:val="202020"/>
+          <w:sz w:val="19"/>
+        </w:rPr>
+        <w:t>chassis</w:t>
+      </w:r>
+      <w:r>
+        <w:rPr>
+          <w:color w:val="202020"/>
+        </w:rPr>
+        <w:t xml:space="preserve"> branch, from the standalone repository it was extracted from.</w:t>
+      </w:r>
+    </w:p>
+    <w:p>
+      <w:pPr>
+        <w:pStyle w:val="ListBullet"/>
+        <w:spacing w:after="40"/>
+      </w:pPr>
+      <w:r>
+        <w:rPr>
+          <w:b/>
+          <w:color w:val="202020"/>
+        </w:rPr>
+        <w:t>Then one connector at a time, in the order each could take it.</w:t>
+      </w:r>
+      <w:r>
+        <w:rPr>
+          <w:color w:val="202020"/>
+        </w:rPr>
+        <w:t xml:space="preserve"> Seismic first (</w:t>
+      </w:r>
+      <w:r>
+        <w:rPr>
+          <w:rFonts w:ascii="Consolas" w:hAnsi="Consolas"/>
+          <w:color w:val="202020"/>
+          <w:sz w:val="19"/>
+        </w:rPr>
+        <w:t>16c4efe</w:t>
+      </w:r>
+      <w:r>
+        <w:rPr>
+          <w:color w:val="202020"/>
+        </w:rPr>
+        <w:t xml:space="preserve">) — the chassis is essentially Seismic's infrastructure extracted, so it deleted 17 Infrastructure files plus its </w:t>
+      </w:r>
+      <w:r>
+        <w:rPr>
+          <w:rFonts w:ascii="Consolas" w:hAnsi="Consolas"/>
+          <w:color w:val="202020"/>
+          <w:sz w:val="19"/>
+        </w:rPr>
+        <w:t>SqlStateStore</w:t>
+      </w:r>
+      <w:r>
+        <w:rPr>
+          <w:color w:val="202020"/>
+        </w:rPr>
+        <w:t xml:space="preserve"> and has zero local copies to this day. Clarizen (</w:t>
+      </w:r>
+      <w:r>
+        <w:rPr>
+          <w:rFonts w:ascii="Consolas" w:hAnsi="Consolas"/>
+          <w:color w:val="202020"/>
+          <w:sz w:val="19"/>
+        </w:rPr>
+        <w:t>ea83d06</w:t>
+      </w:r>
+      <w:r>
+        <w:rPr>
+          <w:color w:val="202020"/>
+        </w:rPr>
+        <w:t>) and Hadoop (</w:t>
+      </w:r>
+      <w:r>
+        <w:rPr>
+          <w:rFonts w:ascii="Consolas" w:hAnsi="Consolas"/>
+          <w:color w:val="202020"/>
+          <w:sz w:val="19"/>
+        </w:rPr>
+        <w:t>1ea370d</w:t>
+      </w:r>
+      <w:r>
+        <w:rPr>
+          <w:color w:val="202020"/>
+        </w:rPr>
+        <w:t>) took Logging, SecretProvider, ServiceStop and SqlExecutor. Salesforce (</w:t>
+      </w:r>
+      <w:r>
+        <w:rPr>
+          <w:rFonts w:ascii="Consolas" w:hAnsi="Consolas"/>
+          <w:color w:val="202020"/>
+          <w:sz w:val="19"/>
+        </w:rPr>
+        <w:t>9e29b80</w:t>
+      </w:r>
+      <w:r>
+        <w:rPr>
+          <w:color w:val="202020"/>
+        </w:rPr>
+        <w:t>) and Altrata (</w:t>
+      </w:r>
+      <w:r>
+        <w:rPr>
+          <w:rFonts w:ascii="Consolas" w:hAnsi="Consolas"/>
+          <w:color w:val="202020"/>
+          <w:sz w:val="19"/>
+        </w:rPr>
+        <w:t>52239ae</w:t>
+      </w:r>
+      <w:r>
+        <w:rPr>
+          <w:color w:val="202020"/>
+        </w:rPr>
+        <w:t>) came last and share least.</w:t>
+      </w:r>
+    </w:p>
+    <w:p>
+      <w:pPr>
+        <w:pStyle w:val="ListBullet"/>
+        <w:spacing w:after="40"/>
+      </w:pPr>
+      <w:r>
+        <w:rPr>
+          <w:b/>
+          <w:color w:val="202020"/>
+        </w:rPr>
+        <w:t>Salesforce shares least, and that is the result of the divergence analysis rather than a shortcut.</w:t>
+      </w:r>
+      <w:r>
+        <w:rPr>
+          <w:color w:val="202020"/>
+        </w:rPr>
+        <w:t xml:space="preserve"> Of its fourteen infrastructure files, Logging, SqlExecutor, EventLogSink, LogPruner, SecureDirectory, HaCoordinator and EnvFlags have genuinely diverged — 92 to 628 diff lines — and </w:t>
+      </w:r>
+      <w:r>
+        <w:rPr>
+          <w:rFonts w:ascii="Consolas" w:hAnsi="Consolas"/>
+          <w:color w:val="202020"/>
+          <w:sz w:val="19"/>
+        </w:rPr>
+        <w:t>ServiceHost</w:t>
+      </w:r>
+      <w:r>
+        <w:rPr>
+          <w:color w:val="202020"/>
+        </w:rPr>
+        <w:t xml:space="preserve"> cannot be adopted because the chassis version hardcodes </w:t>
+      </w:r>
+      <w:r>
+        <w:rPr>
+          <w:rFonts w:ascii="Consolas" w:hAnsi="Consolas"/>
+          <w:color w:val="202020"/>
+          <w:sz w:val="19"/>
+        </w:rPr>
+        <w:t>SEISMIC_CONNECTOR_HOME</w:t>
+      </w:r>
+      <w:r>
+        <w:rPr>
+          <w:color w:val="202020"/>
+        </w:rPr>
+        <w:t>, a configuration break that would compile cleanly and pass most tests.</w:t>
+      </w:r>
+    </w:p>
+    <w:p>
+      <w:pPr>
+        <w:pStyle w:val="ListBullet"/>
+        <w:spacing w:after="40"/>
+      </w:pPr>
+      <w:r>
+        <w:rPr>
+          <w:b/>
+          <w:color w:val="202020"/>
+        </w:rPr>
+        <w:t>Call sites were not edited.</w:t>
+      </w:r>
+      <w:r>
+        <w:rPr>
+          <w:color w:val="202020"/>
+        </w:rPr>
+        <w:t xml:space="preserve"> Each connector wires the chassis types in through csproj global </w:t>
+      </w:r>
+      <w:r>
+        <w:rPr>
+          <w:rFonts w:ascii="Consolas" w:hAnsi="Consolas"/>
+          <w:color w:val="202020"/>
+          <w:sz w:val="19"/>
+        </w:rPr>
+        <w:t>using</w:t>
+      </w:r>
+      <w:r>
+        <w:rPr>
+          <w:color w:val="202020"/>
+        </w:rPr>
+        <w:t xml:space="preserve"> aliases, so adopting a shared component is a project-file change rather than a sweep through every file that used it.</w:t>
+      </w:r>
+    </w:p>
+    <w:p>
+      <w:pPr>
+        <w:pStyle w:val="ListBullet"/>
+        <w:spacing w:after="40"/>
+      </w:pPr>
+      <w:r>
+        <w:rPr>
+          <w:b/>
+          <w:color w:val="202020"/>
+        </w:rPr>
+        <w:t>Component-by-component adoption continued after the project reference.</w:t>
+      </w:r>
+      <w:r>
+        <w:rPr>
+          <w:color w:val="202020"/>
+        </w:rPr>
+        <w:t xml:space="preserve"> ServiceStop to all five (</w:t>
+      </w:r>
+      <w:r>
+        <w:rPr>
+          <w:rFonts w:ascii="Consolas" w:hAnsi="Consolas"/>
+          <w:color w:val="202020"/>
+          <w:sz w:val="19"/>
+        </w:rPr>
+        <w:t>9b8753f</w:t>
+      </w:r>
+      <w:r>
+        <w:rPr>
+          <w:color w:val="202020"/>
+        </w:rPr>
+        <w:t>), SecretProvider to all five (</w:t>
+      </w:r>
+      <w:r>
+        <w:rPr>
+          <w:rFonts w:ascii="Consolas" w:hAnsi="Consolas"/>
+          <w:color w:val="202020"/>
+          <w:sz w:val="19"/>
+        </w:rPr>
+        <w:t>2e077c8</w:t>
+      </w:r>
+      <w:r>
+        <w:rPr>
+          <w:color w:val="202020"/>
+        </w:rPr>
+        <w:t>), OpenTelemetry tracing to Salesforce (</w:t>
+      </w:r>
+      <w:r>
+        <w:rPr>
+          <w:rFonts w:ascii="Consolas" w:hAnsi="Consolas"/>
+          <w:color w:val="202020"/>
+          <w:sz w:val="19"/>
+        </w:rPr>
+        <w:t>84c0438</w:t>
+      </w:r>
+      <w:r>
+        <w:rPr>
+          <w:color w:val="202020"/>
+        </w:rPr>
+        <w:t>), and Alerting from one connector to four (</w:t>
+      </w:r>
+      <w:r>
+        <w:rPr>
+          <w:rFonts w:ascii="Consolas" w:hAnsi="Consolas"/>
+          <w:color w:val="202020"/>
+          <w:sz w:val="19"/>
+        </w:rPr>
+        <w:t>6ef1a49</w:t>
+      </w:r>
+      <w:r>
+        <w:rPr>
+          <w:color w:val="202020"/>
+        </w:rPr>
+        <w:t>). All five connectors now emit OpenTelemetry traces.</w:t>
+      </w:r>
+    </w:p>
+    <w:p>
+      <w:pPr>
+        <w:pStyle w:val="ListBullet"/>
+        <w:spacing w:after="40"/>
+      </w:pPr>
+      <w:r>
+        <w:rPr>
+          <w:b/>
+          <w:color w:val="202020"/>
+        </w:rPr>
+        <w:t>Where a connector's copy protected something the chassis had lost, the chassis gained the protection rather than the connector losing it on migration.</w:t>
+      </w:r>
+      <w:r>
+        <w:rPr>
+          <w:color w:val="202020"/>
+        </w:rPr>
+        <w:t xml:space="preserve"> That happened four times: ServiceStop's cancel guard (narrowed from a bare catch to </w:t>
+      </w:r>
+      <w:r>
+        <w:rPr>
+          <w:rFonts w:ascii="Consolas" w:hAnsi="Consolas"/>
+          <w:color w:val="202020"/>
+          <w:sz w:val="19"/>
+        </w:rPr>
+        <w:t>ObjectDisposedException</w:t>
+      </w:r>
+      <w:r>
+        <w:rPr>
+          <w:color w:val="202020"/>
+        </w:rPr>
+        <w:t>, so a cancellation callback that throws still surfaces), Hadoop's alerting fallback, Hadoop's WAL retry, and the log pruner's active-run guard.</w:t>
+      </w:r>
+    </w:p>
+    <w:p>
+      <w:pPr>
+        <w:pStyle w:val="ListBullet"/>
+        <w:spacing w:after="40"/>
+      </w:pPr>
+      <w:r>
+        <w:rPr>
+          <w:b/>
+          <w:color w:val="202020"/>
+        </w:rPr>
+        <w:t>Two behaviour changes came with SecretProvider, both deliberate and both documented at the top of the file rather than left in a commit message</w:t>
+      </w:r>
+      <w:r>
+        <w:rPr>
+          <w:color w:val="202020"/>
+        </w:rPr>
+        <w:t xml:space="preserve"> (</w:t>
+      </w:r>
+      <w:r>
+        <w:rPr>
+          <w:rFonts w:ascii="Consolas" w:hAnsi="Consolas"/>
+          <w:color w:val="202020"/>
+          <w:sz w:val="19"/>
+        </w:rPr>
+        <w:t>2e077c8</w:t>
+      </w:r>
+      <w:r>
+        <w:rPr>
+          <w:color w:val="202020"/>
+        </w:rPr>
+        <w:t xml:space="preserve">). Key Vault is now authoritative once </w:t>
+      </w:r>
+      <w:r>
+        <w:rPr>
+          <w:rFonts w:ascii="Consolas" w:hAnsi="Consolas"/>
+          <w:color w:val="202020"/>
+          <w:sz w:val="19"/>
+        </w:rPr>
+        <w:t>USE_KEY_VAULT</w:t>
+      </w:r>
+      <w:r>
+        <w:rPr>
+          <w:color w:val="202020"/>
+        </w:rPr>
+        <w:t xml:space="preserve"> is on, where the old Altrata implementation let an environment variable silently beat the vault — a local-override convenience traded for the property a regulated deployment needs. And a missing </w:t>
+      </w:r>
+      <w:r>
+        <w:rPr>
+          <w:rFonts w:ascii="Consolas" w:hAnsi="Consolas"/>
+          <w:color w:val="202020"/>
+          <w:sz w:val="19"/>
+        </w:rPr>
+        <w:t>KEY_VAULT_URI</w:t>
+      </w:r>
+      <w:r>
+        <w:rPr>
+          <w:color w:val="202020"/>
+        </w:rPr>
+        <w:t xml:space="preserve"> now fails fast, naming the variable, instead of logging a warning and returning null. The move also fixed a real defect: the old cache stored every outcome including nulls, so one transient Key Vault failure pinned “no secret” for the life of the process — fatal in continuous and service mode, where the next cycle should simply retry.</w:t>
+      </w:r>
+    </w:p>
+    <w:p>
+      <w:pPr>
+        <w:pStyle w:val="Heading2"/>
+      </w:pPr>
+      <w:r>
+        <w:rPr>
+          <w:color w:val="2E5496"/>
+        </w:rPr>
+        <w:t>5.2 The three seams — LoggerFactory, Dialect, HandlerFactory</w:t>
+      </w:r>
+    </w:p>
+    <w:p>
+      <w:pPr>
+        <w:spacing w:after="120"/>
+      </w:pPr>
+      <w:r>
+        <w:rPr>
+          <w:color w:val="202020"/>
+        </w:rPr>
+        <w:t>Consolidation only earns its keep if it does not flatten a contract an operator depends on. Three seams carry that weight, and all three have the same shape: the chassis owns the mechanism, the host keeps the part it cannot give up.</w:t>
+      </w:r>
+    </w:p>
+    <w:p>
+      <w:pPr>
+        <w:pStyle w:val="Heading3"/>
+      </w:pPr>
+      <w:r>
+        <w:rPr>
+          <w:color w:val="2E5496"/>
+        </w:rPr>
+        <w:t>What changed</w:t>
+      </w:r>
+    </w:p>
+    <w:p>
+      <w:pPr>
+        <w:pStyle w:val="ListBullet"/>
+        <w:spacing w:after="40"/>
+      </w:pPr>
+      <w:r>
+        <w:rPr>
+          <w:rFonts w:ascii="Consolas" w:hAnsi="Consolas"/>
+          <w:b/>
+          <w:color w:val="202020"/>
+          <w:sz w:val="19"/>
+        </w:rPr>
+        <w:t>Chassis.LoggerFactory</w:t>
+      </w:r>
+      <w:r>
+        <w:rPr>
+          <w:color w:val="202020"/>
+        </w:rPr>
+        <w:t xml:space="preserve"> (</w:t>
+      </w:r>
+      <w:r>
+        <w:rPr>
+          <w:rFonts w:ascii="Consolas" w:hAnsi="Consolas"/>
+          <w:color w:val="202020"/>
+          <w:sz w:val="19"/>
+        </w:rPr>
+        <w:t>da57843</w:t>
+      </w:r>
+      <w:r>
+        <w:rPr>
+          <w:color w:val="202020"/>
+        </w:rPr>
+        <w:t xml:space="preserve">). Chassis components each called </w:t>
+      </w:r>
+      <w:r>
+        <w:rPr>
+          <w:rFonts w:ascii="Consolas" w:hAnsi="Consolas"/>
+          <w:color w:val="202020"/>
+          <w:sz w:val="19"/>
+        </w:rPr>
+        <w:t>Logging.GetLogger</w:t>
+      </w:r>
+      <w:r>
+        <w:rPr>
+          <w:color w:val="202020"/>
+        </w:rPr>
+        <w:t xml:space="preserve"> directly, which quietly made chassis logging a prerequisite for adopting </w:t>
+      </w:r>
+      <w:r>
+        <w:rPr>
+          <w:b/>
+          <w:color w:val="202020"/>
+        </w:rPr>
+        <w:t>any</w:t>
+      </w:r>
+      <w:r>
+        <w:rPr>
+          <w:color w:val="202020"/>
+        </w:rPr>
+        <w:t xml:space="preserve"> chassis component: a host with its own logging framework would have those components' lines disappear into a logging system it does not read. That coupling is what blocked Salesforce from sharing anything — its logging is a handler-based port of CPython's logging module (</w:t>
+      </w:r>
+      <w:r>
+        <w:rPr>
+          <w:rFonts w:ascii="Consolas" w:hAnsi="Consolas"/>
+          <w:color w:val="202020"/>
+          <w:sz w:val="19"/>
+        </w:rPr>
+        <w:t>LogRecord</w:t>
+      </w:r>
+      <w:r>
+        <w:rPr>
+          <w:color w:val="202020"/>
+        </w:rPr>
+        <w:t xml:space="preserve">, </w:t>
+      </w:r>
+      <w:r>
+        <w:rPr>
+          <w:rFonts w:ascii="Consolas" w:hAnsi="Consolas"/>
+          <w:color w:val="202020"/>
+          <w:sz w:val="19"/>
+        </w:rPr>
+        <w:t>LogHandler</w:t>
+      </w:r>
+      <w:r>
+        <w:rPr>
+          <w:color w:val="202020"/>
+        </w:rPr>
+        <w:t xml:space="preserve">, </w:t>
+      </w:r>
+      <w:r>
+        <w:rPr>
+          <w:rFonts w:ascii="Consolas" w:hAnsi="Consolas"/>
+          <w:color w:val="202020"/>
+          <w:sz w:val="19"/>
+        </w:rPr>
+        <w:t>StreamHandler</w:t>
+      </w:r>
+      <w:r>
+        <w:rPr>
+          <w:color w:val="202020"/>
+        </w:rPr>
+        <w:t xml:space="preserve">, </w:t>
+      </w:r>
+      <w:r>
+        <w:rPr>
+          <w:rFonts w:ascii="Consolas" w:hAnsi="Consolas"/>
+          <w:color w:val="202020"/>
+          <w:sz w:val="19"/>
+        </w:rPr>
+        <w:t>LineRotatingFileHandler</w:t>
+      </w:r>
+      <w:r>
+        <w:rPr>
+          <w:color w:val="202020"/>
+        </w:rPr>
+        <w:t xml:space="preserve">, </w:t>
+      </w:r>
+      <w:r>
+        <w:rPr>
+          <w:rFonts w:ascii="Consolas" w:hAnsi="Consolas"/>
+          <w:color w:val="202020"/>
+          <w:sz w:val="19"/>
+        </w:rPr>
+        <w:t>Propagate</w:t>
+      </w:r>
+      <w:r>
+        <w:rPr>
+          <w:color w:val="202020"/>
+        </w:rPr>
+        <w:t xml:space="preserve">, </w:t>
+      </w:r>
+      <w:r>
+        <w:rPr>
+          <w:rFonts w:ascii="Consolas" w:hAnsi="Consolas"/>
+          <w:color w:val="202020"/>
+          <w:sz w:val="19"/>
+        </w:rPr>
+        <w:t>AddHandler</w:t>
+      </w:r>
+      <w:r>
+        <w:rPr>
+          <w:color w:val="202020"/>
+        </w:rPr>
+        <w:t xml:space="preserve">), not a formatting variant of the chassis one, so “add another LoggingMode” does not apply. Twelve component call sites now resolve through </w:t>
+      </w:r>
+      <w:r>
+        <w:rPr>
+          <w:rFonts w:ascii="Consolas" w:hAnsi="Consolas"/>
+          <w:color w:val="202020"/>
+          <w:sz w:val="19"/>
+        </w:rPr>
+        <w:t>Chassis.GetLogger</w:t>
+      </w:r>
+      <w:r>
+        <w:rPr>
+          <w:color w:val="202020"/>
+        </w:rPr>
+        <w:t xml:space="preserve">, defaulting to the previous behaviour so hosts on chassis logging are unaffected by construction, and </w:t>
+      </w:r>
+      <w:r>
+        <w:rPr>
+          <w:rFonts w:ascii="Consolas" w:hAnsi="Consolas"/>
+          <w:color w:val="202020"/>
+          <w:sz w:val="19"/>
+        </w:rPr>
+        <w:t>ChassisLoggerAdapter</w:t>
+      </w:r>
+      <w:r>
+        <w:rPr>
+          <w:color w:val="202020"/>
+        </w:rPr>
+        <w:t xml:space="preserve"> bridges the two contracts so chassis components log into Salesforce's own handler pipeline — same run directory, rotation, formatting and </w:t>
+      </w:r>
+      <w:r>
+        <w:rPr>
+          <w:rFonts w:ascii="Consolas" w:hAnsi="Consolas"/>
+          <w:color w:val="202020"/>
+          <w:sz w:val="19"/>
+        </w:rPr>
+        <w:t>LOG_LEVEL</w:t>
+      </w:r>
+      <w:r>
+        <w:rPr>
+          <w:color w:val="202020"/>
+        </w:rPr>
+        <w:t xml:space="preserve"> floor. The level values already line up exactly (Debug=10 … Error=40 on both), so the bridge is a numeric cast rather than a mapping table that could drift.</w:t>
+      </w:r>
+    </w:p>
+    <w:p>
+      <w:pPr>
+        <w:pStyle w:val="ListBullet"/>
+        <w:spacing w:after="40"/>
+      </w:pPr>
+      <w:r>
+        <w:rPr>
+          <w:rFonts w:ascii="Consolas" w:hAnsi="Consolas"/>
+          <w:b/>
+          <w:color w:val="202020"/>
+          <w:sz w:val="19"/>
+        </w:rPr>
+        <w:t>Logging.Dialect</w:t>
+      </w:r>
+      <w:r>
+        <w:rPr>
+          <w:color w:val="202020"/>
+        </w:rPr>
+        <w:t xml:space="preserve"> (</w:t>
+      </w:r>
+      <w:r>
+        <w:rPr>
+          <w:rFonts w:ascii="Consolas" w:hAnsi="Consolas"/>
+          <w:color w:val="202020"/>
+          <w:sz w:val="19"/>
+        </w:rPr>
+        <w:t>52239ae</w:t>
+      </w:r>
+      <w:r>
+        <w:rPr>
+          <w:color w:val="202020"/>
+        </w:rPr>
+        <w:t xml:space="preserve">). Altrata's log contract differs from the chassis default in ways an operator sees, not cosmetically: DEBUG is admitted only by </w:t>
+      </w:r>
+      <w:r>
+        <w:rPr>
+          <w:rFonts w:ascii="Consolas" w:hAnsi="Consolas"/>
+          <w:color w:val="202020"/>
+          <w:sz w:val="19"/>
+        </w:rPr>
+        <w:t>LOG_LEVEL=debug</w:t>
+      </w:r>
+      <w:r>
+        <w:rPr>
+          <w:color w:val="202020"/>
+        </w:rPr>
+        <w:t xml:space="preserve">, where the chassis treats </w:t>
+      </w:r>
+      <w:r>
+        <w:rPr>
+          <w:rFonts w:ascii="Consolas" w:hAnsi="Consolas"/>
+          <w:color w:val="202020"/>
+          <w:sz w:val="19"/>
+        </w:rPr>
+        <w:t>LOG_LEVEL</w:t>
+      </w:r>
+      <w:r>
+        <w:rPr>
+          <w:color w:val="202020"/>
+        </w:rPr>
+        <w:t xml:space="preserve"> as a floor that only raises; JSON lines stamp </w:t>
+      </w:r>
+      <w:r>
+        <w:rPr>
+          <w:rFonts w:ascii="Consolas" w:hAnsi="Consolas"/>
+          <w:color w:val="202020"/>
+          <w:sz w:val="19"/>
+        </w:rPr>
+        <w:t>correlationId</w:t>
+      </w:r>
+      <w:r>
+        <w:rPr>
+          <w:color w:val="202020"/>
+        </w:rPr>
+        <w:t xml:space="preserve"> on every line, null outside a scope, where the chassis stamps </w:t>
+      </w:r>
+      <w:r>
+        <w:rPr>
+          <w:rFonts w:ascii="Consolas" w:hAnsi="Consolas"/>
+          <w:color w:val="202020"/>
+          <w:sz w:val="19"/>
+        </w:rPr>
+        <w:t>correlation_id</w:t>
+      </w:r>
+      <w:r>
+        <w:rPr>
+          <w:color w:val="202020"/>
+        </w:rPr>
+        <w:t xml:space="preserve"> and omits it; the exception is its own field rather than folded into the message; WARNING goes to stdout, not stderr; and the Event Log mirror takes WARNING and above with a compact </w:t>
+      </w:r>
+      <w:r>
+        <w:rPr>
+          <w:rFonts w:ascii="Consolas" w:hAnsi="Consolas"/>
+          <w:color w:val="202020"/>
+          <w:sz w:val="19"/>
+        </w:rPr>
+        <w:t>[Type: message]</w:t>
+      </w:r>
+      <w:r>
+        <w:rPr>
+          <w:color w:val="202020"/>
+        </w:rPr>
+        <w:t xml:space="preserve"> suffix, never a whole stack trace. Rather than pick a winner and quietly change one connector's diagnosability, the Standard sink now consults a </w:t>
+      </w:r>
+      <w:r>
+        <w:rPr>
+          <w:rFonts w:ascii="Consolas" w:hAnsi="Consolas"/>
+          <w:color w:val="202020"/>
+          <w:sz w:val="19"/>
+        </w:rPr>
+        <w:t>StandardLogDialect</w:t>
+      </w:r>
+      <w:r>
+        <w:rPr>
+          <w:color w:val="202020"/>
+        </w:rPr>
+        <w:t xml:space="preserve"> for format and gating while keeping the plumbing it already shared — run directory, owner-only hardening, file writer and lock, test seams, console fan-out. The base class </w:t>
+      </w:r>
+      <w:r>
+        <w:rPr>
+          <w:b/>
+          <w:color w:val="202020"/>
+        </w:rPr>
+        <w:t>is</w:t>
+      </w:r>
+      <w:r>
+        <w:rPr>
+          <w:color w:val="202020"/>
+        </w:rPr>
+        <w:t xml:space="preserve"> the Clarizen and Hadoop behaviour, so a host that wires nothing is unaffected; Altrata overrides the six members that differ.</w:t>
+      </w:r>
+    </w:p>
+    <w:p>
+      <w:pPr>
+        <w:pStyle w:val="ListBullet"/>
+        <w:spacing w:after="40"/>
+      </w:pPr>
+      <w:r>
+        <w:rPr>
+          <w:rFonts w:ascii="Consolas" w:hAnsi="Consolas"/>
+          <w:b/>
+          <w:color w:val="202020"/>
+          <w:sz w:val="19"/>
+        </w:rPr>
+        <w:t>Alerting.HandlerFactory</w:t>
+      </w:r>
+      <w:r>
+        <w:rPr>
+          <w:color w:val="202020"/>
+        </w:rPr>
+        <w:t xml:space="preserve"> (</w:t>
+      </w:r>
+      <w:r>
+        <w:rPr>
+          <w:rFonts w:ascii="Consolas" w:hAnsi="Consolas"/>
+          <w:color w:val="202020"/>
+          <w:sz w:val="19"/>
+        </w:rPr>
+        <w:t>fd9f4dc</w:t>
+      </w:r>
+      <w:r>
+        <w:rPr>
+          <w:color w:val="202020"/>
+        </w:rPr>
+        <w:t xml:space="preserve">). The fleet has four HTTP transports, not one: the chassis </w:t>
+      </w:r>
+      <w:r>
+        <w:rPr>
+          <w:rFonts w:ascii="Consolas" w:hAnsi="Consolas"/>
+          <w:color w:val="202020"/>
+          <w:sz w:val="19"/>
+        </w:rPr>
+        <w:t>HttpTransport</w:t>
+      </w:r>
+      <w:r>
+        <w:rPr>
+          <w:color w:val="202020"/>
+        </w:rPr>
+        <w:t xml:space="preserve">, Salesforce's </w:t>
+      </w:r>
+      <w:r>
+        <w:rPr>
+          <w:rFonts w:ascii="Consolas" w:hAnsi="Consolas"/>
+          <w:color w:val="202020"/>
+          <w:sz w:val="19"/>
+        </w:rPr>
+        <w:t>HttpClientFactory</w:t>
+      </w:r>
+      <w:r>
+        <w:rPr>
+          <w:color w:val="202020"/>
+        </w:rPr>
+        <w:t xml:space="preserve">, Altrata's </w:t>
+      </w:r>
+      <w:r>
+        <w:rPr>
+          <w:rFonts w:ascii="Consolas" w:hAnsi="Consolas"/>
+          <w:color w:val="202020"/>
+          <w:sz w:val="19"/>
+        </w:rPr>
+        <w:t>HttpConnectivity</w:t>
+      </w:r>
+      <w:r>
+        <w:rPr>
+          <w:color w:val="202020"/>
+        </w:rPr>
+        <w:t xml:space="preserve">, and Hadoop's own </w:t>
+      </w:r>
+      <w:r>
+        <w:rPr>
+          <w:rFonts w:ascii="Consolas" w:hAnsi="Consolas"/>
+          <w:color w:val="202020"/>
+          <w:sz w:val="19"/>
+        </w:rPr>
+        <w:t>HttpTransport</w:t>
+      </w:r>
+      <w:r>
+        <w:rPr>
+          <w:color w:val="202020"/>
+        </w:rPr>
+        <w:t xml:space="preserve">, which merely shares the name. All four read </w:t>
+      </w:r>
+      <w:r>
+        <w:rPr>
+          <w:rFonts w:ascii="Consolas" w:hAnsi="Consolas"/>
+          <w:color w:val="202020"/>
+          <w:sz w:val="19"/>
+        </w:rPr>
+        <w:t>PROXY_URL</w:t>
+      </w:r>
+      <w:r>
+        <w:rPr>
+          <w:color w:val="202020"/>
+        </w:rPr>
+        <w:t xml:space="preserve"> and </w:t>
+      </w:r>
+      <w:r>
+        <w:rPr>
+          <w:rFonts w:ascii="Consolas" w:hAnsi="Consolas"/>
+          <w:color w:val="202020"/>
+          <w:sz w:val="19"/>
+        </w:rPr>
+        <w:t>CA_BUNDLE_PATH</w:t>
+      </w:r>
+      <w:r>
+        <w:rPr>
+          <w:color w:val="202020"/>
+        </w:rPr>
+        <w:t xml:space="preserve"> and all four are already in production. Consolidating Alerting by picking a winner would have changed which proxy and TLS behaviour three connectors get for their webhooks — a real behavioural change smuggled in as a refactor, on the exact path an operator depends on to hear that something else has gone wrong. So the host assigns the transport and the chassis owns the mechanism: thresholds, payload shape, dead-letter escalation, the degradation guard and the never-throw discipline. Hadoop's transport sharing a name with the chassis type is precisely why the seam matters — without it that would have been an invisible swap.</w:t>
+      </w:r>
+    </w:p>
+    <w:p>
+      <w:pPr>
+        <w:pStyle w:val="ListBullet"/>
+        <w:spacing w:after="40"/>
+      </w:pPr>
+      <w:r>
+        <w:rPr>
+          <w:b/>
+          <w:color w:val="202020"/>
+        </w:rPr>
+        <w:t>Alerting must never be the thing that takes a process down</w:t>
+      </w:r>
+      <w:r>
+        <w:rPr>
+          <w:color w:val="202020"/>
+        </w:rPr>
+        <w:t xml:space="preserve"> (</w:t>
+      </w:r>
+      <w:r>
+        <w:rPr>
+          <w:rFonts w:ascii="Consolas" w:hAnsi="Consolas"/>
+          <w:color w:val="202020"/>
+          <w:sz w:val="19"/>
+        </w:rPr>
+        <w:t>979dfcb</w:t>
+      </w:r>
+      <w:r>
+        <w:rPr>
+          <w:color w:val="202020"/>
+        </w:rPr>
+        <w:t xml:space="preserve">). The chassis built its </w:t>
+      </w:r>
+      <w:r>
+        <w:rPr>
+          <w:rFonts w:ascii="Consolas" w:hAnsi="Consolas"/>
+          <w:color w:val="202020"/>
+          <w:sz w:val="19"/>
+        </w:rPr>
+        <w:t>HttpClient</w:t>
+      </w:r>
+      <w:r>
+        <w:rPr>
+          <w:color w:val="202020"/>
+        </w:rPr>
+        <w:t xml:space="preserve"> inline in a static property getter, so a misconfigured </w:t>
+      </w:r>
+      <w:r>
+        <w:rPr>
+          <w:rFonts w:ascii="Consolas" w:hAnsi="Consolas"/>
+          <w:color w:val="202020"/>
+          <w:sz w:val="19"/>
+        </w:rPr>
+        <w:t>PROXY_URL</w:t>
+      </w:r>
+      <w:r>
+        <w:rPr>
+          <w:color w:val="202020"/>
+        </w:rPr>
+        <w:t xml:space="preserve"> or </w:t>
+      </w:r>
+      <w:r>
+        <w:rPr>
+          <w:rFonts w:ascii="Consolas" w:hAnsi="Consolas"/>
+          <w:color w:val="202020"/>
+          <w:sz w:val="19"/>
+        </w:rPr>
+        <w:t>CA_BUNDLE_PATH</w:t>
+      </w:r>
+      <w:r>
+        <w:rPr>
+          <w:color w:val="202020"/>
+        </w:rPr>
+        <w:t xml:space="preserve"> surfaced as a </w:t>
+      </w:r>
+      <w:r>
+        <w:rPr>
+          <w:rFonts w:ascii="Consolas" w:hAnsi="Consolas"/>
+          <w:color w:val="202020"/>
+          <w:sz w:val="19"/>
+        </w:rPr>
+        <w:t>TypeInitializationException</w:t>
+      </w:r>
+      <w:r>
+        <w:rPr>
+          <w:color w:val="202020"/>
+        </w:rPr>
+        <w:t xml:space="preserve"> at an arbitrary point in a crawl. Alerting is how an operator finds out something else went wrong, and by the time it runs the useful signal has already been delivered — crashing there only removes the messenger. Construction now falls back to the bare default transport and logs a warning saying plainly that proxy and CA settings will not apply to webhooks; a host factory that throws, or returns null, takes the same path. Behaviour change worth naming: Hadoop and Salesforce previously fell back </w:t>
+      </w:r>
+      <w:r>
+        <w:rPr>
+          <w:b/>
+          <w:color w:val="202020"/>
+        </w:rPr>
+        <w:t>silently</w:t>
+      </w:r>
+      <w:r>
+        <w:rPr>
+          <w:color w:val="202020"/>
+        </w:rPr>
+        <w:t xml:space="preserve"> and now warn.</w:t>
+      </w:r>
+    </w:p>
+    <w:p>
+      <w:pPr>
+        <w:pStyle w:val="Heading2"/>
+      </w:pPr>
+      <w:r>
+        <w:rPr>
+          <w:color w:val="2E5496"/>
+        </w:rPr>
+        <w:t>5.3 The Windows concurrency defect class</w:t>
+      </w:r>
+    </w:p>
+    <w:p>
+      <w:pPr>
+        <w:spacing w:after="120"/>
+      </w:pPr>
+      <w:r>
+        <w:rPr>
+          <w:color w:val="202020"/>
+        </w:rPr>
+        <w:t>Windows Server is the deployment target, and until 11 August no test had ever run there. Root workflows put every suite on windows-latest — Seismic's alongside its chassis migration (</w:t>
+      </w:r>
+      <w:r>
+        <w:rPr>
+          <w:rFonts w:ascii="Consolas" w:hAnsi="Consolas"/>
+          <w:color w:val="202020"/>
+          <w:sz w:val="19"/>
+        </w:rPr>
+        <w:t>16c4efe</w:t>
+      </w:r>
+      <w:r>
+        <w:rPr>
+          <w:color w:val="202020"/>
+        </w:rPr>
+        <w:t xml:space="preserve">), the other four in </w:t>
+      </w:r>
+      <w:r>
+        <w:rPr>
+          <w:rFonts w:ascii="Consolas" w:hAnsi="Consolas"/>
+          <w:color w:val="202020"/>
+          <w:sz w:val="19"/>
+        </w:rPr>
+        <w:t>a44a3fa</w:t>
+      </w:r>
+      <w:r>
+        <w:rPr>
+          <w:color w:val="202020"/>
+        </w:rPr>
+        <w:t>, whose first run produced eleven failures. The class kept producing instances for four days, so what follows states the class rather than only the list — the pattern is the more useful part.</w:t>
+      </w:r>
+    </w:p>
+    <w:p>
+      <w:pPr>
+        <w:pStyle w:val="Heading3"/>
+      </w:pPr>
+      <w:r>
+        <w:rPr>
+          <w:color w:val="2E5496"/>
+        </w:rPr>
+        <w:t>What changed</w:t>
+      </w:r>
+    </w:p>
+    <w:p>
+      <w:pPr>
+        <w:pStyle w:val="ListBullet"/>
+        <w:spacing w:after="40"/>
+      </w:pPr>
+      <w:r>
+        <w:rPr>
+          <w:b/>
+          <w:color w:val="202020"/>
+        </w:rPr>
+        <w:t>Windows enforces file share modes and POSIX does not.</w:t>
+      </w:r>
+      <w:r>
+        <w:rPr>
+          <w:color w:val="202020"/>
+        </w:rPr>
+        <w:t xml:space="preserve"> A handle opened with the .NET default </w:t>
+      </w:r>
+      <w:r>
+        <w:rPr>
+          <w:rFonts w:ascii="Consolas" w:hAnsi="Consolas"/>
+          <w:color w:val="202020"/>
+          <w:sz w:val="19"/>
+        </w:rPr>
+        <w:t>FileShare.Read</w:t>
+      </w:r>
+      <w:r>
+        <w:rPr>
+          <w:color w:val="202020"/>
+        </w:rPr>
+        <w:t xml:space="preserve"> refuses to coexist with a writer holding write access, so a reader running alongside a writer throws on Windows Server and never on the macOS and Linux machines this is developed on. Instances closed: the dead-letter queue (</w:t>
+      </w:r>
+      <w:r>
+        <w:rPr>
+          <w:rFonts w:ascii="Consolas" w:hAnsi="Consolas"/>
+          <w:color w:val="202020"/>
+          <w:sz w:val="19"/>
+        </w:rPr>
+        <w:t>5fd9512</w:t>
+      </w:r>
+      <w:r>
+        <w:rPr>
+          <w:color w:val="202020"/>
+        </w:rPr>
+        <w:t xml:space="preserve">, </w:t>
+      </w:r>
+      <w:r>
+        <w:rPr>
+          <w:rFonts w:ascii="Consolas" w:hAnsi="Consolas"/>
+          <w:color w:val="202020"/>
+          <w:sz w:val="19"/>
+        </w:rPr>
+        <w:t>59e2145</w:t>
+      </w:r>
+      <w:r>
+        <w:rPr>
+          <w:color w:val="202020"/>
+        </w:rPr>
+        <w:t>); the decision-ledger readers in Clarizen, Hadoop and Salesforce (</w:t>
+      </w:r>
+      <w:r>
+        <w:rPr>
+          <w:rFonts w:ascii="Consolas" w:hAnsi="Consolas"/>
+          <w:color w:val="202020"/>
+          <w:sz w:val="19"/>
+        </w:rPr>
+        <w:t>3fb3edd</w:t>
+      </w:r>
+      <w:r>
+        <w:rPr>
+          <w:color w:val="202020"/>
+        </w:rPr>
+        <w:t xml:space="preserve">); </w:t>
+      </w:r>
+      <w:r>
+        <w:rPr>
+          <w:rFonts w:ascii="Consolas" w:hAnsi="Consolas"/>
+          <w:color w:val="202020"/>
+          <w:sz w:val="19"/>
+        </w:rPr>
+        <w:t>RetryFailed</w:t>
+      </w:r>
+      <w:r>
+        <w:rPr>
+          <w:color w:val="202020"/>
+        </w:rPr>
+        <w:t xml:space="preserve"> in all four connectors that have it (</w:t>
+      </w:r>
+      <w:r>
+        <w:rPr>
+          <w:rFonts w:ascii="Consolas" w:hAnsi="Consolas"/>
+          <w:color w:val="202020"/>
+          <w:sz w:val="19"/>
+        </w:rPr>
+        <w:t>4d512b3</w:t>
+      </w:r>
+      <w:r>
+        <w:rPr>
+          <w:color w:val="202020"/>
+        </w:rPr>
+        <w:t>); Altrata's state document, dead-letter queue and seat file (</w:t>
+      </w:r>
+      <w:r>
+        <w:rPr>
+          <w:rFonts w:ascii="Consolas" w:hAnsi="Consolas"/>
+          <w:color w:val="202020"/>
+          <w:sz w:val="19"/>
+        </w:rPr>
+        <w:t>5bb9270</w:t>
+      </w:r>
+      <w:r>
+        <w:rPr>
+          <w:color w:val="202020"/>
+        </w:rPr>
+        <w:t>); Altrata's reconciliation report (</w:t>
+      </w:r>
+      <w:r>
+        <w:rPr>
+          <w:rFonts w:ascii="Consolas" w:hAnsi="Consolas"/>
+          <w:color w:val="202020"/>
+          <w:sz w:val="19"/>
+        </w:rPr>
+        <w:t>4928759</w:t>
+      </w:r>
+      <w:r>
+        <w:rPr>
+          <w:color w:val="202020"/>
+        </w:rPr>
+        <w:t>); and Altrata's checkpoint (</w:t>
+      </w:r>
+      <w:r>
+        <w:rPr>
+          <w:rFonts w:ascii="Consolas" w:hAnsi="Consolas"/>
+          <w:color w:val="202020"/>
+          <w:sz w:val="19"/>
+        </w:rPr>
+        <w:t>eaef9ef</w:t>
+      </w:r>
+      <w:r>
+        <w:rPr>
+          <w:color w:val="202020"/>
+        </w:rPr>
+        <w:t>).</w:t>
+      </w:r>
+    </w:p>
+    <w:p>
+      <w:pPr>
+        <w:pStyle w:val="ListBullet"/>
+        <w:spacing w:after="40"/>
+      </w:pPr>
+      <w:r>
+        <w:rPr>
+          <w:rFonts w:ascii="Consolas" w:hAnsi="Consolas"/>
+          <w:b/>
+          <w:color w:val="202020"/>
+          <w:sz w:val="19"/>
+        </w:rPr>
+        <w:t>FileShare.ReadWrite</w:t>
+      </w:r>
+      <w:r>
+        <w:rPr>
+          <w:b/>
+          <w:color w:val="202020"/>
+        </w:rPr>
+        <w:t xml:space="preserve"> fixes half of it.</w:t>
+      </w:r>
+      <w:r>
+        <w:rPr>
+          <w:color w:val="202020"/>
+        </w:rPr>
+        <w:t xml:space="preserve"> Read-during-</w:t>
+      </w:r>
+      <w:r>
+        <w:rPr>
+          <w:b/>
+          <w:color w:val="202020"/>
+        </w:rPr>
+        <w:t>replace</w:t>
+      </w:r>
+      <w:r>
+        <w:rPr>
+          <w:color w:val="202020"/>
+        </w:rPr>
+        <w:t xml:space="preserve"> also needs </w:t>
+      </w:r>
+      <w:r>
+        <w:rPr>
+          <w:rFonts w:ascii="Consolas" w:hAnsi="Consolas"/>
+          <w:color w:val="202020"/>
+          <w:sz w:val="19"/>
+        </w:rPr>
+        <w:t>FileShare.Delete</w:t>
+      </w:r>
+      <w:r>
+        <w:rPr>
+          <w:color w:val="202020"/>
+        </w:rPr>
+        <w:t>: Windows refuses to rename over a file whose open handle has not shared delete access. Altrata's seat file failed on CI while already carrying a “shared read” fix, for exactly this reason. Delete is added only where a publisher replaces by rename — about twenty append-only sites deliberately do not get it, because granting a right nothing needs on the strength of a matching shape is the same mistake in the other direction.</w:t>
+      </w:r>
+    </w:p>
+    <w:p>
+      <w:pPr>
+        <w:pStyle w:val="ListBullet"/>
+        <w:spacing w:after="40"/>
+      </w:pPr>
+      <w:r>
+        <w:rPr>
+          <w:b/>
+          <w:color w:val="202020"/>
+        </w:rPr>
+        <w:t>The appenders are deliberately untouched, and that asymmetry is the point</w:t>
+      </w:r>
+      <w:r>
+        <w:rPr>
+          <w:color w:val="202020"/>
+        </w:rPr>
+        <w:t xml:space="preserve"> (</w:t>
+      </w:r>
+      <w:r>
+        <w:rPr>
+          <w:rFonts w:ascii="Consolas" w:hAnsi="Consolas"/>
+          <w:color w:val="202020"/>
+          <w:sz w:val="19"/>
+        </w:rPr>
+        <w:t>3fb3edd</w:t>
+      </w:r>
+      <w:r>
+        <w:rPr>
+          <w:color w:val="202020"/>
+        </w:rPr>
+        <w:t xml:space="preserve">). A decision-ledger appender's </w:t>
+      </w:r>
+      <w:r>
+        <w:rPr>
+          <w:rFonts w:ascii="Consolas" w:hAnsi="Consolas"/>
+          <w:color w:val="202020"/>
+          <w:sz w:val="19"/>
+        </w:rPr>
+        <w:t>FileShare.Read</w:t>
+      </w:r>
+      <w:r>
+        <w:rPr>
+          <w:color w:val="202020"/>
+        </w:rPr>
+        <w:t xml:space="preserve"> is not an oversight: refusing a second writer is what enforces the single-active-writer assumption the hash chain rests on. Two appenders would independently resume the </w:t>
+      </w:r>
+      <w:r>
+        <w:rPr>
+          <w:rFonts w:ascii="Consolas" w:hAnsi="Consolas"/>
+          <w:color w:val="202020"/>
+          <w:sz w:val="19"/>
+        </w:rPr>
+        <w:t>seq</w:t>
+      </w:r>
+      <w:r>
+        <w:rPr>
+          <w:color w:val="202020"/>
+        </w:rPr>
+        <w:t xml:space="preserve"> and </w:t>
+      </w:r>
+      <w:r>
+        <w:rPr>
+          <w:rFonts w:ascii="Consolas" w:hAnsi="Consolas"/>
+          <w:color w:val="202020"/>
+          <w:sz w:val="19"/>
+        </w:rPr>
+        <w:t>prev_hash</w:t>
+      </w:r>
+      <w:r>
+        <w:rPr>
+          <w:color w:val="202020"/>
+        </w:rPr>
+        <w:t xml:space="preserve"> counters and fork the chain, turning a tamper-evident record into two divergent ones. A mechanical “add ReadWrite everywhere” sweep — exactly what the five preceding fixes in this family would suggest — would have broken the ledger it was meant to protect.</w:t>
+      </w:r>
+    </w:p>
+    <w:p>
+      <w:pPr>
+        <w:pStyle w:val="ListBullet"/>
+        <w:spacing w:after="40"/>
+      </w:pPr>
+      <w:r>
+        <w:rPr>
+          <w:b/>
+          <w:color w:val="202020"/>
+        </w:rPr>
+        <w:t>The share mode was not the dangerous half of the checkpoint defect</w:t>
+      </w:r>
+      <w:r>
+        <w:rPr>
+          <w:color w:val="202020"/>
+        </w:rPr>
+        <w:t xml:space="preserve"> (</w:t>
+      </w:r>
+      <w:r>
+        <w:rPr>
+          <w:rFonts w:ascii="Consolas" w:hAnsi="Consolas"/>
+          <w:color w:val="202020"/>
+          <w:sz w:val="19"/>
+        </w:rPr>
+        <w:t>892f6b7</w:t>
+      </w:r>
+      <w:r>
+        <w:rPr>
+          <w:color w:val="202020"/>
+        </w:rPr>
+        <w:t xml:space="preserve">). </w:t>
+      </w:r>
+      <w:r>
+        <w:rPr>
+          <w:rFonts w:ascii="Consolas" w:hAnsi="Consolas"/>
+          <w:color w:val="202020"/>
+          <w:sz w:val="19"/>
+        </w:rPr>
+        <w:t>File.WriteAllText</w:t>
+      </w:r>
+      <w:r>
+        <w:rPr>
+          <w:color w:val="202020"/>
+        </w:rPr>
+        <w:t xml:space="preserve"> truncates in place, so a reader can observe half-written JSON; torn JSON is swallowed as a </w:t>
+      </w:r>
+      <w:r>
+        <w:rPr>
+          <w:rFonts w:ascii="Consolas" w:hAnsi="Consolas"/>
+          <w:color w:val="202020"/>
+          <w:sz w:val="19"/>
+        </w:rPr>
+        <w:t>JsonException</w:t>
+      </w:r>
+      <w:r>
+        <w:rPr>
+          <w:color w:val="202020"/>
+        </w:rPr>
+        <w:t xml:space="preserve"> and reported as “no checkpoint”, so a resume silently restarts the crawl from the beginning and re-ingests everything, with nothing in the logs to say why. Fixing only the share mode would have left that in place. Reads now go through a shared reader and writes stage to a GUID-named sibling and rename over the target — the GUID matters because two nodes may publish at once, and a shared staging name would let them corrupt each other. Unlike the share-mode half, this one fails on macOS too.</w:t>
+      </w:r>
+    </w:p>
+    <w:p>
+      <w:pPr>
+        <w:pStyle w:val="ListBullet"/>
+        <w:spacing w:after="40"/>
+      </w:pPr>
+      <w:r>
+        <w:rPr>
+          <w:b/>
+          <w:color w:val="202020"/>
+        </w:rPr>
+        <w:t>The atomic rename itself needs a retry on Windows</w:t>
+      </w:r>
+      <w:r>
+        <w:rPr>
+          <w:color w:val="202020"/>
+        </w:rPr>
+        <w:t xml:space="preserve"> (</w:t>
+      </w:r>
+      <w:r>
+        <w:rPr>
+          <w:rFonts w:ascii="Consolas" w:hAnsi="Consolas"/>
+          <w:color w:val="202020"/>
+          <w:sz w:val="19"/>
+        </w:rPr>
+        <w:t>892f6b7</w:t>
+      </w:r>
+      <w:r>
+        <w:rPr>
+          <w:color w:val="202020"/>
+        </w:rPr>
+        <w:t xml:space="preserve">, </w:t>
+      </w:r>
+      <w:r>
+        <w:rPr>
+          <w:rFonts w:ascii="Consolas" w:hAnsi="Consolas"/>
+          <w:color w:val="202020"/>
+          <w:sz w:val="19"/>
+        </w:rPr>
+        <w:t>eaef9ef</w:t>
+      </w:r>
+      <w:r>
+        <w:rPr>
+          <w:color w:val="202020"/>
+        </w:rPr>
+        <w:t>). Replacing a file fails whenever anything holds a handle to the destination without sharing delete, and on a build agent that is routinely Defender or the search indexer opening the file microseconds after it appears — not this connector, and not something our own share modes can prevent. Publishes now retry up to 20 times at 10 ms and rethrow rather than falling back to a non-atomic write, because a torn checkpoint reads as “no checkpoint” and silently restarts the crawl. Every attempt is still a whole-file rename, so a concurrent reader sees the old file or the new one, never a mixture.</w:t>
+      </w:r>
+    </w:p>
+    <w:p>
+      <w:pPr>
+        <w:pStyle w:val="ListBullet"/>
+        <w:spacing w:after="40"/>
+      </w:pPr>
+      <w:r>
+        <w:rPr>
+          <w:b/>
+          <w:color w:val="202020"/>
+        </w:rPr>
+        <w:t>SQLite lock contention</w:t>
+      </w:r>
+      <w:r>
+        <w:rPr>
+          <w:color w:val="202020"/>
+        </w:rPr>
+        <w:t xml:space="preserve"> (</w:t>
+      </w:r>
+      <w:r>
+        <w:rPr>
+          <w:rFonts w:ascii="Consolas" w:hAnsi="Consolas"/>
+          <w:color w:val="202020"/>
+          <w:sz w:val="19"/>
+        </w:rPr>
+        <w:t>a44a3fa</w:t>
+      </w:r>
+      <w:r>
+        <w:rPr>
+          <w:color w:val="202020"/>
+        </w:rPr>
+        <w:t xml:space="preserve">, </w:t>
+      </w:r>
+      <w:r>
+        <w:rPr>
+          <w:rFonts w:ascii="Consolas" w:hAnsi="Consolas"/>
+          <w:color w:val="202020"/>
+          <w:sz w:val="19"/>
+        </w:rPr>
+        <w:t>8a98ea2</w:t>
+      </w:r>
+      <w:r>
+        <w:rPr>
+          <w:color w:val="202020"/>
+        </w:rPr>
+        <w:t xml:space="preserve">, </w:t>
+      </w:r>
+      <w:r>
+        <w:rPr>
+          <w:rFonts w:ascii="Consolas" w:hAnsi="Consolas"/>
+          <w:color w:val="202020"/>
+          <w:sz w:val="19"/>
+        </w:rPr>
+        <w:t>4928759</w:t>
+      </w:r>
+      <w:r>
+        <w:rPr>
+          <w:color w:val="202020"/>
+        </w:rPr>
+        <w:t xml:space="preserve">, </w:t>
+      </w:r>
+      <w:r>
+        <w:rPr>
+          <w:rFonts w:ascii="Consolas" w:hAnsi="Consolas"/>
+          <w:color w:val="202020"/>
+          <w:sz w:val="19"/>
+        </w:rPr>
+        <w:t>eaef9ef</w:t>
+      </w:r>
+      <w:r>
+        <w:rPr>
+          <w:color w:val="202020"/>
+        </w:rPr>
+        <w:t xml:space="preserve">). Writes are autocommit statements, so under the default rollback journal each upgrades SHARED to RESERVED, and SQLite returns SQLITE_BUSY on that upgrade without consulting the busy handler — </w:t>
+      </w:r>
+      <w:r>
+        <w:rPr>
+          <w:rFonts w:ascii="Consolas" w:hAnsi="Consolas"/>
+          <w:color w:val="202020"/>
+          <w:sz w:val="19"/>
+        </w:rPr>
+        <w:t>busy_timeout</w:t>
+      </w:r>
+      <w:r>
+        <w:rPr>
+          <w:color w:val="202020"/>
+        </w:rPr>
+        <w:t xml:space="preserve"> alone took a multi-node failover storm from 4 failing writers to 3 and no further. Every connection in the fleet now sets </w:t>
+      </w:r>
+      <w:r>
+        <w:rPr>
+          <w:rFonts w:ascii="Consolas" w:hAnsi="Consolas"/>
+          <w:color w:val="202020"/>
+          <w:sz w:val="19"/>
+        </w:rPr>
+        <w:t>journal_mode=WAL</w:t>
+      </w:r>
+      <w:r>
+        <w:rPr>
+          <w:color w:val="202020"/>
+        </w:rPr>
+        <w:t xml:space="preserve"> and </w:t>
+      </w:r>
+      <w:r>
+        <w:rPr>
+          <w:rFonts w:ascii="Consolas" w:hAnsi="Consolas"/>
+          <w:color w:val="202020"/>
+          <w:sz w:val="19"/>
+        </w:rPr>
+        <w:t>busy_timeout</w:t>
+      </w:r>
+      <w:r>
+        <w:rPr>
+          <w:color w:val="202020"/>
+        </w:rPr>
+        <w:t xml:space="preserve">. Because neither the journal-mode transition nor the </w:t>
+      </w:r>
+      <w:r>
+        <w:rPr>
+          <w:rFonts w:ascii="Consolas" w:hAnsi="Consolas"/>
+          <w:color w:val="202020"/>
+          <w:sz w:val="19"/>
+        </w:rPr>
+        <w:t>CREATE TABLE IF NOT EXISTS</w:t>
+      </w:r>
+      <w:r>
+        <w:rPr>
+          <w:color w:val="202020"/>
+        </w:rPr>
+        <w:t xml:space="preserve"> that follows on the same connection is covered by </w:t>
+      </w:r>
+      <w:r>
+        <w:rPr>
+          <w:rFonts w:ascii="Consolas" w:hAnsi="Consolas"/>
+          <w:color w:val="202020"/>
+          <w:sz w:val="19"/>
+        </w:rPr>
+        <w:t>busy_timeout</w:t>
+      </w:r>
+      <w:r>
+        <w:rPr>
+          <w:color w:val="202020"/>
+        </w:rPr>
+        <w:t xml:space="preserve">, the </w:t>
+      </w:r>
+      <w:r>
+        <w:rPr>
+          <w:b/>
+          <w:color w:val="202020"/>
+        </w:rPr>
+        <w:t>whole open</w:t>
+      </w:r>
+      <w:r>
+        <w:rPr>
+          <w:color w:val="202020"/>
+        </w:rPr>
+        <w:t xml:space="preserve"> is wrapped in a retry rather than one statement inside it; retrying is safe because both halves are idempotent and one-way. Fixing the Seismic contention also cut that suite's Windows run from 1h07m to 25m.</w:t>
+      </w:r>
+    </w:p>
+    <w:p>
+      <w:pPr>
+        <w:pStyle w:val="ListBullet"/>
+        <w:spacing w:after="40"/>
+      </w:pPr>
+      <w:r>
+        <w:rPr>
+          <w:b/>
+          <w:color w:val="202020"/>
+        </w:rPr>
+        <w:t>One genuine misuse rather than contention</w:t>
+      </w:r>
+      <w:r>
+        <w:rPr>
+          <w:color w:val="202020"/>
+        </w:rPr>
+        <w:t xml:space="preserve"> (</w:t>
+      </w:r>
+      <w:r>
+        <w:rPr>
+          <w:rFonts w:ascii="Consolas" w:hAnsi="Consolas"/>
+          <w:color w:val="202020"/>
+          <w:sz w:val="19"/>
+        </w:rPr>
+        <w:t>47c154d</w:t>
+      </w:r>
+      <w:r>
+        <w:rPr>
+          <w:color w:val="202020"/>
+        </w:rPr>
+        <w:t xml:space="preserve">). Clarizen's </w:t>
+      </w:r>
+      <w:r>
+        <w:rPr>
+          <w:rFonts w:ascii="Consolas" w:hAnsi="Consolas"/>
+          <w:color w:val="202020"/>
+          <w:sz w:val="19"/>
+        </w:rPr>
+        <w:t>ItemInventory</w:t>
+      </w:r>
+      <w:r>
+        <w:rPr>
+          <w:color w:val="202020"/>
+        </w:rPr>
+        <w:t xml:space="preserve"> holds one </w:t>
+      </w:r>
+      <w:r>
+        <w:rPr>
+          <w:rFonts w:ascii="Consolas" w:hAnsi="Consolas"/>
+          <w:color w:val="202020"/>
+          <w:sz w:val="19"/>
+        </w:rPr>
+        <w:t>SqliteConnection</w:t>
+      </w:r>
+      <w:r>
+        <w:rPr>
+          <w:color w:val="202020"/>
+        </w:rPr>
+        <w:t xml:space="preserve"> as an instance field, SQLite allows one transaction per connection, and </w:t>
+      </w:r>
+      <w:r>
+        <w:rPr>
+          <w:rFonts w:ascii="Consolas" w:hAnsi="Consolas"/>
+          <w:color w:val="202020"/>
+          <w:sz w:val="19"/>
+        </w:rPr>
+        <w:t>Remove</w:t>
+      </w:r>
+      <w:r>
+        <w:rPr>
+          <w:color w:val="202020"/>
+        </w:rPr>
+        <w:t xml:space="preserve"> called </w:t>
+      </w:r>
+      <w:r>
+        <w:rPr>
+          <w:rFonts w:ascii="Consolas" w:hAnsi="Consolas"/>
+          <w:color w:val="202020"/>
+          <w:sz w:val="19"/>
+        </w:rPr>
+        <w:t>BeginTransaction</w:t>
+      </w:r>
+      <w:r>
+        <w:rPr>
+          <w:color w:val="202020"/>
+        </w:rPr>
+        <w:t xml:space="preserve"> with no synchronisation — so two concurrent withdrawals collided with “cannot start a transaction within a transaction”. Neither WAL nor </w:t>
+      </w:r>
+      <w:r>
+        <w:rPr>
+          <w:rFonts w:ascii="Consolas" w:hAnsi="Consolas"/>
+          <w:color w:val="202020"/>
+          <w:sz w:val="19"/>
+        </w:rPr>
+        <w:t>busy_timeout</w:t>
+      </w:r>
+      <w:r>
+        <w:rPr>
+          <w:color w:val="202020"/>
+        </w:rPr>
+        <w:t xml:space="preserve"> helps: this is not lock contention between connections, it is misuse of one, which is why every single-threaded test passed. Both transactional methods are now synchronised.</w:t>
+      </w:r>
+    </w:p>
+    <w:p>
+      <w:pPr>
+        <w:pStyle w:val="ListBullet"/>
+        <w:spacing w:after="40"/>
+      </w:pPr>
+      <w:r>
+        <w:rPr>
+          <w:b/>
+          <w:color w:val="202020"/>
+        </w:rPr>
+        <w:t>The log pruner deletes its own live logs</w:t>
+      </w:r>
+      <w:r>
+        <w:rPr>
+          <w:color w:val="202020"/>
+        </w:rPr>
+        <w:t xml:space="preserve"> (</w:t>
+      </w:r>
+      <w:r>
+        <w:rPr>
+          <w:rFonts w:ascii="Consolas" w:hAnsi="Consolas"/>
+          <w:color w:val="202020"/>
+          <w:sz w:val="19"/>
+        </w:rPr>
+        <w:t>51a94f8</w:t>
+      </w:r>
+      <w:r>
+        <w:rPr>
+          <w:color w:val="202020"/>
+        </w:rPr>
+        <w:t xml:space="preserve">, </w:t>
+      </w:r>
+      <w:r>
+        <w:rPr>
+          <w:rFonts w:ascii="Consolas" w:hAnsi="Consolas"/>
+          <w:color w:val="202020"/>
+          <w:sz w:val="19"/>
+        </w:rPr>
+        <w:t>a277986</w:t>
+      </w:r>
+      <w:r>
+        <w:rPr>
+          <w:color w:val="202020"/>
+        </w:rPr>
+        <w:t xml:space="preserve">, </w:t>
+      </w:r>
+      <w:r>
+        <w:rPr>
+          <w:rFonts w:ascii="Consolas" w:hAnsi="Consolas"/>
+          <w:color w:val="202020"/>
+          <w:sz w:val="19"/>
+        </w:rPr>
+        <w:t>eaef9ef</w:t>
+      </w:r>
+      <w:r>
+        <w:rPr>
+          <w:color w:val="202020"/>
+        </w:rPr>
+        <w:t xml:space="preserve">). A run directory is stamped once at process start and never changes, so in continuous or Windows-service mode it eventually ages past </w:t>
+      </w:r>
+      <w:r>
+        <w:rPr>
+          <w:rFonts w:ascii="Consolas" w:hAnsi="Consolas"/>
+          <w:color w:val="202020"/>
+          <w:sz w:val="19"/>
+        </w:rPr>
+        <w:t>LOG_RETENTION_DAYS</w:t>
+      </w:r>
+      <w:r>
+        <w:rPr>
+          <w:color w:val="202020"/>
+        </w:rPr>
+        <w:t xml:space="preserve"> and the pruner targets the logs the process is still writing, every cycle, for the life of the service. On Windows the recursive delete removes the directory's other entries first — summaries, reconciliation reports, classification manifests — and only then throws on the locked </w:t>
+      </w:r>
+      <w:r>
+        <w:rPr>
+          <w:rFonts w:ascii="Consolas" w:hAnsi="Consolas"/>
+          <w:color w:val="202020"/>
+          <w:sz w:val="19"/>
+        </w:rPr>
+        <w:t>.log</w:t>
+      </w:r>
+      <w:r>
+        <w:rPr>
+          <w:color w:val="202020"/>
+        </w:rPr>
+        <w:t xml:space="preserve">. On macOS and Linux the unlink </w:t>
+      </w:r>
+      <w:r>
+        <w:rPr>
+          <w:b/>
+          <w:color w:val="202020"/>
+        </w:rPr>
+        <w:t>succeeds</w:t>
+      </w:r>
+      <w:r>
+        <w:rPr>
+          <w:color w:val="202020"/>
+        </w:rPr>
+        <w:t>, the open handle keeps writing into a dead inode, and every log line for the remaining life of the service goes nowhere with nothing to say why: the first defect in this family whose worse half is on the development platform. Fixed in the chassis, and then separately in the four connectors that run their own pruner. The guard's decision-ledger exclusion was also widened to cover both naming conventions this fleet writes (</w:t>
+      </w:r>
+      <w:r>
+        <w:rPr>
+          <w:rFonts w:ascii="Consolas" w:hAnsi="Consolas"/>
+          <w:color w:val="202020"/>
+          <w:sz w:val="19"/>
+        </w:rPr>
+        <w:t>decision_ledger_&lt;id&gt;.jsonl</w:t>
+      </w:r>
+      <w:r>
+        <w:rPr>
+          <w:color w:val="202020"/>
+        </w:rPr>
+        <w:t xml:space="preserve"> and </w:t>
+      </w:r>
+      <w:r>
+        <w:rPr>
+          <w:rFonts w:ascii="Consolas" w:hAnsi="Consolas"/>
+          <w:color w:val="202020"/>
+          <w:sz w:val="19"/>
+        </w:rPr>
+        <w:t>decisions_&lt;id&gt;.jsonl</w:t>
+      </w:r>
+      <w:r>
+        <w:rPr>
+          <w:color w:val="202020"/>
+        </w:rPr>
+        <w:t>) and pinned by a test that reads each connector's actual ledger filename out of the source that builds the path.</w:t>
+      </w:r>
+    </w:p>
+    <w:p>
+      <w:pPr>
+        <w:pStyle w:val="ListBullet"/>
+        <w:spacing w:after="40"/>
+      </w:pPr>
+      <w:r>
+        <w:rPr>
+          <w:b/>
+          <w:color w:val="202020"/>
+        </w:rPr>
+        <w:t>Three tests were measuring the scheduler rather than the system</w:t>
+      </w:r>
+      <w:r>
+        <w:rPr>
+          <w:color w:val="202020"/>
+        </w:rPr>
+        <w:t xml:space="preserve"> (</w:t>
+      </w:r>
+      <w:r>
+        <w:rPr>
+          <w:rFonts w:ascii="Consolas" w:hAnsi="Consolas"/>
+          <w:color w:val="202020"/>
+          <w:sz w:val="19"/>
+        </w:rPr>
+        <w:t>a44a3fa</w:t>
+      </w:r>
+      <w:r>
+        <w:rPr>
+          <w:color w:val="202020"/>
+        </w:rPr>
+        <w:t xml:space="preserve">, </w:t>
+      </w:r>
+      <w:r>
+        <w:rPr>
+          <w:rFonts w:ascii="Consolas" w:hAnsi="Consolas"/>
+          <w:color w:val="202020"/>
+          <w:sz w:val="19"/>
+        </w:rPr>
+        <w:t>73bbb40</w:t>
+      </w:r>
+      <w:r>
+        <w:rPr>
+          <w:color w:val="202020"/>
+        </w:rPr>
+        <w:t xml:space="preserve">, </w:t>
+      </w:r>
+      <w:r>
+        <w:rPr>
+          <w:rFonts w:ascii="Consolas" w:hAnsi="Consolas"/>
+          <w:color w:val="202020"/>
+          <w:sz w:val="19"/>
+        </w:rPr>
+        <w:t>4928759</w:t>
+      </w:r>
+      <w:r>
+        <w:rPr>
+          <w:color w:val="202020"/>
+        </w:rPr>
+        <w:t xml:space="preserve">). Salesforce's resolver churn loop paced itself with </w:t>
+      </w:r>
+      <w:r>
+        <w:rPr>
+          <w:rFonts w:ascii="Consolas" w:hAnsi="Consolas"/>
+          <w:color w:val="202020"/>
+          <w:sz w:val="19"/>
+        </w:rPr>
+        <w:t>Task.Delay(1)</w:t>
+      </w:r>
+      <w:r>
+        <w:rPr>
+          <w:color w:val="202020"/>
+        </w:rPr>
+        <w:t xml:space="preserve"> against Windows' ~15.6 ms default timer resolution and asserted a threshold that was unreachable by construction; the failover storm allowed only 300 ms of scheduler stall; the interleaved soak queued twelve never-yielding workers on a two-core pool. Timings were widened and hot loops moved to dedicated threads, with </w:t>
+      </w:r>
+      <w:r>
+        <w:rPr>
+          <w:b/>
+          <w:color w:val="202020"/>
+        </w:rPr>
+        <w:t>no assertion relaxed</w:t>
+      </w:r>
+      <w:r>
+        <w:rPr>
+          <w:color w:val="202020"/>
+        </w:rPr>
+        <w:t xml:space="preserve">. The one that could not be made to converge — </w:t>
+      </w:r>
+      <w:r>
+        <w:rPr>
+          <w:rFonts w:ascii="Consolas" w:hAnsi="Consolas"/>
+          <w:color w:val="202020"/>
+          <w:sz w:val="19"/>
+        </w:rPr>
+        <w:t>ClockSkew_WithinRenewalMargin</w:t>
+      </w:r>
+      <w:r>
+        <w:rPr>
+          <w:color w:val="202020"/>
+        </w:rPr>
+        <w:t xml:space="preserve">, whose worst committed heartbeat gap on the runner was 1,583 ms against 52 ms on macOS — now </w:t>
+      </w:r>
+      <w:r>
+        <w:rPr>
+          <w:b/>
+          <w:color w:val="202020"/>
+        </w:rPr>
+        <w:t>skips</w:t>
+      </w:r>
+      <w:r>
+        <w:rPr>
+          <w:color w:val="202020"/>
+        </w:rPr>
+        <w:t xml:space="preserve"> on the measured precondition rather than failing. The skip keys off the measured gap, never off “the assertion failed”, so a real lease defect still produces reclaims with healthy heartbeats and still fails.</w:t>
+      </w:r>
+    </w:p>
+    <w:p>
+      <w:pPr>
+        <w:pStyle w:val="Heading2"/>
+      </w:pPr>
+      <w:r>
+        <w:rPr>
+          <w:color w:val="2E5496"/>
+        </w:rPr>
+        <w:t>5.4 The conformance gate and the divergence register</w:t>
+      </w:r>
+    </w:p>
+    <w:p>
+      <w:pPr>
+        <w:pStyle w:val="Heading3"/>
+      </w:pPr>
+      <w:r>
+        <w:rPr>
+          <w:color w:val="2E5496"/>
+        </w:rPr>
+        <w:t>What changed</w:t>
+      </w:r>
+    </w:p>
+    <w:p>
+      <w:pPr>
+        <w:pStyle w:val="ListBullet"/>
+        <w:spacing w:after="40"/>
+      </w:pPr>
+      <w:r>
+        <w:rPr>
+          <w:b/>
+          <w:color w:val="202020"/>
+        </w:rPr>
+        <w:t>Drift is invisible to the per-connector suites, which is why the gate exists</w:t>
+      </w:r>
+      <w:r>
+        <w:rPr>
+          <w:color w:val="202020"/>
+        </w:rPr>
+        <w:t xml:space="preserve"> (</w:t>
+      </w:r>
+      <w:r>
+        <w:rPr>
+          <w:rFonts w:ascii="Consolas" w:hAnsi="Consolas"/>
+          <w:color w:val="202020"/>
+          <w:sz w:val="19"/>
+        </w:rPr>
+        <w:t>b846e29</w:t>
+      </w:r>
+      <w:r>
+        <w:rPr>
+          <w:color w:val="202020"/>
+        </w:rPr>
+        <w:t>). Each suite only tests what its connector has, so nothing fails when a connector quietly lacks something the fleet documentation promises. The August 2026 TOGAF assessment raised that as concern #2 in its own right — separate from the copied chassis itself — and the conformance workflow reproduces its finding independently: Salesforce was the only connector with no OpenTelemetry while the docs called tracing standard. The job does not make the fleet uniform; it makes non-uniformity loud.</w:t>
+      </w:r>
+    </w:p>
+    <w:p>
+      <w:pPr>
+        <w:pStyle w:val="ListBullet"/>
+        <w:spacing w:after="40"/>
+      </w:pPr>
+      <w:r>
+        <w:rPr>
+          <w:b/>
+          <w:color w:val="202020"/>
+        </w:rPr>
+        <w:t>The first version of the gate did not assert what it claimed to</w:t>
+      </w:r>
+      <w:r>
+        <w:rPr>
+          <w:color w:val="202020"/>
+        </w:rPr>
+        <w:t xml:space="preserve"> (</w:t>
+      </w:r>
+      <w:r>
+        <w:rPr>
+          <w:rFonts w:ascii="Consolas" w:hAnsi="Consolas"/>
+          <w:color w:val="202020"/>
+          <w:sz w:val="19"/>
+        </w:rPr>
+        <w:t>706a4e4</w:t>
+      </w:r>
+      <w:r>
+        <w:rPr>
+          <w:color w:val="202020"/>
+        </w:rPr>
+        <w:t xml:space="preserve">), and that is recorded here rather than quietly corrected. It was </w:t>
+      </w:r>
+      <w:r>
+        <w:rPr>
+          <w:rFonts w:ascii="Consolas" w:hAnsi="Consolas"/>
+          <w:color w:val="202020"/>
+          <w:sz w:val="19"/>
+        </w:rPr>
+        <w:t>grep -rqE</w:t>
+      </w:r>
+      <w:r>
+        <w:rPr>
+          <w:color w:val="202020"/>
+        </w:rPr>
+        <w:t xml:space="preserve"> over </w:t>
+      </w:r>
+      <w:r>
+        <w:rPr>
+          <w:rFonts w:ascii="Consolas" w:hAnsi="Consolas"/>
+          <w:color w:val="202020"/>
+          <w:sz w:val="19"/>
+        </w:rPr>
+        <w:t>*.cs</w:t>
+      </w:r>
+      <w:r>
+        <w:rPr>
+          <w:color w:val="202020"/>
+        </w:rPr>
+        <w:t xml:space="preserve"> and </w:t>
+      </w:r>
+      <w:r>
+        <w:rPr>
+          <w:rFonts w:ascii="Consolas" w:hAnsi="Consolas"/>
+          <w:color w:val="202020"/>
+          <w:sz w:val="19"/>
+        </w:rPr>
+        <w:t>*.csproj</w:t>
+      </w:r>
+      <w:r>
+        <w:rPr>
+          <w:color w:val="202020"/>
+        </w:rPr>
+        <w:t xml:space="preserve">, so a </w:t>
+      </w:r>
+      <w:r>
+        <w:rPr>
+          <w:rFonts w:ascii="Consolas" w:hAnsi="Consolas"/>
+          <w:color w:val="202020"/>
+          <w:sz w:val="19"/>
+        </w:rPr>
+        <w:t>.cs</w:t>
+      </w:r>
+      <w:r>
+        <w:rPr>
+          <w:color w:val="202020"/>
+        </w:rPr>
+        <w:t xml:space="preserve"> file containing </w:t>
+      </w:r>
+      <w:r>
+        <w:rPr>
+          <w:b/>
+          <w:color w:val="202020"/>
+        </w:rPr>
+        <w:t>only comments</w:t>
+      </w:r>
+      <w:r>
+        <w:rPr>
+          <w:color w:val="202020"/>
+        </w:rPr>
+        <w:t xml:space="preserve"> satisfied all six checks, including the chassis project reference — a connector could delete its </w:t>
+      </w:r>
+      <w:r>
+        <w:rPr>
+          <w:rFonts w:ascii="Consolas" w:hAnsi="Consolas"/>
+          <w:color w:val="202020"/>
+          <w:sz w:val="19"/>
+        </w:rPr>
+        <w:t>ProjectReference</w:t>
+      </w:r>
+      <w:r>
+        <w:rPr>
+          <w:color w:val="202020"/>
+        </w:rPr>
+        <w:t xml:space="preserve">, leave a commented-out line behind and stay green. Not theoretical: the tree is full of comments discussing </w:t>
+      </w:r>
+      <w:r>
+        <w:rPr>
+          <w:rFonts w:ascii="Consolas" w:hAnsi="Consolas"/>
+          <w:color w:val="202020"/>
+          <w:sz w:val="19"/>
+        </w:rPr>
+        <w:t>FileShare.ReadWrite</w:t>
+      </w:r>
+      <w:r>
+        <w:rPr>
+          <w:color w:val="202020"/>
+        </w:rPr>
+        <w:t xml:space="preserve"> and </w:t>
+      </w:r>
+      <w:r>
+        <w:rPr>
+          <w:rFonts w:ascii="Consolas" w:hAnsi="Consolas"/>
+          <w:color w:val="202020"/>
+          <w:sz w:val="19"/>
+        </w:rPr>
+        <w:t>Connector.Chassis</w:t>
+      </w:r>
+      <w:r>
+        <w:rPr>
+          <w:color w:val="202020"/>
+        </w:rPr>
+        <w:t>, several written while fixing the very defects the gate is meant to notice, and each satisfied a check on its own. And with no negative assertion the gate was green while 70 local copies of chassis types sat in four connectors — green precisely while the condition it exists to police was being violated.</w:t>
+      </w:r>
+    </w:p>
+    <w:p>
+      <w:pPr>
+        <w:pStyle w:val="ListBullet"/>
+        <w:spacing w:after="40"/>
+      </w:pPr>
+      <w:r>
+        <w:rPr>
+          <w:b/>
+          <w:color w:val="202020"/>
+        </w:rPr>
+        <w:t>What it does now.</w:t>
+      </w:r>
+      <w:r>
+        <w:rPr>
+          <w:color w:val="202020"/>
+        </w:rPr>
+        <w:t xml:space="preserve"> Comments are stripped before matching. The project reference is resolved by parsing the csproj as XML and following the </w:t>
+      </w:r>
+      <w:r>
+        <w:rPr>
+          <w:rFonts w:ascii="Consolas" w:hAnsi="Consolas"/>
+          <w:color w:val="202020"/>
+          <w:sz w:val="19"/>
+        </w:rPr>
+        <w:t>Include</w:t>
+      </w:r>
+      <w:r>
+        <w:rPr>
+          <w:color w:val="202020"/>
+        </w:rPr>
+        <w:t xml:space="preserve"> to a real file on disk. Every local copy of a chassis type must be declared in </w:t>
+      </w:r>
+      <w:r>
+        <w:rPr>
+          <w:rFonts w:ascii="Consolas" w:hAnsi="Consolas"/>
+          <w:color w:val="202020"/>
+          <w:sz w:val="19"/>
+        </w:rPr>
+        <w:t>divergences.tsv</w:t>
+      </w:r>
+      <w:r>
+        <w:rPr>
+          <w:color w:val="202020"/>
+        </w:rPr>
+        <w:t xml:space="preserve"> with a reason, and the gate fails on an undeclared same-name copy </w:t>
+      </w:r>
+      <w:r>
+        <w:rPr>
+          <w:b/>
+          <w:color w:val="202020"/>
+        </w:rPr>
+        <w:t>and</w:t>
+      </w:r>
+      <w:r>
+        <w:rPr>
+          <w:color w:val="202020"/>
+        </w:rPr>
+        <w:t xml:space="preserve"> on a register line whose copy no longer exists — a ratchet whose register cannot outlive the debt it records. A blank reason is a hard error. Proven end to end against the real repository rather than only in fixtures: planting an </w:t>
+      </w:r>
+      <w:r>
+        <w:rPr>
+          <w:rFonts w:ascii="Consolas" w:hAnsi="Consolas"/>
+          <w:color w:val="202020"/>
+          <w:sz w:val="19"/>
+        </w:rPr>
+        <w:t>EnvFlags</w:t>
+      </w:r>
+      <w:r>
+        <w:rPr>
+          <w:color w:val="202020"/>
+        </w:rPr>
+        <w:t xml:space="preserve"> copy in Seismic fails, a ghost register row fails, the clean tree passes.</w:t>
+      </w:r>
+    </w:p>
+    <w:p>
+      <w:pPr>
+        <w:pStyle w:val="ListBullet"/>
+        <w:spacing w:after="40"/>
+      </w:pPr>
+      <w:r>
+        <w:rPr>
+          <w:b/>
+          <w:color w:val="202020"/>
+        </w:rPr>
+        <w:t>The gate is tested before it is trusted.</w:t>
+      </w:r>
+      <w:r>
+        <w:rPr>
+          <w:color w:val="202020"/>
+        </w:rPr>
+        <w:t xml:space="preserve"> </w:t>
+      </w:r>
+      <w:r>
+        <w:rPr>
+          <w:rFonts w:ascii="Consolas" w:hAnsi="Consolas"/>
+          <w:color w:val="202020"/>
+          <w:sz w:val="19"/>
+        </w:rPr>
+        <w:t>--self-test</w:t>
+      </w:r>
+      <w:r>
+        <w:rPr>
+          <w:color w:val="202020"/>
+        </w:rPr>
+        <w:t xml:space="preserve"> runs first in CI and asserts that the checker still rejects the comments-only file, the commented-out project reference, the unresolvable one and an undeclared copy — while </w:t>
+      </w:r>
+      <w:r>
+        <w:rPr>
+          <w:b/>
+          <w:color w:val="202020"/>
+        </w:rPr>
+        <w:t>not</w:t>
+      </w:r>
+      <w:r>
+        <w:rPr>
+          <w:color w:val="202020"/>
+        </w:rPr>
+        <w:t xml:space="preserve"> flagging a commented-out register declaration, because a gate with false positives gets switched off. Replacing an untestable gate with another untestable gate would have repeated the mistake in a nicer language.</w:t>
+      </w:r>
+    </w:p>
+    <w:p>
+      <w:pPr>
+        <w:pStyle w:val="ListBullet"/>
+        <w:spacing w:after="40"/>
+      </w:pPr>
+      <w:r>
+        <w:rPr>
+          <w:b/>
+          <w:color w:val="202020"/>
+        </w:rPr>
+        <w:t>The capability checks ask “does this connector have it”, not “does it spell it a particular way”.</w:t>
+      </w:r>
+      <w:r>
+        <w:rPr>
+          <w:color w:val="202020"/>
+        </w:rPr>
+        <w:t xml:space="preserve"> A first cut scanned comment-stripped C# only and failed Salesforce on OpenTelemetry tracing — for consolidating correctly. It emits traces through </w:t>
+      </w:r>
+      <w:r>
+        <w:rPr>
+          <w:rFonts w:ascii="Consolas" w:hAnsi="Consolas"/>
+          <w:color w:val="202020"/>
+          <w:sz w:val="19"/>
+        </w:rPr>
+        <w:t>Connector.Chassis.Tracing</w:t>
+      </w:r>
+      <w:r>
+        <w:rPr>
+          <w:color w:val="202020"/>
+        </w:rPr>
+        <w:t xml:space="preserve">, so the only occurrences of the word in its C# are comments while the real package reference is in its csproj. Each capability is now satisfied by code </w:t>
+      </w:r>
+      <w:r>
+        <w:rPr>
+          <w:b/>
+          <w:color w:val="202020"/>
+        </w:rPr>
+        <w:t>or</w:t>
+      </w:r>
+      <w:r>
+        <w:rPr>
+          <w:color w:val="202020"/>
+        </w:rPr>
+        <w:t xml:space="preserve"> package reference. How a connector got the capability is the register's question; keeping the two apart is what lets both be strict.</w:t>
+      </w:r>
+    </w:p>
+    <w:p>
+      <w:pPr>
+        <w:pStyle w:val="ListBullet"/>
+        <w:spacing w:after="40"/>
+      </w:pPr>
+      <w:r>
+        <w:rPr>
+          <w:b/>
+          <w:color w:val="202020"/>
+        </w:rPr>
+        <w:t>Exemptions carry their reason and expire by construction.</w:t>
+      </w:r>
+      <w:r>
+        <w:rPr>
+          <w:color w:val="202020"/>
+        </w:rPr>
+        <w:t xml:space="preserve"> Salesforce's missing tracing was recorded as an exemption rather than left as a red build or quietly dropped from the list: an exemption is re-reported as a warning on every run and — verified by test — fails the build once the capability appears, so the register cannot outlive the gap it describes. Deleting the line is the definition of done, and it was deleted (</w:t>
+      </w:r>
+      <w:r>
+        <w:rPr>
+          <w:rFonts w:ascii="Consolas" w:hAnsi="Consolas"/>
+          <w:color w:val="202020"/>
+          <w:sz w:val="19"/>
+        </w:rPr>
+        <w:t>84c0438</w:t>
+      </w:r>
+      <w:r>
+        <w:rPr>
+          <w:color w:val="202020"/>
+        </w:rPr>
+        <w:t>). The exemption register is now empty.</w:t>
+      </w:r>
+    </w:p>
+    <w:p>
+      <w:pPr>
+        <w:pStyle w:val="ListBullet"/>
+        <w:spacing w:after="40"/>
+      </w:pPr>
+      <w:r>
+        <w:rPr>
+          <w:b/>
+          <w:color w:val="202020"/>
+        </w:rPr>
+        <w:t>The ratchet has already been exercised.</w:t>
+      </w:r>
+      <w:r>
+        <w:rPr>
+          <w:color w:val="202020"/>
+        </w:rPr>
+        <w:t xml:space="preserve"> Deleting three Alerting copies (</w:t>
+      </w:r>
+      <w:r>
+        <w:rPr>
+          <w:rFonts w:ascii="Consolas" w:hAnsi="Consolas"/>
+          <w:color w:val="202020"/>
+          <w:sz w:val="19"/>
+        </w:rPr>
+        <w:t>6ef1a49</w:t>
+      </w:r>
+      <w:r>
+        <w:rPr>
+          <w:color w:val="202020"/>
+        </w:rPr>
+        <w:t>) left three stale register rows and the gate failed until they were removed, taking the register from 70 to 67. A change that pays down debt now has to record that it did.</w:t>
+      </w:r>
+    </w:p>
+    <w:p>
+      <w:pPr>
+        <w:pStyle w:val="Heading3"/>
+      </w:pPr>
+      <w:r>
+        <w:rPr>
+          <w:color w:val="2E5496"/>
+        </w:rPr>
+        <w:t>What is open</w:t>
+      </w:r>
+    </w:p>
+    <w:p>
+      <w:pPr>
+        <w:pStyle w:val="ListBullet"/>
+        <w:spacing w:after="40"/>
+      </w:pPr>
+      <w:r>
+        <w:rPr>
+          <w:color w:val="202020"/>
+        </w:rPr>
+        <w:t xml:space="preserve">Renamed copies are not auto-detected. All nine are recorded as </w:t>
+      </w:r>
+      <w:r>
+        <w:rPr>
+          <w:rFonts w:ascii="Consolas" w:hAnsi="Consolas"/>
+          <w:color w:val="202020"/>
+          <w:sz w:val="19"/>
+        </w:rPr>
+        <w:t>kind=renamed</w:t>
+      </w:r>
+      <w:r>
+        <w:rPr>
+          <w:color w:val="202020"/>
+        </w:rPr>
+        <w:t xml:space="preserve"> so the real total is visible, but only same-name copies carry teeth. The limit is stated in the register file itself rather than left to be discovered later.</w:t>
+      </w:r>
+    </w:p>
+    <w:p>
+      <w:pPr>
+        <w:pStyle w:val="ListBullet"/>
+        <w:spacing w:after="40"/>
+      </w:pPr>
+      <w:r>
+        <w:rPr>
+          <w:color w:val="202020"/>
+        </w:rPr>
+        <w:t xml:space="preserve">The gate is advisory. </w:t>
+      </w:r>
+      <w:r>
+        <w:rPr>
+          <w:rFonts w:ascii="Consolas" w:hAnsi="Consolas"/>
+          <w:color w:val="202020"/>
+          <w:sz w:val="19"/>
+        </w:rPr>
+        <w:t>main</w:t>
+      </w:r>
+      <w:r>
+        <w:rPr>
+          <w:color w:val="202020"/>
+        </w:rPr>
+        <w:t xml:space="preserve"> has no branch protection, so a red conformance run does not prevent a merge.</w:t>
+      </w:r>
+    </w:p>
+    <w:p>
+      <w:pPr>
+        <w:pStyle w:val="Heading2"/>
+      </w:pPr>
+      <w:r>
+        <w:rPr>
+          <w:color w:val="2E5496"/>
+        </w:rPr>
+        <w:t>5.5 The chassis test suite</w:t>
+      </w:r>
+    </w:p>
+    <w:p>
+      <w:pPr>
+        <w:pStyle w:val="Heading3"/>
+      </w:pPr>
+      <w:r>
+        <w:rPr>
+          <w:color w:val="2E5496"/>
+        </w:rPr>
+        <w:t>What changed</w:t>
+      </w:r>
+    </w:p>
+    <w:p>
+      <w:pPr>
+        <w:pStyle w:val="ListBullet"/>
+        <w:spacing w:after="40"/>
+      </w:pPr>
+      <w:r>
+        <w:rPr>
+          <w:b/>
+          <w:color w:val="202020"/>
+        </w:rPr>
+        <w:t>The component all five connectors depend on had no tests of its own</w:t>
+      </w:r>
+      <w:r>
+        <w:rPr>
+          <w:color w:val="202020"/>
+        </w:rPr>
+        <w:t xml:space="preserve"> (</w:t>
+      </w:r>
+      <w:r>
+        <w:rPr>
+          <w:rFonts w:ascii="Consolas" w:hAnsi="Consolas"/>
+          <w:color w:val="202020"/>
+          <w:sz w:val="19"/>
+        </w:rPr>
+        <w:t>bf66d9e</w:t>
+      </w:r>
+      <w:r>
+        <w:rPr>
+          <w:color w:val="202020"/>
+        </w:rPr>
+        <w:t>). Its CI was restore, build and pack, so chassis coverage was whatever the five connector suites happened to reach on the way past — incidental rather than designed, and blind in any path no connector exercises. For the single point of failure of the whole fleet that is the wrong shape of assurance.</w:t>
+      </w:r>
+    </w:p>
+    <w:p>
+      <w:pPr>
+        <w:pStyle w:val="ListBullet"/>
+        <w:spacing w:after="40"/>
+      </w:pPr>
+      <w:r>
+        <w:rPr>
+          <w:b/>
+          <w:color w:val="202020"/>
+        </w:rPr>
+        <w:t>553 tests as authored, 558 today, and CI now runs them on ubuntu and windows.</w:t>
+      </w:r>
+      <w:r>
+        <w:rPr>
+          <w:color w:val="202020"/>
+        </w:rPr>
+        <w:t xml:space="preserve"> The split at the commit that added them: EnvFlags 131, LogPruner 75, RedactionAndDialect 66, TransportDirectoriesAndStop 57, Alerting 54, ChassisAndLogging 52, CircuitBreaker 51, DecisionLedger 35, MetricsAndTracing 30, Smoke 2. The environment-flag work that followed (section 5.6) took the total to 558. Windows matters disproportionately here: the chassis owns the Event Log sink, the Windows service host and every </w:t>
+      </w:r>
+      <w:r>
+        <w:rPr>
+          <w:rFonts w:ascii="Consolas" w:hAnsi="Consolas"/>
+          <w:color w:val="202020"/>
+          <w:sz w:val="19"/>
+        </w:rPr>
+        <w:t>FileShare</w:t>
+      </w:r>
+      <w:r>
+        <w:rPr>
+          <w:color w:val="202020"/>
+        </w:rPr>
+        <w:t xml:space="preserve"> mode in the fleet, and Windows is the only runner that enforces share modes.</w:t>
+      </w:r>
+    </w:p>
+    <w:p>
+      <w:pPr>
+        <w:pStyle w:val="ListBullet"/>
+        <w:spacing w:after="40"/>
+      </w:pPr>
+      <w:r>
+        <w:rPr>
+          <w:b/>
+          <w:color w:val="202020"/>
+        </w:rPr>
+        <w:t>Zero source changes.</w:t>
+      </w:r>
+      <w:r>
+        <w:rPr>
+          <w:color w:val="202020"/>
+        </w:rPr>
+        <w:t xml:space="preserve"> Not one file under </w:t>
+      </w:r>
+      <w:r>
+        <w:rPr>
+          <w:rFonts w:ascii="Consolas" w:hAnsi="Consolas"/>
+          <w:color w:val="202020"/>
+          <w:sz w:val="19"/>
+        </w:rPr>
+        <w:t>Connector.Chassis/</w:t>
+      </w:r>
+      <w:r>
+        <w:rPr>
+          <w:color w:val="202020"/>
+        </w:rPr>
+        <w:t xml:space="preserve"> was touched apart from the new solution file and an </w:t>
+      </w:r>
+      <w:r>
+        <w:rPr>
+          <w:rFonts w:ascii="Consolas" w:hAnsi="Consolas"/>
+          <w:color w:val="202020"/>
+          <w:sz w:val="19"/>
+        </w:rPr>
+        <w:t>InternalsVisibleTo</w:t>
+      </w:r>
+      <w:r>
+        <w:rPr>
+          <w:color w:val="202020"/>
+        </w:rPr>
+        <w:t xml:space="preserve"> entry: the tests document what the chassis </w:t>
+      </w:r>
+      <w:r>
+        <w:rPr>
+          <w:b/>
+          <w:color w:val="202020"/>
+        </w:rPr>
+        <w:t>does</w:t>
+      </w:r>
+      <w:r>
+        <w:rPr>
+          <w:color w:val="202020"/>
+        </w:rPr>
+        <w:t xml:space="preserve"> today, including where that is arguably wrong. Thirty-one such observations came out of writing them and were triaged separately, deliberately not fixed in the same commit, because a commit that changes behaviour while adding the tests that describe it leaves nobody able to tell which did what.</w:t>
+      </w:r>
+    </w:p>
+    <w:p>
+      <w:pPr>
+        <w:pStyle w:val="ListBullet"/>
+        <w:spacing w:after="40"/>
+      </w:pPr>
+      <w:r>
+        <w:rPr>
+          <w:b/>
+          <w:color w:val="202020"/>
+        </w:rPr>
+        <w:t>The suite targets boundaries and error paths rather than restating implementations:</w:t>
+      </w:r>
+      <w:r>
+        <w:rPr>
+          <w:color w:val="202020"/>
+        </w:rPr>
+        <w:t xml:space="preserve"> that Alerting </w:t>
+      </w:r>
+      <w:r>
+        <w:rPr>
+          <w:b/>
+          <w:color w:val="202020"/>
+        </w:rPr>
+        <w:t>never</w:t>
+      </w:r>
+      <w:r>
+        <w:rPr>
+          <w:color w:val="202020"/>
+        </w:rPr>
+        <w:t xml:space="preserve"> throws on any failure, because a crawl dying because alerting failed is the exact inversion of what alerting is for; the pruner's retention clamp, active-run guard and both decision-ledger naming conventions; the ledger hash chain rejecting an edited, reordered or removed record; that </w:t>
+      </w:r>
+      <w:r>
+        <w:rPr>
+          <w:rFonts w:ascii="Consolas" w:hAnsi="Consolas"/>
+          <w:color w:val="202020"/>
+          <w:sz w:val="19"/>
+        </w:rPr>
+        <w:t>BeginCycle</w:t>
+      </w:r>
+      <w:r>
+        <w:rPr>
+          <w:color w:val="202020"/>
+        </w:rPr>
+        <w:t xml:space="preserve"> emits a </w:t>
+      </w:r>
+      <w:r>
+        <w:rPr>
+          <w:b/>
+          <w:color w:val="202020"/>
+        </w:rPr>
+        <w:t>real</w:t>
+      </w:r>
+      <w:r>
+        <w:rPr>
+          <w:color w:val="202020"/>
+        </w:rPr>
+        <w:t xml:space="preserve"> span on the shared </w:t>
+      </w:r>
+      <w:r>
+        <w:rPr>
+          <w:rFonts w:ascii="Consolas" w:hAnsi="Consolas"/>
+          <w:color w:val="202020"/>
+          <w:sz w:val="19"/>
+        </w:rPr>
+        <w:t>ActivitySource</w:t>
+      </w:r>
+      <w:r>
+        <w:rPr>
+          <w:color w:val="202020"/>
+        </w:rPr>
+        <w:t xml:space="preserve">, captured with an </w:t>
+      </w:r>
+      <w:r>
+        <w:rPr>
+          <w:rFonts w:ascii="Consolas" w:hAnsi="Consolas"/>
+          <w:color w:val="202020"/>
+          <w:sz w:val="19"/>
+        </w:rPr>
+        <w:t>ActivityListener</w:t>
+      </w:r>
+      <w:r>
+        <w:rPr>
+          <w:color w:val="202020"/>
+        </w:rPr>
+        <w:t xml:space="preserve">, because a grep gate cannot tell a span from a package reference; </w:t>
+      </w:r>
+      <w:r>
+        <w:rPr>
+          <w:rFonts w:ascii="Consolas" w:hAnsi="Consolas"/>
+          <w:color w:val="202020"/>
+          <w:sz w:val="19"/>
+        </w:rPr>
+        <w:t>MetricsRenderer</w:t>
+      </w:r>
+      <w:r>
+        <w:rPr>
+          <w:color w:val="202020"/>
+        </w:rPr>
+        <w:t xml:space="preserve"> under a comma-decimal current culture; and that the LoggerFactory and Dialect seams are genuinely consulted — a seam whose overrides are silently ignored is the failure worth catching, since Salesforce's whole logging stack depends on it.</w:t>
+      </w:r>
+    </w:p>
+    <w:p>
+      <w:pPr>
+        <w:pStyle w:val="ListBullet"/>
+        <w:spacing w:after="40"/>
+      </w:pPr>
+      <w:r>
+        <w:rPr>
+          <w:b/>
+          <w:color w:val="202020"/>
+        </w:rPr>
+        <w:t xml:space="preserve">The solution is a classic </w:t>
+      </w:r>
+      <w:r>
+        <w:rPr>
+          <w:rFonts w:ascii="Consolas" w:hAnsi="Consolas"/>
+          <w:b/>
+          <w:color w:val="202020"/>
+          <w:sz w:val="19"/>
+        </w:rPr>
+        <w:t>.sln</w:t>
+      </w:r>
+      <w:r>
+        <w:rPr>
+          <w:b/>
+          <w:color w:val="202020"/>
+        </w:rPr>
+        <w:t xml:space="preserve">, not the </w:t>
+      </w:r>
+      <w:r>
+        <w:rPr>
+          <w:rFonts w:ascii="Consolas" w:hAnsi="Consolas"/>
+          <w:b/>
+          <w:color w:val="202020"/>
+          <w:sz w:val="19"/>
+        </w:rPr>
+        <w:t>.slnx</w:t>
+      </w:r>
+      <w:r>
+        <w:rPr>
+          <w:b/>
+          <w:color w:val="202020"/>
+        </w:rPr>
+        <w:t xml:space="preserve"> that </w:t>
+      </w:r>
+      <w:r>
+        <w:rPr>
+          <w:rFonts w:ascii="Consolas" w:hAnsi="Consolas"/>
+          <w:b/>
+          <w:color w:val="202020"/>
+          <w:sz w:val="19"/>
+        </w:rPr>
+        <w:t>dotnet new</w:t>
+      </w:r>
+      <w:r>
+        <w:rPr>
+          <w:b/>
+          <w:color w:val="202020"/>
+        </w:rPr>
+        <w:t xml:space="preserve"> now emits by default,</w:t>
+      </w:r>
+      <w:r>
+        <w:rPr>
+          <w:color w:val="202020"/>
+        </w:rPr>
+        <w:t xml:space="preserve"> because the CodeQL workflow globs </w:t>
+      </w:r>
+      <w:r>
+        <w:rPr>
+          <w:rFonts w:ascii="Consolas" w:hAnsi="Consolas"/>
+          <w:color w:val="202020"/>
+          <w:sz w:val="19"/>
+        </w:rPr>
+        <w:t>*/*.sln</w:t>
+      </w:r>
+      <w:r>
+        <w:rPr>
+          <w:color w:val="202020"/>
+        </w:rPr>
+        <w:t>. Without that, this suite would have been the only code in the repository outside code scanning. It takes CodeQL from five solutions to six.</w:t>
+      </w:r>
+    </w:p>
+    <w:p>
+      <w:pPr>
+        <w:pStyle w:val="ListBullet"/>
+        <w:spacing w:after="40"/>
+      </w:pPr>
+      <w:r>
+        <w:rPr>
+          <w:b/>
+          <w:color w:val="202020"/>
+        </w:rPr>
+        <w:t>It also corrected the pack job's own comment,</w:t>
+      </w:r>
+      <w:r>
+        <w:rPr>
+          <w:color w:val="202020"/>
+        </w:rPr>
+        <w:t xml:space="preserve"> which claimed the connectors consume the chassis by </w:t>
+      </w:r>
+      <w:r>
+        <w:rPr>
+          <w:rFonts w:ascii="Consolas" w:hAnsi="Consolas"/>
+          <w:color w:val="202020"/>
+          <w:sz w:val="19"/>
+        </w:rPr>
+        <w:t>PackageReference</w:t>
+      </w:r>
+      <w:r>
+        <w:rPr>
+          <w:color w:val="202020"/>
+        </w:rPr>
+        <w:t xml:space="preserve">. They consume it by </w:t>
+      </w:r>
+      <w:r>
+        <w:rPr>
+          <w:rFonts w:ascii="Consolas" w:hAnsi="Consolas"/>
+          <w:color w:val="202020"/>
+          <w:sz w:val="19"/>
+        </w:rPr>
+        <w:t>ProjectReference</w:t>
+      </w:r>
+      <w:r>
+        <w:rPr>
+          <w:color w:val="202020"/>
+        </w:rPr>
+        <w:t xml:space="preserve">. Nothing consumes the </w:t>
+      </w:r>
+      <w:r>
+        <w:rPr>
+          <w:rFonts w:ascii="Consolas" w:hAnsi="Consolas"/>
+          <w:color w:val="202020"/>
+          <w:sz w:val="19"/>
+        </w:rPr>
+        <w:t>.nupkg</w:t>
+      </w:r>
+      <w:r>
+        <w:rPr>
+          <w:color w:val="202020"/>
+        </w:rPr>
+        <w:t>; packing is kept as a check that the chassis stays packable, which is worth a thirty-second job but is not a distribution channel.</w:t>
+      </w:r>
+    </w:p>
+    <w:p>
+      <w:pPr>
+        <w:pStyle w:val="Heading2"/>
+      </w:pPr>
+      <w:r>
+        <w:rPr>
+          <w:color w:val="2E5496"/>
+        </w:rPr>
+        <w:t>5.6 Environment flags — one boolean vocabulary</w:t>
+      </w:r>
+    </w:p>
+    <w:p>
+      <w:pPr>
+        <w:pStyle w:val="Heading3"/>
+      </w:pPr>
+      <w:r>
+        <w:rPr>
+          <w:color w:val="2E5496"/>
+        </w:rPr>
+        <w:t>What changed</w:t>
+      </w:r>
+    </w:p>
+    <w:p>
+      <w:pPr>
+        <w:pStyle w:val="ListBullet"/>
+        <w:spacing w:after="40"/>
+      </w:pPr>
+      <w:r>
+        <w:rPr>
+          <w:b/>
+          <w:color w:val="202020"/>
+        </w:rPr>
+        <w:t>The chassis held six independent parsers of “true/1/yes” with three different behaviours</w:t>
+      </w:r>
+      <w:r>
+        <w:rPr>
+          <w:color w:val="202020"/>
+        </w:rPr>
+        <w:t xml:space="preserve"> (</w:t>
+      </w:r>
+      <w:r>
+        <w:rPr>
+          <w:rFonts w:ascii="Consolas" w:hAnsi="Consolas"/>
+          <w:color w:val="202020"/>
+          <w:sz w:val="19"/>
+        </w:rPr>
+        <w:t>474ff57</w:t>
+      </w:r>
+      <w:r>
+        <w:rPr>
+          <w:color w:val="202020"/>
+        </w:rPr>
+        <w:t xml:space="preserve">): </w:t>
+      </w:r>
+      <w:r>
+        <w:rPr>
+          <w:rFonts w:ascii="Consolas" w:hAnsi="Consolas"/>
+          <w:color w:val="202020"/>
+          <w:sz w:val="19"/>
+        </w:rPr>
+        <w:t>EnvFlags.IsTrue</w:t>
+      </w:r>
+      <w:r>
+        <w:rPr>
+          <w:color w:val="202020"/>
+        </w:rPr>
+        <w:t xml:space="preserve"> did not trim and treated an unrecognised value as false; </w:t>
+      </w:r>
+      <w:r>
+        <w:rPr>
+          <w:rFonts w:ascii="Consolas" w:hAnsi="Consolas"/>
+          <w:color w:val="202020"/>
+          <w:sz w:val="19"/>
+        </w:rPr>
+        <w:t>IsTrueOrDefault</w:t>
+      </w:r>
+      <w:r>
+        <w:rPr>
+          <w:color w:val="202020"/>
+        </w:rPr>
+        <w:t xml:space="preserve"> trimmed and returned false rather than the caller's declared default; </w:t>
+      </w:r>
+      <w:r>
+        <w:rPr>
+          <w:rFonts w:ascii="Consolas" w:hAnsi="Consolas"/>
+          <w:color w:val="202020"/>
+          <w:sz w:val="19"/>
+        </w:rPr>
+        <w:t>IsFalse</w:t>
+      </w:r>
+      <w:r>
+        <w:rPr>
+          <w:color w:val="202020"/>
+        </w:rPr>
+        <w:t xml:space="preserve"> trimmed and treated unrecognised as not-false; and </w:t>
+      </w:r>
+      <w:r>
+        <w:rPr>
+          <w:rFonts w:ascii="Consolas" w:hAnsi="Consolas"/>
+          <w:color w:val="202020"/>
+          <w:sz w:val="19"/>
+        </w:rPr>
+        <w:t>CircuitBreaker.ReadBool</w:t>
+      </w:r>
+      <w:r>
+        <w:rPr>
+          <w:color w:val="202020"/>
+        </w:rPr>
+        <w:t xml:space="preserve">, </w:t>
+      </w:r>
+      <w:r>
+        <w:rPr>
+          <w:rFonts w:ascii="Consolas" w:hAnsi="Consolas"/>
+          <w:color w:val="202020"/>
+          <w:sz w:val="19"/>
+        </w:rPr>
+        <w:t>EventLogSink.IsEnvTrue</w:t>
+      </w:r>
+      <w:r>
+        <w:rPr>
+          <w:color w:val="202020"/>
+        </w:rPr>
+        <w:t xml:space="preserve"> and </w:t>
+      </w:r>
+      <w:r>
+        <w:rPr>
+          <w:rFonts w:ascii="Consolas" w:hAnsi="Consolas"/>
+          <w:color w:val="202020"/>
+          <w:sz w:val="19"/>
+        </w:rPr>
+        <w:t>SecretProvider.UseKeyVault</w:t>
+      </w:r>
+      <w:r>
+        <w:rPr>
+          <w:color w:val="202020"/>
+        </w:rPr>
+        <w:t xml:space="preserve"> each had their own.</w:t>
+      </w:r>
+    </w:p>
+    <w:p>
+      <w:pPr>
+        <w:pStyle w:val="ListBullet"/>
+        <w:spacing w:after="40"/>
+      </w:pPr>
+      <w:r>
+        <w:rPr>
+          <w:b/>
+          <w:color w:val="202020"/>
+        </w:rPr>
+        <w:t>Two of them cost real safety, both confirmed by reproduction rather than by reading.</w:t>
+      </w:r>
+      <w:r>
+        <w:rPr>
+          <w:color w:val="202020"/>
+        </w:rPr>
+        <w:t xml:space="preserve"> </w:t>
+      </w:r>
+      <w:r>
+        <w:rPr>
+          <w:rFonts w:ascii="Consolas" w:hAnsi="Consolas"/>
+          <w:color w:val="202020"/>
+          <w:sz w:val="19"/>
+        </w:rPr>
+        <w:t>CLASSIFICATION_ENFORCE_ACL="true "</w:t>
+      </w:r>
+      <w:r>
+        <w:rPr>
+          <w:color w:val="202020"/>
+        </w:rPr>
+        <w:t xml:space="preserve"> — one trailing space, the kind a </w:t>
+      </w:r>
+      <w:r>
+        <w:rPr>
+          <w:rFonts w:ascii="Consolas" w:hAnsi="Consolas"/>
+          <w:color w:val="202020"/>
+          <w:sz w:val="19"/>
+        </w:rPr>
+        <w:t>.env</w:t>
+      </w:r>
+      <w:r>
+        <w:rPr>
+          <w:color w:val="202020"/>
+        </w:rPr>
+        <w:t xml:space="preserve"> line or a folded YAML scalar produces — read as OFF through </w:t>
+      </w:r>
+      <w:r>
+        <w:rPr>
+          <w:rFonts w:ascii="Consolas" w:hAnsi="Consolas"/>
+          <w:color w:val="202020"/>
+          <w:sz w:val="19"/>
+        </w:rPr>
+        <w:t>IsTrue</w:t>
+      </w:r>
+      <w:r>
+        <w:rPr>
+          <w:color w:val="202020"/>
+        </w:rPr>
+        <w:t xml:space="preserve"> and, measured end to end through Altrata's real config loader, </w:t>
+      </w:r>
+      <w:r>
+        <w:rPr>
+          <w:b/>
+          <w:color w:val="202020"/>
+        </w:rPr>
+        <w:t>also</w:t>
+      </w:r>
+      <w:r>
+        <w:rPr>
+          <w:color w:val="202020"/>
+        </w:rPr>
+        <w:t xml:space="preserve"> suppressed the </w:t>
+      </w:r>
+      <w:r>
+        <w:rPr>
+          <w:rFonts w:ascii="Consolas" w:hAnsi="Consolas"/>
+          <w:color w:val="202020"/>
+          <w:sz w:val="19"/>
+        </w:rPr>
+        <w:t>AppConfig.Validate()</w:t>
+      </w:r>
+      <w:r>
+        <w:rPr>
+          <w:color w:val="202020"/>
+        </w:rPr>
+        <w:t xml:space="preserve"> guard that requires </w:t>
+      </w:r>
+      <w:r>
+        <w:rPr>
+          <w:rFonts w:ascii="Consolas" w:hAnsi="Consolas"/>
+          <w:color w:val="202020"/>
+          <w:sz w:val="19"/>
+        </w:rPr>
+        <w:t>CLASSIFICATION_ENFORCE_GROUP_ID</w:t>
+      </w:r>
+      <w:r>
+        <w:rPr>
+          <w:color w:val="202020"/>
+        </w:rPr>
+        <w:t xml:space="preserve">. ACL enforcement was silently off while </w:t>
+      </w:r>
+      <w:r>
+        <w:rPr>
+          <w:rFonts w:ascii="Consolas" w:hAnsi="Consolas"/>
+          <w:color w:val="202020"/>
+          <w:sz w:val="19"/>
+        </w:rPr>
+        <w:t>validate-config</w:t>
+      </w:r>
+      <w:r>
+        <w:rPr>
+          <w:color w:val="202020"/>
+        </w:rPr>
+        <w:t xml:space="preserve"> reported success: Restricted items indexed without being locked to the enforcement group. And </w:t>
+      </w:r>
+      <w:r>
+        <w:rPr>
+          <w:rFonts w:ascii="Consolas" w:hAnsi="Consolas"/>
+          <w:color w:val="202020"/>
+          <w:sz w:val="19"/>
+        </w:rPr>
+        <w:t>CIRCUIT_BREAKER</w:t>
+      </w:r>
+      <w:r>
+        <w:rPr>
+          <w:color w:val="202020"/>
+        </w:rPr>
+        <w:t xml:space="preserve"> set to </w:t>
+      </w:r>
+      <w:r>
+        <w:rPr>
+          <w:rFonts w:ascii="Consolas" w:hAnsi="Consolas"/>
+          <w:color w:val="202020"/>
+          <w:sz w:val="19"/>
+        </w:rPr>
+        <w:t>on</w:t>
+      </w:r>
+      <w:r>
+        <w:rPr>
+          <w:color w:val="202020"/>
+        </w:rPr>
+        <w:t xml:space="preserve">, </w:t>
+      </w:r>
+      <w:r>
+        <w:rPr>
+          <w:rFonts w:ascii="Consolas" w:hAnsi="Consolas"/>
+          <w:color w:val="202020"/>
+          <w:sz w:val="19"/>
+        </w:rPr>
+        <w:t>enabled</w:t>
+      </w:r>
+      <w:r>
+        <w:rPr>
+          <w:color w:val="202020"/>
+        </w:rPr>
+        <w:t xml:space="preserve">, </w:t>
+      </w:r>
+      <w:r>
+        <w:rPr>
+          <w:rFonts w:ascii="Consolas" w:hAnsi="Consolas"/>
+          <w:color w:val="202020"/>
+          <w:sz w:val="19"/>
+        </w:rPr>
+        <w:t>Y</w:t>
+      </w:r>
+      <w:r>
+        <w:rPr>
+          <w:color w:val="202020"/>
+        </w:rPr>
+        <w:t xml:space="preserve"> or a typo left both of Seismic's critical breakers in passthrough — while </w:t>
+      </w:r>
+      <w:r>
+        <w:rPr>
+          <w:rFonts w:ascii="Consolas" w:hAnsi="Consolas"/>
+          <w:color w:val="202020"/>
+          <w:sz w:val="19"/>
+        </w:rPr>
+        <w:t>IsFalse</w:t>
+      </w:r>
+      <w:r>
+        <w:rPr>
+          <w:color w:val="202020"/>
+        </w:rPr>
+        <w:t>'s own remarks named that exact variable as the reason the helper exists.</w:t>
+      </w:r>
+    </w:p>
+    <w:p>
+      <w:pPr>
+        <w:pStyle w:val="ListBullet"/>
+        <w:spacing w:after="40"/>
+      </w:pPr>
+      <w:r>
+        <w:rPr>
+          <w:b/>
+          <w:color w:val="202020"/>
+        </w:rPr>
+        <w:t>Two more nobody had reported, same root cause.</w:t>
+      </w:r>
+      <w:r>
+        <w:rPr>
+          <w:color w:val="202020"/>
+        </w:rPr>
+        <w:t xml:space="preserve"> </w:t>
+      </w:r>
+      <w:r>
+        <w:rPr>
+          <w:rFonts w:ascii="Consolas" w:hAnsi="Consolas"/>
+          <w:color w:val="202020"/>
+          <w:sz w:val="19"/>
+        </w:rPr>
+        <w:t>EVENTLOG_ENABLED="true "</w:t>
+      </w:r>
+      <w:r>
+        <w:rPr>
+          <w:color w:val="202020"/>
+        </w:rPr>
+        <w:t xml:space="preserve"> silently never attached the Event Log mirror, and </w:t>
+      </w:r>
+      <w:r>
+        <w:rPr>
+          <w:rFonts w:ascii="Consolas" w:hAnsi="Consolas"/>
+          <w:color w:val="202020"/>
+          <w:sz w:val="19"/>
+        </w:rPr>
+        <w:t>USE_KEY_VAULT="true "</w:t>
+      </w:r>
+      <w:r>
+        <w:rPr>
+          <w:color w:val="202020"/>
+        </w:rPr>
+        <w:t xml:space="preserve"> silently fell back to environment-variable secrets — a security posture inverting without a word.</w:t>
+      </w:r>
+    </w:p>
+    <w:p>
+      <w:pPr>
+        <w:pStyle w:val="ListBullet"/>
+        <w:spacing w:after="40"/>
+      </w:pPr>
+      <w:r>
+        <w:rPr>
+          <w:b/>
+          <w:color w:val="202020"/>
+        </w:rPr>
+        <w:t>The rule, now in one place. Trim always:</w:t>
+      </w:r>
+      <w:r>
+        <w:rPr>
+          <w:color w:val="202020"/>
+        </w:rPr>
+        <w:t xml:space="preserve"> whitespace is deployment plumbing, not intent. </w:t>
+      </w:r>
+      <w:r>
+        <w:rPr>
+          <w:b/>
+          <w:color w:val="202020"/>
+        </w:rPr>
+        <w:t>And an unrecognised value is treated as absent and says so</w:t>
+      </w:r>
+      <w:r>
+        <w:rPr>
+          <w:color w:val="202020"/>
+        </w:rPr>
+        <w:t xml:space="preserve"> — it carries no information, so every caller falls back to its own declared default and warns once, naming the variable and the value. That is the only reading that cannot flip a gate the operator never meant to touch, in either direction, and it is what removes the defect class rather than the four instances.</w:t>
+      </w:r>
+    </w:p>
+    <w:p>
+      <w:pPr>
+        <w:pStyle w:val="ListBullet"/>
+        <w:spacing w:after="40"/>
+      </w:pPr>
+      <w:r>
+        <w:rPr>
+          <w:b/>
+          <w:color w:val="202020"/>
+        </w:rPr>
+        <w:t>The chassis warns rather than throwing,</w:t>
+      </w:r>
+      <w:r>
+        <w:rPr>
+          <w:color w:val="202020"/>
+        </w:rPr>
+        <w:t xml:space="preserve"> because these are read lazily from inside a crawl and dying over a typo mid-run is worse than the typo. Refusing to </w:t>
+      </w:r>
+      <w:r>
+        <w:rPr>
+          <w:b/>
+          <w:color w:val="202020"/>
+        </w:rPr>
+        <w:t>load</w:t>
+      </w:r>
+      <w:r>
+        <w:rPr>
+          <w:color w:val="202020"/>
+        </w:rPr>
+        <w:t xml:space="preserve"> belongs in each connector's </w:t>
+      </w:r>
+      <w:r>
+        <w:rPr>
+          <w:rFonts w:ascii="Consolas" w:hAnsi="Consolas"/>
+          <w:color w:val="202020"/>
+          <w:sz w:val="19"/>
+        </w:rPr>
+        <w:t>validate-config</w:t>
+      </w:r>
+      <w:r>
+        <w:rPr>
+          <w:color w:val="202020"/>
+        </w:rPr>
+        <w:t>, which is where the codebase's own rule already puts it.</w:t>
+      </w:r>
+    </w:p>
+    <w:p>
+      <w:pPr>
+        <w:pStyle w:val="ListBullet"/>
+        <w:spacing w:after="40"/>
+      </w:pPr>
+      <w:r>
+        <w:rPr>
+          <w:b/>
+          <w:color w:val="202020"/>
+        </w:rPr>
+        <w:t>23 chassis tests and 3 Altrata tests went red, and every one was a test whose name described the bug</w:t>
+      </w:r>
+      <w:r>
+        <w:rPr>
+          <w:color w:val="202020"/>
+        </w:rPr>
+        <w:t xml:space="preserve"> — </w:t>
+      </w:r>
+      <w:r>
+        <w:rPr>
+          <w:rFonts w:ascii="Consolas" w:hAnsi="Consolas"/>
+          <w:color w:val="202020"/>
+          <w:sz w:val="19"/>
+        </w:rPr>
+        <w:t>AnUnRECOGNISEDValueAlsoDisablesTheBreaker</w:t>
+      </w:r>
+      <w:r>
+        <w:rPr>
+          <w:color w:val="202020"/>
+        </w:rPr>
+        <w:t xml:space="preserve">, </w:t>
+      </w:r>
+      <w:r>
+        <w:rPr>
+          <w:rFonts w:ascii="Consolas" w:hAnsi="Consolas"/>
+          <w:color w:val="202020"/>
+          <w:sz w:val="19"/>
+        </w:rPr>
+        <w:t>IsTrue_DoesNotTrim_UnlikeTheOtherEntryPoints</w:t>
+      </w:r>
+      <w:r>
+        <w:rPr>
+          <w:color w:val="202020"/>
+        </w:rPr>
+        <w:t xml:space="preserve">, </w:t>
+      </w:r>
+      <w:r>
+        <w:rPr>
+          <w:rFonts w:ascii="Consolas" w:hAnsi="Consolas"/>
+          <w:color w:val="202020"/>
+          <w:sz w:val="19"/>
+        </w:rPr>
+        <w:t>IdentitySyncOnIncremental_UnrecognisedValueSilentlyTurnsItOff</w:t>
+      </w:r>
+      <w:r>
+        <w:rPr>
+          <w:color w:val="202020"/>
+        </w:rPr>
+        <w:t>. Each was rewritten to assert the corrected invariant and to record what it used to claim and why that was wrong, rather than having its assertions flipped until it passed.</w:t>
+      </w:r>
+    </w:p>
+    <w:p>
+      <w:pPr>
+        <w:pStyle w:val="ListBullet"/>
+        <w:spacing w:after="40"/>
+      </w:pPr>
+      <w:r>
+        <w:rPr>
+          <w:b/>
+          <w:color w:val="202020"/>
+        </w:rPr>
+        <w:t xml:space="preserve">Deliberately not included: </w:t>
+      </w:r>
+      <w:r>
+        <w:rPr>
+          <w:rFonts w:ascii="Consolas" w:hAnsi="Consolas"/>
+          <w:b/>
+          <w:color w:val="202020"/>
+          <w:sz w:val="19"/>
+        </w:rPr>
+        <w:t>ALERT_DEADLETTER_THRESHOLD</w:t>
+      </w:r>
+      <w:r>
+        <w:rPr>
+          <w:b/>
+          <w:color w:val="202020"/>
+        </w:rPr>
+        <w:t>.</w:t>
+      </w:r>
+      <w:r>
+        <w:rPr>
+          <w:color w:val="202020"/>
+        </w:rPr>
+        <w:t xml:space="preserve"> It was in the same batch of findings, but verification showed it is the chassis's uniform, documented treatment of </w:t>
+      </w:r>
+      <w:r>
+        <w:rPr>
+          <w:b/>
+          <w:color w:val="202020"/>
+        </w:rPr>
+        <w:t>numeric</w:t>
+      </w:r>
+      <w:r>
+        <w:rPr>
+          <w:color w:val="202020"/>
+        </w:rPr>
+        <w:t xml:space="preserve"> environment variables, matching the fleet-wide “0 = disabled” semantic including Altrata's independent implementation. Changing it would have been scope creep against the evidence.</w:t>
+      </w:r>
+    </w:p>
+    <w:p>
+      <w:pPr>
+        <w:pStyle w:val="Heading2"/>
+      </w:pPr>
+      <w:r>
+        <w:rPr>
+          <w:color w:val="2E5496"/>
+        </w:rPr>
+        <w:t>5.7 The ledger tamper defect</w:t>
+      </w:r>
+    </w:p>
+    <w:p>
+      <w:pPr>
+        <w:pStyle w:val="Heading3"/>
+      </w:pPr>
+      <w:r>
+        <w:rPr>
+          <w:color w:val="2E5496"/>
+        </w:rPr>
+        <w:t>What changed</w:t>
+      </w:r>
+    </w:p>
+    <w:p>
+      <w:pPr>
+        <w:pStyle w:val="ListBullet"/>
+        <w:spacing w:after="40"/>
+      </w:pPr>
+      <w:r>
+        <w:rPr>
+          <w:b/>
+          <w:color w:val="202020"/>
+        </w:rPr>
+        <w:t>A tamper-evident ledger has one job, and Altrata's could not see a one-byte edit</w:t>
+      </w:r>
+      <w:r>
+        <w:rPr>
+          <w:color w:val="202020"/>
+        </w:rPr>
+        <w:t xml:space="preserve"> (</w:t>
+      </w:r>
+      <w:r>
+        <w:rPr>
+          <w:rFonts w:ascii="Consolas" w:hAnsi="Consolas"/>
+          <w:color w:val="202020"/>
+          <w:sz w:val="19"/>
+        </w:rPr>
+        <w:t>e138f11</w:t>
+      </w:r>
+      <w:r>
+        <w:rPr>
+          <w:color w:val="202020"/>
+        </w:rPr>
+        <w:t xml:space="preserve">). </w:t>
+      </w:r>
+      <w:r>
+        <w:rPr>
+          <w:rFonts w:ascii="Consolas" w:hAnsi="Consolas"/>
+          <w:color w:val="202020"/>
+          <w:sz w:val="19"/>
+        </w:rPr>
+        <w:t>HashChainedLedger</w:t>
+      </w:r>
+      <w:r>
+        <w:rPr>
+          <w:color w:val="202020"/>
+        </w:rPr>
+        <w:t xml:space="preserve"> read with </w:t>
+      </w:r>
+      <w:r>
+        <w:rPr>
+          <w:rFonts w:ascii="Consolas" w:hAnsi="Consolas"/>
+          <w:color w:val="202020"/>
+          <w:sz w:val="19"/>
+        </w:rPr>
+        <w:t>StreamReader.ReadLine</w:t>
+      </w:r>
+      <w:r>
+        <w:rPr>
+          <w:color w:val="202020"/>
+        </w:rPr>
+        <w:t xml:space="preserve">, which breaks a line on </w:t>
+      </w:r>
+      <w:r>
+        <w:rPr>
+          <w:rFonts w:ascii="Consolas" w:hAnsi="Consolas"/>
+          <w:color w:val="202020"/>
+          <w:sz w:val="19"/>
+        </w:rPr>
+        <w:t>\r</w:t>
+      </w:r>
+      <w:r>
+        <w:rPr>
+          <w:color w:val="202020"/>
+        </w:rPr>
+        <w:t xml:space="preserve">, </w:t>
+      </w:r>
+      <w:r>
+        <w:rPr>
+          <w:rFonts w:ascii="Consolas" w:hAnsi="Consolas"/>
+          <w:color w:val="202020"/>
+          <w:sz w:val="19"/>
+        </w:rPr>
+        <w:t>\n</w:t>
+      </w:r>
+      <w:r>
+        <w:rPr>
+          <w:color w:val="202020"/>
+        </w:rPr>
+        <w:t xml:space="preserve"> and </w:t>
+      </w:r>
+      <w:r>
+        <w:rPr>
+          <w:rFonts w:ascii="Consolas" w:hAnsi="Consolas"/>
+          <w:color w:val="202020"/>
+          <w:sz w:val="19"/>
+        </w:rPr>
+        <w:t>\r\n</w:t>
+      </w:r>
+      <w:r>
+        <w:rPr>
+          <w:color w:val="202020"/>
+        </w:rPr>
+        <w:t xml:space="preserve"> alike, while </w:t>
+      </w:r>
+      <w:r>
+        <w:rPr>
+          <w:rFonts w:ascii="Consolas" w:hAnsi="Consolas"/>
+          <w:color w:val="202020"/>
+          <w:sz w:val="19"/>
+        </w:rPr>
+        <w:t>AppendCore</w:t>
+      </w:r>
+      <w:r>
+        <w:rPr>
+          <w:color w:val="202020"/>
+        </w:rPr>
+        <w:t xml:space="preserve"> only ever writes </w:t>
+      </w:r>
+      <w:r>
+        <w:rPr>
+          <w:rFonts w:ascii="Consolas" w:hAnsi="Consolas"/>
+          <w:color w:val="202020"/>
+          <w:sz w:val="19"/>
+        </w:rPr>
+        <w:t>\n</w:t>
+      </w:r>
+      <w:r>
+        <w:rPr>
+          <w:color w:val="202020"/>
+        </w:rPr>
+        <w:t xml:space="preserve">. Overwriting a separator LF with a CR therefore left both records parsing exactly as before — and the hash chain only ever sees </w:t>
+      </w:r>
+      <w:r>
+        <w:rPr>
+          <w:b/>
+          <w:color w:val="202020"/>
+        </w:rPr>
+        <w:t>parsed</w:t>
+      </w:r>
+      <w:r>
+        <w:rPr>
+          <w:color w:val="202020"/>
+        </w:rPr>
+        <w:t xml:space="preserve"> records, so </w:t>
+      </w:r>
+      <w:r>
+        <w:rPr>
+          <w:rFonts w:ascii="Consolas" w:hAnsi="Consolas"/>
+          <w:color w:val="202020"/>
+          <w:sz w:val="19"/>
+        </w:rPr>
+        <w:t>Verify()</w:t>
+      </w:r>
+      <w:r>
+        <w:rPr>
+          <w:color w:val="202020"/>
+        </w:rPr>
+        <w:t xml:space="preserve"> returned true over a file whose bytes had changed. This is the erasure ledger that records GDPR DSAR removals. Reproduced against main before anything was written: flipping the record separator at offset 290 from LF to CR does not fail </w:t>
+      </w:r>
+      <w:r>
+        <w:rPr>
+          <w:rFonts w:ascii="Consolas" w:hAnsi="Consolas"/>
+          <w:color w:val="202020"/>
+          <w:sz w:val="19"/>
+        </w:rPr>
+        <w:t>Verify()</w:t>
+      </w:r>
+      <w:r>
+        <w:rPr>
+          <w:color w:val="202020"/>
+        </w:rPr>
+        <w:t>.</w:t>
+      </w:r>
+    </w:p>
+    <w:p>
+      <w:pPr>
+        <w:pStyle w:val="ListBullet"/>
+        <w:spacing w:after="40"/>
+      </w:pPr>
+      <w:r>
+        <w:rPr>
+          <w:b/>
+          <w:color w:val="202020"/>
+        </w:rPr>
+        <w:t>Found by CI, not by review.</w:t>
+      </w:r>
+      <w:r>
+        <w:rPr>
+          <w:color w:val="202020"/>
+        </w:rPr>
+        <w:t xml:space="preserve"> The scale tamper stress test probes 500 positions chosen at random, so a one-byte change in ledger size reshuffles all of them and whether any lands on a separator was a coin flip. It passed on two pull requests and failed on a third that touched nothing near it.</w:t>
+      </w:r>
+    </w:p>
+    <w:p>
+      <w:pPr>
+        <w:pStyle w:val="ListBullet"/>
+        <w:spacing w:after="40"/>
+      </w:pPr>
+      <w:r>
+        <w:rPr>
+          <w:b/>
+          <w:color w:val="202020"/>
+        </w:rPr>
+        <w:t>The fix splits on the newline character and nothing else,</w:t>
+      </w:r>
+      <w:r>
+        <w:rPr>
+          <w:color w:val="202020"/>
+        </w:rPr>
+        <w:t xml:space="preserve"> so a flipped separator glues two records onto one physical line, that line is not valid JSON, and the existing unreadable-line path reports the chain broken. That alone was not enough, and the gap is worth recording because the first version of the fix shipped it: trimming a trailing CR for CRLF compatibility also swallowed a flip of the </w:t>
+      </w:r>
+      <w:r>
+        <w:rPr>
+          <w:b/>
+          <w:color w:val="202020"/>
+        </w:rPr>
+        <w:t>final</w:t>
+      </w:r>
+      <w:r>
+        <w:rPr>
+          <w:color w:val="202020"/>
+        </w:rPr>
+        <w:t xml:space="preserve"> separator. A complete final record with no terminator cannot come from a legitimate append — the record and its </w:t>
+      </w:r>
+      <w:r>
+        <w:rPr>
+          <w:rFonts w:ascii="Consolas" w:hAnsi="Consolas"/>
+          <w:color w:val="202020"/>
+          <w:sz w:val="19"/>
+        </w:rPr>
+        <w:t>\n</w:t>
+      </w:r>
+      <w:r>
+        <w:rPr>
+          <w:color w:val="202020"/>
+        </w:rPr>
+        <w:t xml:space="preserve"> go through one </w:t>
+      </w:r>
+      <w:r>
+        <w:rPr>
+          <w:rFonts w:ascii="Consolas" w:hAnsi="Consolas"/>
+          <w:color w:val="202020"/>
+          <w:sz w:val="19"/>
+        </w:rPr>
+        <w:t>StreamWriter</w:t>
+      </w:r>
+      <w:r>
+        <w:rPr>
+          <w:color w:val="202020"/>
+        </w:rPr>
+        <w:t xml:space="preserve">, flushed together — so it is now reported as damage. CRLF ledgers written by the older build still verify: a CR that </w:t>
+      </w:r>
+      <w:r>
+        <w:rPr>
+          <w:b/>
+          <w:color w:val="202020"/>
+        </w:rPr>
+        <w:t>terminates</w:t>
+      </w:r>
+      <w:r>
+        <w:rPr>
+          <w:color w:val="202020"/>
+        </w:rPr>
+        <w:t xml:space="preserve"> a record is trimmed, a CR that </w:t>
+      </w:r>
+      <w:r>
+        <w:rPr>
+          <w:b/>
+          <w:color w:val="202020"/>
+        </w:rPr>
+        <w:t>replaced</w:t>
+      </w:r>
+      <w:r>
+        <w:rPr>
+          <w:color w:val="202020"/>
+        </w:rPr>
+        <w:t xml:space="preserve"> a terminator is not.</w:t>
+      </w:r>
+    </w:p>
+    <w:p>
+      <w:pPr>
+        <w:pStyle w:val="ListBullet"/>
+        <w:spacing w:after="40"/>
+      </w:pPr>
+      <w:r>
+        <w:rPr>
+          <w:b/>
+          <w:color w:val="202020"/>
+        </w:rPr>
+        <w:t>The tests assert on bytes rather than on parses,</w:t>
+      </w:r>
+      <w:r>
+        <w:rPr>
+          <w:color w:val="202020"/>
+        </w:rPr>
+        <w:t xml:space="preserve"> because the whole defect was that the parse was unchanged. Every LF in the file is walked and flipped individually rather than left to the storm test's luck. Fixing the shared base class covers both Altrata ledgers, erasure and decision.</w:t>
+      </w:r>
+    </w:p>
+    <w:p>
+      <w:pPr>
+        <w:pStyle w:val="ListBullet"/>
+        <w:spacing w:after="40"/>
+      </w:pPr>
+      <w:r>
+        <w:rPr>
+          <w:b/>
+          <w:color w:val="202020"/>
+        </w:rPr>
+        <w:t>The chassis had already fixed this exact thing and documents the reasoning in its own remark.</w:t>
+      </w:r>
+      <w:r>
+        <w:rPr>
+          <w:color w:val="202020"/>
+        </w:rPr>
+        <w:t xml:space="preserve"> Altrata's base class never got it, because it is a different type in a different namespace and a search by name found the chassis copy and looked complete. That is the same shape as two other defects in this edition, and it is the argument for the divergence register: the register row </w:t>
+      </w:r>
+      <w:r>
+        <w:rPr>
+          <w:rFonts w:ascii="Consolas" w:hAnsi="Consolas"/>
+          <w:color w:val="202020"/>
+          <w:sz w:val="19"/>
+        </w:rPr>
+        <w:t>copy AltrataConnector DecisionLedger</w:t>
+      </w:r>
+      <w:r>
+        <w:rPr>
+          <w:color w:val="202020"/>
+        </w:rPr>
+        <w:t xml:space="preserve"> is what pointed at where to look.</w:t>
+      </w:r>
+    </w:p>
+    <w:p>
+      <w:pPr>
+        <w:pStyle w:val="ListBullet"/>
+        <w:spacing w:after="40"/>
+      </w:pPr>
+      <w:r>
+        <w:rPr>
+          <w:b/>
+          <w:color w:val="202020"/>
+        </w:rPr>
+        <w:t>A related chassis defect was closed on the first Windows run</w:t>
+      </w:r>
+      <w:r>
+        <w:rPr>
+          <w:color w:val="202020"/>
+        </w:rPr>
+        <w:t xml:space="preserve"> (</w:t>
+      </w:r>
+      <w:r>
+        <w:rPr>
+          <w:rFonts w:ascii="Consolas" w:hAnsi="Consolas"/>
+          <w:color w:val="202020"/>
+          <w:sz w:val="19"/>
+        </w:rPr>
+        <w:t>75beb39</w:t>
+      </w:r>
+      <w:r>
+        <w:rPr>
+          <w:color w:val="202020"/>
+        </w:rPr>
+        <w:t xml:space="preserve">). </w:t>
+      </w:r>
+      <w:r>
+        <w:rPr>
+          <w:rFonts w:ascii="Consolas" w:hAnsi="Consolas"/>
+          <w:color w:val="202020"/>
+          <w:sz w:val="19"/>
+        </w:rPr>
+        <w:t>DecisionLedger.Append</w:t>
+      </w:r>
+      <w:r>
+        <w:rPr>
+          <w:color w:val="202020"/>
+        </w:rPr>
+        <w:t xml:space="preserve"> used </w:t>
+      </w:r>
+      <w:r>
+        <w:rPr>
+          <w:rFonts w:ascii="Consolas" w:hAnsi="Consolas"/>
+          <w:color w:val="202020"/>
+          <w:sz w:val="19"/>
+        </w:rPr>
+        <w:t>StreamWriter.WriteLine</w:t>
+      </w:r>
+      <w:r>
+        <w:rPr>
+          <w:color w:val="202020"/>
+        </w:rPr>
+        <w:t xml:space="preserve">, emitting CRLF on Windows into an LF-delimited format whose crash-recovery path treats a lone CR between two records as damage — so every record boundary differed by one byte from what the reader expects, on the primary deployment target. Pre-existing rather than a regression from the consolidation, and invisible because CI had never run in this repository and development is on macOS, where </w:t>
+      </w:r>
+      <w:r>
+        <w:rPr>
+          <w:rFonts w:ascii="Consolas" w:hAnsi="Consolas"/>
+          <w:color w:val="202020"/>
+          <w:sz w:val="19"/>
+        </w:rPr>
+        <w:t>Environment.NewLine</w:t>
+      </w:r>
+      <w:r>
+        <w:rPr>
+          <w:color w:val="202020"/>
+        </w:rPr>
+        <w:t xml:space="preserve"> is already </w:t>
+      </w:r>
+      <w:r>
+        <w:rPr>
+          <w:rFonts w:ascii="Consolas" w:hAnsi="Consolas"/>
+          <w:color w:val="202020"/>
+          <w:sz w:val="19"/>
+        </w:rPr>
+        <w:t>\n</w:t>
+      </w:r>
+      <w:r>
+        <w:rPr>
+          <w:color w:val="202020"/>
+        </w:rPr>
+        <w:t>.</w:t>
+      </w:r>
+    </w:p>
+    <w:p>
+      <w:pPr>
+        <w:pStyle w:val="Heading2"/>
+      </w:pPr>
+      <w:r>
+        <w:rPr>
+          <w:color w:val="2E5496"/>
+        </w:rPr>
+        <w:t>5.8 CI and security posture</w:t>
+      </w:r>
+    </w:p>
+    <w:p>
+      <w:pPr>
+        <w:pStyle w:val="Heading3"/>
+      </w:pPr>
+      <w:r>
+        <w:rPr>
+          <w:color w:val="2E5496"/>
+        </w:rPr>
+        <w:t>What changed</w:t>
+      </w:r>
+    </w:p>
+    <w:p>
+      <w:pPr>
+        <w:pStyle w:val="ListBullet"/>
+        <w:spacing w:after="40"/>
+      </w:pPr>
+      <w:r>
+        <w:rPr>
+          <w:b/>
+          <w:color w:val="202020"/>
+        </w:rPr>
+        <w:t>Eight workflows at the repository root, where GitHub can actually see them.</w:t>
+      </w:r>
+      <w:r>
+        <w:rPr>
+          <w:color w:val="202020"/>
+        </w:rPr>
+        <w:t xml:space="preserve"> One per connector, plus </w:t>
+      </w:r>
+      <w:r>
+        <w:rPr>
+          <w:rFonts w:ascii="Consolas" w:hAnsi="Consolas"/>
+          <w:color w:val="202020"/>
+          <w:sz w:val="19"/>
+        </w:rPr>
+        <w:t>chassis.yml</w:t>
+      </w:r>
+      <w:r>
+        <w:rPr>
+          <w:color w:val="202020"/>
+        </w:rPr>
+        <w:t xml:space="preserve">, </w:t>
+      </w:r>
+      <w:r>
+        <w:rPr>
+          <w:rFonts w:ascii="Consolas" w:hAnsi="Consolas"/>
+          <w:color w:val="202020"/>
+          <w:sz w:val="19"/>
+        </w:rPr>
+        <w:t>conformance.yml</w:t>
+      </w:r>
+      <w:r>
+        <w:rPr>
+          <w:color w:val="202020"/>
+        </w:rPr>
+        <w:t xml:space="preserve"> and </w:t>
+      </w:r>
+      <w:r>
+        <w:rPr>
+          <w:rFonts w:ascii="Consolas" w:hAnsi="Consolas"/>
+          <w:color w:val="202020"/>
+          <w:sz w:val="19"/>
+        </w:rPr>
+        <w:t>codeql.yml</w:t>
+      </w:r>
+      <w:r>
+        <w:rPr>
+          <w:color w:val="202020"/>
+        </w:rPr>
+        <w:t xml:space="preserve">. Each connector workflow builds the solution, runs the full suite on ubuntu-latest </w:t>
+      </w:r>
+      <w:r>
+        <w:rPr>
+          <w:b/>
+          <w:color w:val="202020"/>
+        </w:rPr>
+        <w:t>and</w:t>
+      </w:r>
+      <w:r>
+        <w:rPr>
+          <w:color w:val="202020"/>
+        </w:rPr>
+        <w:t xml:space="preserve"> windows-latest, and builds a container image that is not pushed; all are path-filtered on the connector and on </w:t>
+      </w:r>
+      <w:r>
+        <w:rPr>
+          <w:rFonts w:ascii="Consolas" w:hAnsi="Consolas"/>
+          <w:color w:val="202020"/>
+          <w:sz w:val="19"/>
+        </w:rPr>
+        <w:t>Connector.Chassis</w:t>
+      </w:r>
+      <w:r>
+        <w:rPr>
+          <w:color w:val="202020"/>
+        </w:rPr>
+        <w:t xml:space="preserve">, so a chassis change re-runs every dependent suite. </w:t>
+      </w:r>
+      <w:r>
+        <w:rPr>
+          <w:rFonts w:ascii="Consolas" w:hAnsi="Consolas"/>
+          <w:color w:val="202020"/>
+          <w:sz w:val="19"/>
+        </w:rPr>
+        <w:t>chassis.yml</w:t>
+      </w:r>
+      <w:r>
+        <w:rPr>
+          <w:color w:val="202020"/>
+        </w:rPr>
+        <w:t xml:space="preserve"> builds, packs and — since </w:t>
+      </w:r>
+      <w:r>
+        <w:rPr>
+          <w:rFonts w:ascii="Consolas" w:hAnsi="Consolas"/>
+          <w:color w:val="202020"/>
+          <w:sz w:val="19"/>
+        </w:rPr>
+        <w:t>bf66d9e</w:t>
+      </w:r>
+      <w:r>
+        <w:rPr>
+          <w:color w:val="202020"/>
+        </w:rPr>
+        <w:t xml:space="preserve"> — tests the chassis on both operating systems. </w:t>
+      </w:r>
+      <w:r>
+        <w:rPr>
+          <w:rFonts w:ascii="Consolas" w:hAnsi="Consolas"/>
+          <w:color w:val="202020"/>
+          <w:sz w:val="19"/>
+        </w:rPr>
+        <w:t>conformance.yml</w:t>
+      </w:r>
+      <w:r>
+        <w:rPr>
+          <w:color w:val="202020"/>
+        </w:rPr>
+        <w:t xml:space="preserve"> runs its own self-test first, then asserts the capabilities and the divergence register.</w:t>
+      </w:r>
+    </w:p>
+    <w:p>
+      <w:pPr>
+        <w:pStyle w:val="ListBullet"/>
+        <w:spacing w:after="40"/>
+      </w:pPr>
+      <w:r>
+        <w:rPr>
+          <w:b/>
+          <w:color w:val="202020"/>
+        </w:rPr>
+        <w:t>The inert per-connector workflow files were dealt with rather than left to mislead</w:t>
+      </w:r>
+      <w:r>
+        <w:rPr>
+          <w:color w:val="202020"/>
+        </w:rPr>
+        <w:t xml:space="preserve"> (</w:t>
+      </w:r>
+      <w:r>
+        <w:rPr>
+          <w:rFonts w:ascii="Consolas" w:hAnsi="Consolas"/>
+          <w:color w:val="202020"/>
+          <w:sz w:val="19"/>
+        </w:rPr>
+        <w:t>67cb823</w:t>
+      </w:r>
+      <w:r>
+        <w:rPr>
+          <w:color w:val="202020"/>
+        </w:rPr>
+        <w:t xml:space="preserve">). Ten </w:t>
+      </w:r>
+      <w:r>
+        <w:rPr>
+          <w:rFonts w:ascii="Consolas" w:hAnsi="Consolas"/>
+          <w:color w:val="202020"/>
+          <w:sz w:val="19"/>
+        </w:rPr>
+        <w:t>ci</w:t>
+      </w:r>
+      <w:r>
+        <w:rPr>
+          <w:color w:val="202020"/>
+        </w:rPr>
+        <w:t>/</w:t>
+      </w:r>
+      <w:r>
+        <w:rPr>
+          <w:rFonts w:ascii="Consolas" w:hAnsi="Consolas"/>
+          <w:color w:val="202020"/>
+          <w:sz w:val="19"/>
+        </w:rPr>
+        <w:t>codeql</w:t>
+      </w:r>
+      <w:r>
+        <w:rPr>
+          <w:color w:val="202020"/>
+        </w:rPr>
+        <w:t xml:space="preserve"> copies were deleted: keeping dead copies of live configuration is what let the fleet believe it had code scanning for months while nothing was scanned. The five </w:t>
+      </w:r>
+      <w:r>
+        <w:rPr>
+          <w:rFonts w:ascii="Consolas" w:hAnsi="Consolas"/>
+          <w:color w:val="202020"/>
+          <w:sz w:val="19"/>
+        </w:rPr>
+        <w:t>release.yml</w:t>
+      </w:r>
+      <w:r>
+        <w:rPr>
+          <w:color w:val="202020"/>
+        </w:rPr>
+        <w:t xml:space="preserve"> files were deliberately </w:t>
+      </w:r>
+      <w:r>
+        <w:rPr>
+          <w:b/>
+          <w:color w:val="202020"/>
+        </w:rPr>
+        <w:t>kept</w:t>
+      </w:r>
+      <w:r>
+        <w:rPr>
+          <w:color w:val="202020"/>
+        </w:rPr>
+        <w:t>. They are equally inert but have no root equivalent — SBOM generation, self-contained single-file publish, MSI packaging, container build, Authenticode and cosign signing, and GitHub release creation — and deleting them would leave the fleet with no release-engineering design at all. Each now carries a banner stating plainly that it does not run and must not be deleted until that pipeline is ported to the root.</w:t>
+      </w:r>
+    </w:p>
+    <w:p>
+      <w:pPr>
+        <w:pStyle w:val="ListBullet"/>
+        <w:spacing w:after="40"/>
+      </w:pPr>
+      <w:r>
+        <w:rPr>
+          <w:b/>
+          <w:color w:val="202020"/>
+        </w:rPr>
+        <w:t>Dependabot was configured and had never run, for the same reason.</w:t>
+      </w:r>
+      <w:r>
+        <w:rPr>
+          <w:color w:val="202020"/>
+        </w:rPr>
+        <w:t xml:space="preserve"> It now covers all thirteen projects in one </w:t>
+      </w:r>
+      <w:r>
+        <w:rPr>
+          <w:rFonts w:ascii="Consolas" w:hAnsi="Consolas"/>
+          <w:color w:val="202020"/>
+          <w:sz w:val="19"/>
+        </w:rPr>
+        <w:t>nuget</w:t>
+      </w:r>
+      <w:r>
+        <w:rPr>
+          <w:color w:val="202020"/>
+        </w:rPr>
+        <w:t xml:space="preserve"> entry, so a package shared across connectors moves in a single pull request — version alignment across the fleet matters now that all five build against one chassis. Minor and patch bumps are grouped; majors stay ungrouped so each gets its own CI run. Docker covers the five Dockerfiles, whose base images carry the OS-level CVE fixes. The </w:t>
+      </w:r>
+      <w:r>
+        <w:rPr>
+          <w:rFonts w:ascii="Consolas" w:hAnsi="Consolas"/>
+          <w:color w:val="202020"/>
+          <w:sz w:val="19"/>
+        </w:rPr>
+        <w:t>github-actions</w:t>
+      </w:r>
+      <w:r>
+        <w:rPr>
+          <w:color w:val="202020"/>
+        </w:rPr>
+        <w:t xml:space="preserve"> entry deliberately scans only the root workflows: bumping an action in a file that never executes is what made three earlier pull requests unmergeable. Two Dependabot pull requests have merged since — eight NuGet packages (</w:t>
+      </w:r>
+      <w:r>
+        <w:rPr>
+          <w:rFonts w:ascii="Consolas" w:hAnsi="Consolas"/>
+          <w:color w:val="202020"/>
+          <w:sz w:val="19"/>
+        </w:rPr>
+        <w:t>9bb9478</w:t>
+      </w:r>
+      <w:r>
+        <w:rPr>
+          <w:color w:val="202020"/>
+        </w:rPr>
+        <w:t>) and one action (</w:t>
+      </w:r>
+      <w:r>
+        <w:rPr>
+          <w:rFonts w:ascii="Consolas" w:hAnsi="Consolas"/>
+          <w:color w:val="202020"/>
+          <w:sz w:val="19"/>
+        </w:rPr>
+        <w:t>17aca72</w:t>
+      </w:r>
+      <w:r>
+        <w:rPr>
+          <w:color w:val="202020"/>
+        </w:rPr>
+        <w:t>).</w:t>
+      </w:r>
+    </w:p>
+    <w:p>
+      <w:pPr>
+        <w:pStyle w:val="ListBullet"/>
+        <w:spacing w:after="40"/>
+      </w:pPr>
+      <w:r>
+        <w:rPr>
+          <w:b/>
+          <w:color w:val="202020"/>
+        </w:rPr>
+        <w:t>CodeQL analyses six solutions and gates nothing.</w:t>
+      </w:r>
+      <w:r>
+        <w:rPr>
+          <w:color w:val="202020"/>
+        </w:rPr>
+        <w:t xml:space="preserve"> C# is compiled and CodeQL sees only what the compiler processes, so the build step iterates every solution and fails loudly on an empty glob — a build covering one solution would report a clean scan for the others. Results publish to the dashboard, which is the half that tracks alert </w:t>
+      </w:r>
+      <w:r>
+        <w:rPr>
+          <w:b/>
+          <w:color w:val="202020"/>
+        </w:rPr>
+        <w:t>state</w:t>
+      </w:r>
+      <w:r>
+        <w:rPr>
+          <w:color w:val="202020"/>
+        </w:rPr>
+        <w:t xml:space="preserve"> across runs, and also as a downloadable SARIF artifact with a severity and top-rule breakdown in the job summary, so a reader without dashboard access can still triage. It currently reports approximately 2,029 open alerts. None of them blocks a merge.</w:t>
+      </w:r>
+    </w:p>
+    <w:p>
+      <w:pPr>
+        <w:pStyle w:val="ListBullet"/>
+        <w:spacing w:after="40"/>
+      </w:pPr>
+      <w:r>
+        <w:rPr>
+          <w:b/>
+          <w:color w:val="202020"/>
+        </w:rPr>
+        <w:t>One CodeQL finding was acted on and it was real</w:t>
+      </w:r>
+      <w:r>
+        <w:rPr>
+          <w:color w:val="202020"/>
+        </w:rPr>
+        <w:t xml:space="preserve"> (</w:t>
+      </w:r>
+      <w:r>
+        <w:rPr>
+          <w:rFonts w:ascii="Consolas" w:hAnsi="Consolas"/>
+          <w:color w:val="202020"/>
+          <w:sz w:val="19"/>
+        </w:rPr>
+        <w:t>9471f7b</w:t>
+      </w:r>
+      <w:r>
+        <w:rPr>
+          <w:color w:val="202020"/>
+        </w:rPr>
+        <w:t xml:space="preserve">). </w:t>
+      </w:r>
+      <w:r>
+        <w:rPr>
+          <w:rFonts w:ascii="Consolas" w:hAnsi="Consolas"/>
+          <w:color w:val="202020"/>
+          <w:sz w:val="19"/>
+        </w:rPr>
+        <w:t>cs/exposure-of-sensitive-information</w:t>
+      </w:r>
+      <w:r>
+        <w:rPr>
+          <w:color w:val="202020"/>
+        </w:rPr>
+        <w:t xml:space="preserve"> traced an ACL-resolution parameter reaching the Standard file sink: three connectors were writing full email addresses into run logs in clear. The Clarizen one is the serious one — it fires at WARNING, so it is never gated behind a log level, and it fires per failed lookup, so during a token failure or a Graph outage that is not one address but the entire unresolved population, written to a retained file and mirrored to the Event Log and SIEM. This was the gap in the fleet's privacy story: dead-letter payloads are redacted by default and indexed items are erasable through the DSAR path, but </w:t>
+      </w:r>
+      <w:r>
+        <w:rPr>
+          <w:rFonts w:ascii="Consolas" w:hAnsi="Consolas"/>
+          <w:color w:val="202020"/>
+          <w:sz w:val="19"/>
+        </w:rPr>
+        <w:t>connector.log</w:t>
+      </w:r>
+      <w:r>
+        <w:rPr>
+          <w:color w:val="202020"/>
+        </w:rPr>
+        <w:t xml:space="preserve"> is covered by neither, so an erasure request left the subject's address in operational logs. </w:t>
+      </w:r>
+      <w:r>
+        <w:rPr>
+          <w:rFonts w:ascii="Consolas" w:hAnsi="Consolas"/>
+          <w:color w:val="202020"/>
+          <w:sz w:val="19"/>
+        </w:rPr>
+        <w:t>Connector.Chassis.LogRedaction</w:t>
+      </w:r>
+      <w:r>
+        <w:rPr>
+          <w:color w:val="202020"/>
+        </w:rPr>
+        <w:t xml:space="preserve"> now renders an address as </w:t>
+      </w:r>
+      <w:r>
+        <w:rPr>
+          <w:rFonts w:ascii="Consolas" w:hAnsi="Consolas"/>
+          <w:color w:val="202020"/>
+          <w:sz w:val="19"/>
+        </w:rPr>
+        <w:t>&lt;16-hex&gt;@domain</w:t>
+      </w:r>
+      <w:r>
+        <w:rPr>
+          <w:color w:val="202020"/>
+        </w:rPr>
+        <w:t xml:space="preserve">: the domain stays in clear because “every unresolved user is @contoso.com” is what triage actually needs, while the local part becomes a stable hash of the whole address so repeat failures for one person still correlate across lines and runs. Stated plainly in the XML documentation: this is </w:t>
+      </w:r>
+      <w:r>
+        <w:rPr>
+          <w:b/>
+          <w:color w:val="202020"/>
+        </w:rPr>
+        <w:t>pseudonymisation, not anonymisation</w:t>
+      </w:r>
+      <w:r>
+        <w:rPr>
+          <w:color w:val="202020"/>
+        </w:rPr>
+        <w:t>. A SHA-256 of an address is reversible by anyone holding a candidate list, so the output is still personal data and still belongs inside the log's retention and access controls.</w:t>
+      </w:r>
+    </w:p>
+    <w:p>
+      <w:pPr>
+        <w:pStyle w:val="ListBullet"/>
+        <w:spacing w:after="40"/>
+      </w:pPr>
+      <w:r>
+        <w:rPr>
+          <w:b/>
+          <w:color w:val="202020"/>
+        </w:rPr>
+        <w:t>Worth recording before an alert count is mistaken for coverage:</w:t>
+      </w:r>
+      <w:r>
+        <w:rPr>
+          <w:color w:val="202020"/>
+        </w:rPr>
+        <w:t xml:space="preserve"> CodeQL found two of those three sites. Seismic's was identical in kind, was not reported, and turned up on a grep for the same shape.</w:t>
+      </w:r>
+    </w:p>
+    <w:p>
+      <w:pPr>
+        <w:pStyle w:val="ListBullet"/>
+        <w:spacing w:after="40"/>
+      </w:pPr>
+      <w:r>
+        <w:rPr>
+          <w:b/>
+          <w:color w:val="202020"/>
+        </w:rPr>
+        <w:t>A credential-exposure gap closed as a side effect of the Docker move</w:t>
+      </w:r>
+      <w:r>
+        <w:rPr>
+          <w:color w:val="202020"/>
+        </w:rPr>
+        <w:t xml:space="preserve"> (</w:t>
+      </w:r>
+      <w:r>
+        <w:rPr>
+          <w:rFonts w:ascii="Consolas" w:hAnsi="Consolas"/>
+          <w:color w:val="202020"/>
+          <w:sz w:val="19"/>
+        </w:rPr>
+        <w:t>52239ae</w:t>
+      </w:r>
+      <w:r>
+        <w:rPr>
+          <w:color w:val="202020"/>
+        </w:rPr>
+        <w:t xml:space="preserve">). Moving the build context to the repository root had already orphaned every per-connector </w:t>
+      </w:r>
+      <w:r>
+        <w:rPr>
+          <w:rFonts w:ascii="Consolas" w:hAnsi="Consolas"/>
+          <w:color w:val="202020"/>
+          <w:sz w:val="19"/>
+        </w:rPr>
+        <w:t>.dockerignore</w:t>
+      </w:r>
+      <w:r>
+        <w:rPr>
+          <w:color w:val="202020"/>
+        </w:rPr>
+        <w:t xml:space="preserve">, because Docker reads only the one at the context root — so the Altrata and Salesforce files, which excluded </w:t>
+      </w:r>
+      <w:r>
+        <w:rPr>
+          <w:rFonts w:ascii="Consolas" w:hAnsi="Consolas"/>
+          <w:color w:val="202020"/>
+          <w:sz w:val="19"/>
+        </w:rPr>
+        <w:t>env/.env.local</w:t>
+      </w:r>
+      <w:r>
+        <w:rPr>
+          <w:color w:val="202020"/>
+        </w:rPr>
+        <w:t xml:space="preserve">, were silently no longer keeping real credentials out of a locally built image. They are replaced by a single root </w:t>
+      </w:r>
+      <w:r>
+        <w:rPr>
+          <w:rFonts w:ascii="Consolas" w:hAnsi="Consolas"/>
+          <w:color w:val="202020"/>
+          <w:sz w:val="19"/>
+        </w:rPr>
+        <w:t>.dockerignore</w:t>
+      </w:r>
+      <w:r>
+        <w:rPr>
+          <w:color w:val="202020"/>
+        </w:rPr>
+        <w:t xml:space="preserve"> covering all five.</w:t>
+      </w:r>
+    </w:p>
+    <w:p>
+      <w:pPr>
+        <w:pStyle w:val="Heading1"/>
+      </w:pPr>
+      <w:r>
+        <w:rPr>
+          <w:color w:val="1F3864"/>
+        </w:rPr>
+        <w:t>6. Programme-level observations</w:t>
+      </w:r>
+    </w:p>
+    <w:p>
+      <w:pPr>
+        <w:pStyle w:val="Heading2"/>
+      </w:pPr>
+      <w:r>
+        <w:rPr>
+          <w:color w:val="2E5496"/>
+        </w:rPr>
+        <w:t>6.1 Method — for the auditor</w:t>
+      </w:r>
+    </w:p>
+    <w:p>
+      <w:pPr>
+        <w:spacing w:after="120"/>
+      </w:pPr>
+      <w:r>
+        <w:rPr>
+          <w:color w:val="202020"/>
+        </w:rPr>
+        <w:t>As in section 3.1, what follows is what actually happened, stated without embellishment. The method of this edition was different from the adversarial rounds: the verifier was CI on the deployment target, not a hostile reviewer.</w:t>
+      </w:r>
+    </w:p>
+    <w:p>
+      <w:pPr>
+        <w:pStyle w:val="ListBullet"/>
+        <w:spacing w:after="40"/>
+      </w:pPr>
+      <w:r>
+        <w:rPr>
+          <w:b/>
+          <w:color w:val="202020"/>
+        </w:rPr>
+        <w:t>The platform that matters is the one that cannot be reproduced locally.</w:t>
+      </w:r>
+      <w:r>
+        <w:rPr>
+          <w:color w:val="202020"/>
+        </w:rPr>
+        <w:t xml:space="preserve"> Many of this edition's defects were only ever visible on windows-latest, and several pass on macOS whether fixed or not. Where a test cannot be made to A/B locally that is said rather than implied: the Altrata and SQLite tests do not A/B on macOS and are not claimed to — windows-latest is their gate.</w:t>
+      </w:r>
+    </w:p>
+    <w:p>
+      <w:pPr>
+        <w:pStyle w:val="ListBullet"/>
+        <w:spacing w:after="40"/>
+      </w:pPr>
+      <w:r>
+        <w:rPr>
+          <w:b/>
+          <w:color w:val="202020"/>
+        </w:rPr>
+        <w:t>Re-running a red job to green hides defects.</w:t>
+      </w:r>
+      <w:r>
+        <w:rPr>
+          <w:color w:val="202020"/>
+        </w:rPr>
+        <w:t xml:space="preserve"> Three Windows jobs failed on one pull request; they were called slow-runner artifacts, re-run green and merged. Pulling the attempt-1 logs showed that two of the three were real defects that contention exposes and only the third was the environment. The correction came from reading the first-attempt logs, not from the second run.</w:t>
+      </w:r>
+    </w:p>
+    <w:p>
+      <w:pPr>
+        <w:pStyle w:val="ListBullet"/>
+        <w:spacing w:after="40"/>
+      </w:pPr>
+      <w:r>
+        <w:rPr>
+          <w:b/>
+          <w:color w:val="202020"/>
+        </w:rPr>
+        <w:t>A fix reported closed was repeatedly closed in one place only.</w:t>
+      </w:r>
+      <w:r>
+        <w:rPr>
+          <w:color w:val="202020"/>
+        </w:rPr>
+        <w:t xml:space="preserve"> The pruner guard was fixed in the chassis, which only Seismic consumes, while four connectors run their own pruner; the shared checkpoint read was fixed on one field and missed another in the same class; the SQLite retry was applied at six of eight sites. A chassis fix propagates only where the local copy was deleted. Surface similarity is not adoption — which is the whole argument for the divergence register.</w:t>
+      </w:r>
+    </w:p>
+    <w:p>
+      <w:pPr>
+        <w:pStyle w:val="ListBullet"/>
+        <w:spacing w:after="40"/>
+      </w:pPr>
+      <w:r>
+        <w:rPr>
+          <w:b/>
+          <w:color w:val="202020"/>
+        </w:rPr>
+        <w:t>Fixing the failing line rather than the failing operation produced two follow-on defects in the same week:</w:t>
+      </w:r>
+      <w:r>
+        <w:rPr>
+          <w:color w:val="202020"/>
+        </w:rPr>
+        <w:t xml:space="preserve"> a busy retry wrapped around one statement instead of around the whole open, and a seat file widened to </w:t>
+      </w:r>
+      <w:r>
+        <w:rPr>
+          <w:rFonts w:ascii="Consolas" w:hAnsi="Consolas"/>
+          <w:color w:val="202020"/>
+          <w:sz w:val="19"/>
+        </w:rPr>
+        <w:t>FileShare.ReadWrite</w:t>
+      </w:r>
+      <w:r>
+        <w:rPr>
+          <w:color w:val="202020"/>
+        </w:rPr>
+        <w:t xml:space="preserve"> without </w:t>
+      </w:r>
+      <w:r>
+        <w:rPr>
+          <w:rFonts w:ascii="Consolas" w:hAnsi="Consolas"/>
+          <w:color w:val="202020"/>
+          <w:sz w:val="19"/>
+        </w:rPr>
+        <w:t>FileShare.Delete</w:t>
+      </w:r>
+      <w:r>
+        <w:rPr>
+          <w:color w:val="202020"/>
+        </w:rPr>
+        <w:t>. Both resurfaced the same way, on the same runner.</w:t>
+      </w:r>
+    </w:p>
+    <w:p>
+      <w:pPr>
+        <w:pStyle w:val="ListBullet"/>
+        <w:spacing w:after="40"/>
+      </w:pPr>
+      <w:r>
+        <w:rPr>
+          <w:b/>
+          <w:color w:val="202020"/>
+        </w:rPr>
+        <w:t>An audit of 180 file-access sites found 20 defects, all now closed — and still missed one instance of a pattern it had already characterised.</w:t>
+      </w:r>
+      <w:r>
+        <w:rPr>
+          <w:color w:val="202020"/>
+        </w:rPr>
+        <w:t xml:space="preserve"> Hadoop's </w:t>
+      </w:r>
+      <w:r>
+        <w:rPr>
+          <w:rFonts w:ascii="Consolas" w:hAnsi="Consolas"/>
+          <w:color w:val="202020"/>
+          <w:sz w:val="19"/>
+        </w:rPr>
+        <w:t>RetryFailed</w:t>
+      </w:r>
+      <w:r>
+        <w:rPr>
+          <w:color w:val="202020"/>
+        </w:rPr>
+        <w:t xml:space="preserve"> was found by a grep across all four files after the three the audit named were fixed. The cheap confirmation step is what caught it.</w:t>
+      </w:r>
+    </w:p>
+    <w:p>
+      <w:pPr>
+        <w:pStyle w:val="ListBullet"/>
+        <w:spacing w:after="40"/>
+      </w:pPr>
+      <w:r>
+        <w:rPr>
+          <w:b/>
+          <w:color w:val="202020"/>
+        </w:rPr>
+        <w:t>Tests whose names described the bug.</w:t>
+      </w:r>
+      <w:r>
+        <w:rPr>
+          <w:color w:val="202020"/>
+        </w:rPr>
+        <w:t xml:space="preserve"> The environment-flag work turned 26 tests red, and each one was a test asserting the defective behaviour. Each was rewritten to assert the corrected invariant </w:t>
+      </w:r>
+      <w:r>
+        <w:rPr>
+          <w:b/>
+          <w:color w:val="202020"/>
+        </w:rPr>
+        <w:t>and</w:t>
+      </w:r>
+      <w:r>
+        <w:rPr>
+          <w:color w:val="202020"/>
+        </w:rPr>
+        <w:t xml:space="preserve"> to record what it used to claim and why that was wrong, rather than having its assertions flipped until it passed.</w:t>
+      </w:r>
+    </w:p>
+    <w:p>
+      <w:pPr>
+        <w:pStyle w:val="ListBullet"/>
+        <w:spacing w:after="40"/>
+      </w:pPr>
+      <w:r>
+        <w:rPr>
+          <w:b/>
+          <w:color w:val="202020"/>
+        </w:rPr>
+        <w:t>A gate is not evidence until it is tested.</w:t>
+      </w:r>
+      <w:r>
+        <w:rPr>
+          <w:color w:val="202020"/>
+        </w:rPr>
+        <w:t xml:space="preserve"> The first conformance gate was green while the condition it polices was being violated, and its replacement runs a self-test before it runs for real. The capability checks were then rewritten after a first cut failed Salesforce for consolidating correctly: a gate that punishes the behaviour it exists to encourage gets argued with, then weakened, then ignored.</w:t>
+      </w:r>
+    </w:p>
+    <w:p>
+      <w:pPr>
+        <w:pStyle w:val="Heading2"/>
+      </w:pPr>
+      <w:r>
+        <w:rPr>
+          <w:color w:val="2E5496"/>
+        </w:rPr>
+        <w:t>6.2 What is not done — stated plainly</w:t>
+      </w:r>
+    </w:p>
+    <w:p>
+      <w:pPr>
+        <w:spacing w:after="120"/>
+      </w:pPr>
+      <w:r>
+        <w:rPr>
+          <w:color w:val="202020"/>
+        </w:rPr>
+        <w:t>This edition delivers an architecture and the gates that hold it. It does not deliver a release pipeline, and a document that implied otherwise would be a new overstatement replacing an old one.</w:t>
+      </w:r>
+    </w:p>
+    <w:p>
+      <w:pPr>
+        <w:pStyle w:val="ListBullet"/>
+        <w:spacing w:after="40"/>
+      </w:pPr>
+      <w:r>
+        <w:rPr>
+          <w:b/>
+          <w:color w:val="202020"/>
+        </w:rPr>
+        <w:t>There are no releases and no tags.</w:t>
+      </w:r>
+      <w:r>
+        <w:rPr>
+          <w:color w:val="202020"/>
+        </w:rPr>
+        <w:t xml:space="preserve"> The repository carries zero git tags and zero GitHub releases. Nothing has been signed, no SBOM has been produced and no MSI has been built. That pipeline is designed — SBOM, self-contained publish, MSI packaging, container build, Authenticode, cosign, release creation — and it is written in five per-connector </w:t>
+      </w:r>
+      <w:r>
+        <w:rPr>
+          <w:rFonts w:ascii="Consolas" w:hAnsi="Consolas"/>
+          <w:color w:val="202020"/>
+          <w:sz w:val="19"/>
+        </w:rPr>
+        <w:t>release.yml</w:t>
+      </w:r>
+      <w:r>
+        <w:rPr>
+          <w:color w:val="202020"/>
+        </w:rPr>
+        <w:t xml:space="preserve"> files that GitHub does not register and has never run.</w:t>
+      </w:r>
+    </w:p>
+    <w:p>
+      <w:pPr>
+        <w:pStyle w:val="ListBullet"/>
+        <w:spacing w:after="40"/>
+      </w:pPr>
+      <w:r>
+        <w:rPr>
+          <w:b/>
+          <w:color w:val="202020"/>
+        </w:rPr>
+        <w:t>Every check is advisory.</w:t>
+      </w:r>
+      <w:r>
+        <w:rPr>
+          <w:color w:val="202020"/>
+        </w:rPr>
+        <w:t xml:space="preserve"> </w:t>
+      </w:r>
+      <w:r>
+        <w:rPr>
+          <w:rFonts w:ascii="Consolas" w:hAnsi="Consolas"/>
+          <w:color w:val="202020"/>
+          <w:sz w:val="19"/>
+        </w:rPr>
+        <w:t>main</w:t>
+      </w:r>
+      <w:r>
+        <w:rPr>
+          <w:color w:val="202020"/>
+        </w:rPr>
+        <w:t xml:space="preserve"> carries no branch protection, so a red suite, a red conformance run or a red CodeQL analysis does not prevent a merge. The gates described in this edition are worth what a reviewer chooses to make them worth.</w:t>
+      </w:r>
+    </w:p>
+    <w:p>
+      <w:pPr>
+        <w:pStyle w:val="ListBullet"/>
+        <w:spacing w:after="40"/>
+      </w:pPr>
+      <w:r>
+        <w:rPr>
+          <w:b/>
+          <w:color w:val="202020"/>
+        </w:rPr>
+        <w:t>CodeQL gates nothing, and its alert count is not a backlog anyone has worked.</w:t>
+      </w:r>
+      <w:r>
+        <w:rPr>
+          <w:color w:val="202020"/>
+        </w:rPr>
+        <w:t xml:space="preserve"> Approximately 2,029 alerts are open across the six solutions.</w:t>
+      </w:r>
+    </w:p>
+    <w:p>
+      <w:pPr>
+        <w:pStyle w:val="ListBullet"/>
+        <w:spacing w:after="40"/>
+      </w:pPr>
+      <w:r>
+        <w:rPr>
+          <w:b/>
+          <w:color w:val="202020"/>
+        </w:rPr>
+        <w:t>Dependabot security alerts are disabled at the repository level.</w:t>
+      </w:r>
+      <w:r>
+        <w:rPr>
+          <w:color w:val="202020"/>
+        </w:rPr>
+        <w:t xml:space="preserve"> Version updates do work and two have merged; vulnerability alerting has not been switched on.</w:t>
+      </w:r>
+    </w:p>
+    <w:p>
+      <w:pPr>
+        <w:pStyle w:val="ListBullet"/>
+        <w:spacing w:after="40"/>
+      </w:pPr>
+      <w:r>
+        <w:rPr>
+          <w:b/>
+          <w:color w:val="202020"/>
+        </w:rPr>
+        <w:t>Five of the seven concerns raised by the August 2026 TOGAF assessment remain open — #3 through #7:</w:t>
+      </w:r>
+      <w:r>
+        <w:rPr>
+          <w:color w:val="202020"/>
+        </w:rPr>
+        <w:t xml:space="preserve"> advisory-only classification pending Purview enforcement (#3); coarse Hadoop BDH ACLs pending Apache Ranger (#4); governance authority lag, the ARB decision paper being unapproved and the tenant-capacity plan documentary rather than enforced (#5); no formal architecture repository or reference architecture (#6); and no enterprise data model or named data trustee (#7). Concern #3 was touched only to the extent of renaming the Graph property so the schema stops misrepresenting the control. Concerns #1 (copied chassis, no shared assemblies) and #2 (observable chassis drift) are what this edition sets out to close — but no re-assessment has been carried out, so that is a statement about the work, not a rating.</w:t>
+      </w:r>
+    </w:p>
+    <w:p>
+      <w:pPr>
+        <w:pStyle w:val="ListBullet"/>
+        <w:spacing w:after="40"/>
+      </w:pPr>
+      <w:r>
+        <w:rPr>
+          <w:b/>
+          <w:color w:val="202020"/>
+        </w:rPr>
+        <w:t>Consolidation is partial and the register says by how much.</w:t>
+      </w:r>
+      <w:r>
+        <w:rPr>
+          <w:color w:val="202020"/>
+        </w:rPr>
+        <w:t xml:space="preserve"> 9 of 23 chassis modules exist in one place only; 67 declared local copies remain across four connectors, plus 9 renamed equivalents that the gate records but cannot enforce.</w:t>
+      </w:r>
+    </w:p>
+    <w:p>
+      <w:pPr>
+        <w:pStyle w:val="ListBullet"/>
+        <w:spacing w:after="40"/>
+      </w:pPr>
+      <w:r>
+        <w:rPr>
+          <w:b/>
+          <w:color w:val="202020"/>
+        </w:rPr>
+        <w:t>Nothing in the v2.0 known-open ledger was closed by this edition.</w:t>
+      </w:r>
+      <w:r>
+        <w:rPr>
+          <w:color w:val="202020"/>
+        </w:rPr>
+        <w:t xml:space="preserve"> Section 6.4 restates the externally-blocked work packages, which are unchanged.</w:t>
+      </w:r>
+    </w:p>
+    <w:p>
+      <w:pPr>
+        <w:pStyle w:val="Heading2"/>
+      </w:pPr>
+      <w:r>
+        <w:rPr>
+          <w:color w:val="2E5496"/>
+        </w:rPr>
+        <w:t>6.3 Commit reference</w:t>
+      </w:r>
+    </w:p>
+    <w:p>
+      <w:pPr>
+        <w:spacing w:after="120"/>
+      </w:pPr>
+      <w:r>
+        <w:rPr>
+          <w:color w:val="202020"/>
+        </w:rPr>
+        <w:t xml:space="preserve">Every code and CI commit on </w:t>
+      </w:r>
+      <w:r>
+        <w:rPr>
+          <w:rFonts w:ascii="Consolas" w:hAnsi="Consolas"/>
+          <w:color w:val="202020"/>
+          <w:sz w:val="19"/>
+        </w:rPr>
+        <w:t>main</w:t>
+      </w:r>
+      <w:r>
+        <w:rPr>
+          <w:color w:val="202020"/>
+        </w:rPr>
+        <w:t xml:space="preserve"> in this edition's range, in the order it landed. The five documentation commits between the editions (</w:t>
+      </w:r>
+      <w:r>
+        <w:rPr>
+          <w:rFonts w:ascii="Consolas" w:hAnsi="Consolas"/>
+          <w:color w:val="202020"/>
+          <w:sz w:val="19"/>
+        </w:rPr>
+        <w:t>03eacbf</w:t>
+      </w:r>
+      <w:r>
+        <w:rPr>
+          <w:color w:val="202020"/>
+        </w:rPr>
+        <w:t xml:space="preserve">, </w:t>
+      </w:r>
+      <w:r>
+        <w:rPr>
+          <w:rFonts w:ascii="Consolas" w:hAnsi="Consolas"/>
+          <w:color w:val="202020"/>
+          <w:sz w:val="19"/>
+        </w:rPr>
+        <w:t>edd5032</w:t>
+      </w:r>
+      <w:r>
+        <w:rPr>
+          <w:color w:val="202020"/>
+        </w:rPr>
+        <w:t xml:space="preserve">, </w:t>
+      </w:r>
+      <w:r>
+        <w:rPr>
+          <w:rFonts w:ascii="Consolas" w:hAnsi="Consolas"/>
+          <w:color w:val="202020"/>
+          <w:sz w:val="19"/>
+        </w:rPr>
+        <w:t>68f3211</w:t>
+      </w:r>
+      <w:r>
+        <w:rPr>
+          <w:color w:val="202020"/>
+        </w:rPr>
+        <w:t xml:space="preserve">, </w:t>
+      </w:r>
+      <w:r>
+        <w:rPr>
+          <w:rFonts w:ascii="Consolas" w:hAnsi="Consolas"/>
+          <w:color w:val="202020"/>
+          <w:sz w:val="19"/>
+        </w:rPr>
+        <w:t>7b92200</w:t>
+      </w:r>
+      <w:r>
+        <w:rPr>
+          <w:color w:val="202020"/>
+        </w:rPr>
+        <w:t xml:space="preserve">, </w:t>
+      </w:r>
+      <w:r>
+        <w:rPr>
+          <w:rFonts w:ascii="Consolas" w:hAnsi="Consolas"/>
+          <w:color w:val="202020"/>
+          <w:sz w:val="19"/>
+        </w:rPr>
+        <w:t>1982612</w:t>
+      </w:r>
+      <w:r>
+        <w:rPr>
+          <w:color w:val="202020"/>
+        </w:rPr>
+        <w:t xml:space="preserve">, 20–23 July) published the v2.0 deliverable set and are not repeated here. Dates are the date the commit landed on </w:t>
+      </w:r>
+      <w:r>
+        <w:rPr>
+          <w:rFonts w:ascii="Consolas" w:hAnsi="Consolas"/>
+          <w:color w:val="202020"/>
+          <w:sz w:val="19"/>
+        </w:rPr>
+        <w:t>main</w:t>
+      </w:r>
+      <w:r>
+        <w:rPr>
+          <w:color w:val="202020"/>
+        </w:rPr>
+        <w:t xml:space="preserve">; </w:t>
+      </w:r>
+      <w:r>
+        <w:rPr>
+          <w:rFonts w:ascii="Consolas" w:hAnsi="Consolas"/>
+          <w:color w:val="202020"/>
+          <w:sz w:val="19"/>
+        </w:rPr>
+        <w:t>de987d2</w:t>
+      </w:r>
+      <w:r>
+        <w:rPr>
+          <w:color w:val="202020"/>
+        </w:rPr>
+        <w:t xml:space="preserve"> and </w:t>
+      </w:r>
+      <w:r>
+        <w:rPr>
+          <w:rFonts w:ascii="Consolas" w:hAnsi="Consolas"/>
+          <w:color w:val="202020"/>
+          <w:sz w:val="19"/>
+        </w:rPr>
+        <w:t>75beb39</w:t>
+      </w:r>
+      <w:r>
+        <w:rPr>
+          <w:color w:val="202020"/>
+        </w:rPr>
+        <w:t xml:space="preserve"> were authored on 25 July and landed with the first CI run.</w:t>
+      </w:r>
+    </w:p>
+    <w:tbl>
+      <w:tblPr>
+        <w:tblW w:type="auto" w:w="0"/>
+        <w:jc w:val="center"/>
+        <w:tblLayout w:type="fixed"/>
+        <w:tblLook w:firstColumn="1" w:firstRow="1" w:lastColumn="0" w:lastRow="0" w:noHBand="0" w:noVBand="1" w:val="04A0"/>
+        <w:tblBorders>
+          <w:top w:val="single" w:sz="4" w:space="0" w:color="C9D3E3"/>
+          <w:left w:val="single" w:sz="4" w:space="0" w:color="C9D3E3"/>
+          <w:bottom w:val="single" w:sz="4" w:space="0" w:color="C9D3E3"/>
+          <w:right w:val="single" w:sz="4" w:space="0" w:color="C9D3E3"/>
+          <w:insideH w:val="single" w:sz="4" w:space="0" w:color="C9D3E3"/>
+          <w:insideV w:val="single" w:sz="4" w:space="0" w:color="C9D3E3"/>
+        </w:tblBorders>
+      </w:tblPr>
+      <w:tblGrid>
+        <w:gridCol w:w="1400"/>
+        <w:gridCol w:w="1200"/>
+        <w:gridCol w:w="6760"/>
+      </w:tblGrid>
+      <w:tr>
+        <w:tc>
+          <w:tcPr>
+            <w:tcW w:type="dxa" w:w="1400"/>
+            <w:shd w:val="clear" w:color="auto" w:fill="2E5496"/>
+          </w:tcPr>
+          <w:p>
+            <w:r>
+              <w:rPr>
+                <w:b/>
+                <w:color w:val="FFFFFF"/>
+                <w:sz w:val="19"/>
+              </w:rPr>
+              <w:t>Commit</w:t>
+            </w:r>
+          </w:p>
+        </w:tc>
+        <w:tc>
+          <w:tcPr>
+            <w:tcW w:type="dxa" w:w="1200"/>
+            <w:shd w:val="clear" w:color="auto" w:fill="2E5496"/>
+          </w:tcPr>
+          <w:p>
+            <w:r>
+              <w:rPr>
+                <w:b/>
+                <w:color w:val="FFFFFF"/>
+                <w:sz w:val="19"/>
+              </w:rPr>
+              <w:t>Date on main</w:t>
+            </w:r>
+          </w:p>
+        </w:tc>
+        <w:tc>
+          <w:tcPr>
+            <w:tcW w:type="dxa" w:w="6760"/>
+            <w:shd w:val="clear" w:color="auto" w:fill="2E5496"/>
+          </w:tcPr>
+          <w:p>
+            <w:r>
+              <w:rPr>
+                <w:b/>
+                <w:color w:val="FFFFFF"/>
+                <w:sz w:val="19"/>
+              </w:rPr>
+              <w:t>Contents</w:t>
+            </w:r>
+          </w:p>
+        </w:tc>
+      </w:tr>
+      <w:tr>
+        <w:tc>
+          <w:tcPr>
+            <w:tcW w:type="dxa" w:w="1400"/>
+          </w:tcPr>
+          <w:p>
+            <w:r>
+              <w:rPr>
+                <w:rFonts w:ascii="Consolas" w:hAnsi="Consolas"/>
+                <w:color w:val="202020"/>
+                <w:sz w:val="19"/>
+              </w:rPr>
+              <w:t>fdd18d5</w:t>
+            </w:r>
+          </w:p>
+        </w:tc>
+        <w:tc>
+          <w:tcPr>
+            <w:tcW w:type="dxa" w:w="1200"/>
+          </w:tcPr>
+          <w:p>
+            <w:r>
+              <w:rPr>
+                <w:color w:val="202020"/>
+                <w:sz w:val="19"/>
+              </w:rPr>
+              <w:t>20 Jul</w:t>
+            </w:r>
+          </w:p>
+        </w:tc>
+        <w:tc>
+          <w:tcPr>
+            <w:tcW w:type="dxa" w:w="6760"/>
+          </w:tcPr>
+          <w:p>
+            <w:r>
+              <w:rPr>
+                <w:color w:val="202020"/>
+                <w:sz w:val="19"/>
+              </w:rPr>
+              <w:t>Coverage boundary of edition v2.0 — fleet 4,824</w:t>
+            </w:r>
+          </w:p>
+        </w:tc>
+      </w:tr>
+      <w:tr>
+        <w:tc>
+          <w:tcPr>
+            <w:tcW w:type="dxa" w:w="1400"/>
+          </w:tcPr>
+          <w:p>
+            <w:r>
+              <w:rPr>
+                <w:rFonts w:ascii="Consolas" w:hAnsi="Consolas"/>
+                <w:color w:val="202020"/>
+                <w:sz w:val="19"/>
+              </w:rPr>
+              <w:t>de987d2</w:t>
+            </w:r>
+          </w:p>
+        </w:tc>
+        <w:tc>
+          <w:tcPr>
+            <w:tcW w:type="dxa" w:w="1200"/>
+          </w:tcPr>
+          <w:p>
+            <w:r>
+              <w:rPr>
+                <w:color w:val="202020"/>
+                <w:sz w:val="19"/>
+              </w:rPr>
+              <w:t>11 Aug</w:t>
+            </w:r>
+          </w:p>
+        </w:tc>
+        <w:tc>
+          <w:tcPr>
+            <w:tcW w:type="dxa" w:w="6760"/>
+          </w:tcPr>
+          <w:p>
+            <w:r>
+              <w:rPr>
+                <w:color w:val="202020"/>
+                <w:sz w:val="19"/>
+              </w:rPr>
+              <w:t>Connector.Chassis added as a top-level project, with the first workflow this repository has ever executed; no connector changed</w:t>
+            </w:r>
+          </w:p>
+        </w:tc>
+      </w:tr>
+      <w:tr>
+        <w:tc>
+          <w:tcPr>
+            <w:tcW w:type="dxa" w:w="1400"/>
+          </w:tcPr>
+          <w:p>
+            <w:r>
+              <w:rPr>
+                <w:rFonts w:ascii="Consolas" w:hAnsi="Consolas"/>
+                <w:color w:val="202020"/>
+                <w:sz w:val="19"/>
+              </w:rPr>
+              <w:t>75beb39</w:t>
+            </w:r>
+          </w:p>
+        </w:tc>
+        <w:tc>
+          <w:tcPr>
+            <w:tcW w:type="dxa" w:w="1200"/>
+          </w:tcPr>
+          <w:p>
+            <w:r>
+              <w:rPr>
+                <w:color w:val="202020"/>
+                <w:sz w:val="19"/>
+              </w:rPr>
+              <w:t>11 Aug</w:t>
+            </w:r>
+          </w:p>
+        </w:tc>
+        <w:tc>
+          <w:tcPr>
+            <w:tcW w:type="dxa" w:w="6760"/>
+          </w:tcPr>
+          <w:p>
+            <w:r>
+              <w:rPr>
+                <w:color w:val="202020"/>
+                <w:sz w:val="19"/>
+              </w:rPr>
+              <w:t>Chassis ledger: record terminator written as a bare LF, not WriteLine — a pre-existing Windows-only defect</w:t>
+            </w:r>
+          </w:p>
+        </w:tc>
+      </w:tr>
+      <w:tr>
+        <w:tc>
+          <w:tcPr>
+            <w:tcW w:type="dxa" w:w="1400"/>
+          </w:tcPr>
+          <w:p>
+            <w:r>
+              <w:rPr>
+                <w:rFonts w:ascii="Consolas" w:hAnsi="Consolas"/>
+                <w:color w:val="202020"/>
+                <w:sz w:val="19"/>
+              </w:rPr>
+              <w:t>5fd9512</w:t>
+            </w:r>
+          </w:p>
+        </w:tc>
+        <w:tc>
+          <w:tcPr>
+            <w:tcW w:type="dxa" w:w="1200"/>
+          </w:tcPr>
+          <w:p>
+            <w:r>
+              <w:rPr>
+                <w:color w:val="202020"/>
+                <w:sz w:val="19"/>
+              </w:rPr>
+              <w:t>11 Aug</w:t>
+            </w:r>
+          </w:p>
+        </w:tc>
+        <w:tc>
+          <w:tcPr>
+            <w:tcW w:type="dxa" w:w="6760"/>
+          </w:tcPr>
+          <w:p>
+            <w:r>
+              <w:rPr>
+                <w:color w:val="202020"/>
+                <w:sz w:val="19"/>
+              </w:rPr>
+              <w:t>Dead-letter queue opened with FileShare.ReadWrite — first instance of the Windows share-mode class</w:t>
+            </w:r>
+          </w:p>
+        </w:tc>
+      </w:tr>
+      <w:tr>
+        <w:tc>
+          <w:tcPr>
+            <w:tcW w:type="dxa" w:w="1400"/>
+          </w:tcPr>
+          <w:p>
+            <w:r>
+              <w:rPr>
+                <w:rFonts w:ascii="Consolas" w:hAnsi="Consolas"/>
+                <w:color w:val="202020"/>
+                <w:sz w:val="19"/>
+              </w:rPr>
+              <w:t>16c4efe</w:t>
+            </w:r>
+          </w:p>
+        </w:tc>
+        <w:tc>
+          <w:tcPr>
+            <w:tcW w:type="dxa" w:w="1200"/>
+          </w:tcPr>
+          <w:p>
+            <w:r>
+              <w:rPr>
+                <w:color w:val="202020"/>
+                <w:sz w:val="19"/>
+              </w:rPr>
+              <w:t>11 Aug</w:t>
+            </w:r>
+          </w:p>
+        </w:tc>
+        <w:tc>
+          <w:tcPr>
+            <w:tcW w:type="dxa" w:w="6760"/>
+          </w:tcPr>
+          <w:p>
+            <w:r>
+              <w:rPr>
+                <w:color w:val="202020"/>
+                <w:sz w:val="19"/>
+              </w:rPr>
+              <w:t>Seismic consumes the shared chassis; SQLite WAL; the first root connector workflow</w:t>
+            </w:r>
+          </w:p>
+        </w:tc>
+      </w:tr>
+      <w:tr>
+        <w:tc>
+          <w:tcPr>
+            <w:tcW w:type="dxa" w:w="1400"/>
+          </w:tcPr>
+          <w:p>
+            <w:r>
+              <w:rPr>
+                <w:rFonts w:ascii="Consolas" w:hAnsi="Consolas"/>
+                <w:color w:val="202020"/>
+                <w:sz w:val="19"/>
+              </w:rPr>
+              <w:t>59e2145</w:t>
+            </w:r>
+          </w:p>
+        </w:tc>
+        <w:tc>
+          <w:tcPr>
+            <w:tcW w:type="dxa" w:w="1200"/>
+          </w:tcPr>
+          <w:p>
+            <w:r>
+              <w:rPr>
+                <w:color w:val="202020"/>
+                <w:sz w:val="19"/>
+              </w:rPr>
+              <w:t>11 Aug</w:t>
+            </w:r>
+          </w:p>
+        </w:tc>
+        <w:tc>
+          <w:tcPr>
+            <w:tcW w:type="dxa" w:w="6760"/>
+          </w:tcPr>
+          <w:p>
+            <w:r>
+              <w:rPr>
+                <w:color w:val="202020"/>
+                <w:sz w:val="19"/>
+              </w:rPr>
+              <w:t>Dead-letter FileShare.ReadWrite in Clarizen, Hadoop and Salesforce</w:t>
+            </w:r>
+          </w:p>
+        </w:tc>
+      </w:tr>
+      <w:tr>
+        <w:tc>
+          <w:tcPr>
+            <w:tcW w:type="dxa" w:w="1400"/>
+          </w:tcPr>
+          <w:p>
+            <w:r>
+              <w:rPr>
+                <w:rFonts w:ascii="Consolas" w:hAnsi="Consolas"/>
+                <w:color w:val="202020"/>
+                <w:sz w:val="19"/>
+              </w:rPr>
+              <w:t>a44a3fa</w:t>
+            </w:r>
+          </w:p>
+        </w:tc>
+        <w:tc>
+          <w:tcPr>
+            <w:tcW w:type="dxa" w:w="1200"/>
+          </w:tcPr>
+          <w:p>
+            <w:r>
+              <w:rPr>
+                <w:color w:val="202020"/>
+                <w:sz w:val="19"/>
+              </w:rPr>
+              <w:t>11 Aug</w:t>
+            </w:r>
+          </w:p>
+        </w:tc>
+        <w:tc>
+          <w:tcPr>
+            <w:tcW w:type="dxa" w:w="6760"/>
+          </w:tcPr>
+          <w:p>
+            <w:r>
+              <w:rPr>
+                <w:color w:val="202020"/>
+                <w:sz w:val="19"/>
+              </w:rPr>
+              <w:t>Root workflows for Clarizen, Hadoop, Salesforce and Altrata, plus the ten real Windows defects their first run exposed</w:t>
+            </w:r>
+          </w:p>
+        </w:tc>
+      </w:tr>
+      <w:tr>
+        <w:tc>
+          <w:tcPr>
+            <w:tcW w:type="dxa" w:w="1400"/>
+          </w:tcPr>
+          <w:p>
+            <w:r>
+              <w:rPr>
+                <w:rFonts w:ascii="Consolas" w:hAnsi="Consolas"/>
+                <w:color w:val="202020"/>
+                <w:sz w:val="19"/>
+              </w:rPr>
+              <w:t>ea83d06</w:t>
+            </w:r>
+          </w:p>
+        </w:tc>
+        <w:tc>
+          <w:tcPr>
+            <w:tcW w:type="dxa" w:w="1200"/>
+          </w:tcPr>
+          <w:p>
+            <w:r>
+              <w:rPr>
+                <w:color w:val="202020"/>
+                <w:sz w:val="19"/>
+              </w:rPr>
+              <w:t>11 Aug</w:t>
+            </w:r>
+          </w:p>
+        </w:tc>
+        <w:tc>
+          <w:tcPr>
+            <w:tcW w:type="dxa" w:w="6760"/>
+          </w:tcPr>
+          <w:p>
+            <w:r>
+              <w:rPr>
+                <w:color w:val="202020"/>
+                <w:sz w:val="19"/>
+              </w:rPr>
+              <w:t>Clarizen consumes the shared chassis</w:t>
+            </w:r>
+          </w:p>
+        </w:tc>
+      </w:tr>
+      <w:tr>
+        <w:tc>
+          <w:tcPr>
+            <w:tcW w:type="dxa" w:w="1400"/>
+          </w:tcPr>
+          <w:p>
+            <w:r>
+              <w:rPr>
+                <w:rFonts w:ascii="Consolas" w:hAnsi="Consolas"/>
+                <w:color w:val="202020"/>
+                <w:sz w:val="19"/>
+              </w:rPr>
+              <w:t>1ea370d</w:t>
+            </w:r>
+          </w:p>
+        </w:tc>
+        <w:tc>
+          <w:tcPr>
+            <w:tcW w:type="dxa" w:w="1200"/>
+          </w:tcPr>
+          <w:p>
+            <w:r>
+              <w:rPr>
+                <w:color w:val="202020"/>
+                <w:sz w:val="19"/>
+              </w:rPr>
+              <w:t>11 Aug</w:t>
+            </w:r>
+          </w:p>
+        </w:tc>
+        <w:tc>
+          <w:tcPr>
+            <w:tcW w:type="dxa" w:w="6760"/>
+          </w:tcPr>
+          <w:p>
+            <w:r>
+              <w:rPr>
+                <w:color w:val="202020"/>
+                <w:sz w:val="19"/>
+              </w:rPr>
+              <w:t>Hadoop consumes the shared chassis</w:t>
+            </w:r>
+          </w:p>
+        </w:tc>
+      </w:tr>
+      <w:tr>
+        <w:tc>
+          <w:tcPr>
+            <w:tcW w:type="dxa" w:w="1400"/>
+          </w:tcPr>
+          <w:p>
+            <w:r>
+              <w:rPr>
+                <w:rFonts w:ascii="Consolas" w:hAnsi="Consolas"/>
+                <w:color w:val="202020"/>
+                <w:sz w:val="19"/>
+              </w:rPr>
+              <w:t>da57843</w:t>
+            </w:r>
+          </w:p>
+        </w:tc>
+        <w:tc>
+          <w:tcPr>
+            <w:tcW w:type="dxa" w:w="1200"/>
+          </w:tcPr>
+          <w:p>
+            <w:r>
+              <w:rPr>
+                <w:color w:val="202020"/>
+                <w:sz w:val="19"/>
+              </w:rPr>
+              <w:t>12 Aug</w:t>
+            </w:r>
+          </w:p>
+        </w:tc>
+        <w:tc>
+          <w:tcPr>
+            <w:tcW w:type="dxa" w:w="6760"/>
+          </w:tcPr>
+          <w:p>
+            <w:r>
+              <w:rPr>
+                <w:color w:val="202020"/>
+                <w:sz w:val="19"/>
+              </w:rPr>
+              <w:t>Chassis.LoggerFactory — the seam that let Salesforce adopt anything</w:t>
+            </w:r>
+          </w:p>
+        </w:tc>
+      </w:tr>
+      <w:tr>
+        <w:tc>
+          <w:tcPr>
+            <w:tcW w:type="dxa" w:w="1400"/>
+          </w:tcPr>
+          <w:p>
+            <w:r>
+              <w:rPr>
+                <w:rFonts w:ascii="Consolas" w:hAnsi="Consolas"/>
+                <w:color w:val="202020"/>
+                <w:sz w:val="19"/>
+              </w:rPr>
+              <w:t>9e29b80</w:t>
+            </w:r>
+          </w:p>
+        </w:tc>
+        <w:tc>
+          <w:tcPr>
+            <w:tcW w:type="dxa" w:w="1200"/>
+          </w:tcPr>
+          <w:p>
+            <w:r>
+              <w:rPr>
+                <w:color w:val="202020"/>
+                <w:sz w:val="19"/>
+              </w:rPr>
+              <w:t>12 Aug</w:t>
+            </w:r>
+          </w:p>
+        </w:tc>
+        <w:tc>
+          <w:tcPr>
+            <w:tcW w:type="dxa" w:w="6760"/>
+          </w:tcPr>
+          <w:p>
+            <w:r>
+              <w:rPr>
+                <w:color w:val="202020"/>
+                <w:sz w:val="19"/>
+              </w:rPr>
+              <w:t>Salesforce consumes the shared chassis; all five now reference one project</w:t>
+            </w:r>
+          </w:p>
+        </w:tc>
+      </w:tr>
+      <w:tr>
+        <w:tc>
+          <w:tcPr>
+            <w:tcW w:type="dxa" w:w="1400"/>
+          </w:tcPr>
+          <w:p>
+            <w:r>
+              <w:rPr>
+                <w:rFonts w:ascii="Consolas" w:hAnsi="Consolas"/>
+                <w:color w:val="202020"/>
+                <w:sz w:val="19"/>
+              </w:rPr>
+              <w:t>52239ae</w:t>
+            </w:r>
+          </w:p>
+        </w:tc>
+        <w:tc>
+          <w:tcPr>
+            <w:tcW w:type="dxa" w:w="1200"/>
+          </w:tcPr>
+          <w:p>
+            <w:r>
+              <w:rPr>
+                <w:color w:val="202020"/>
+                <w:sz w:val="19"/>
+              </w:rPr>
+              <w:t>12 Aug</w:t>
+            </w:r>
+          </w:p>
+        </w:tc>
+        <w:tc>
+          <w:tcPr>
+            <w:tcW w:type="dxa" w:w="6760"/>
+          </w:tcPr>
+          <w:p>
+            <w:r>
+              <w:rPr>
+                <w:color w:val="202020"/>
+                <w:sz w:val="19"/>
+              </w:rPr>
+              <w:t>Altrata consumes the shared chassis; StandardLogDialect seam; single root .dockerignore</w:t>
+            </w:r>
+          </w:p>
+        </w:tc>
+      </w:tr>
+      <w:tr>
+        <w:tc>
+          <w:tcPr>
+            <w:tcW w:type="dxa" w:w="1400"/>
+          </w:tcPr>
+          <w:p>
+            <w:r>
+              <w:rPr>
+                <w:rFonts w:ascii="Consolas" w:hAnsi="Consolas"/>
+                <w:color w:val="202020"/>
+                <w:sz w:val="19"/>
+              </w:rPr>
+              <w:t>9b8753f</w:t>
+            </w:r>
+          </w:p>
+        </w:tc>
+        <w:tc>
+          <w:tcPr>
+            <w:tcW w:type="dxa" w:w="1200"/>
+          </w:tcPr>
+          <w:p>
+            <w:r>
+              <w:rPr>
+                <w:color w:val="202020"/>
+                <w:sz w:val="19"/>
+              </w:rPr>
+              <w:t>12 Aug</w:t>
+            </w:r>
+          </w:p>
+        </w:tc>
+        <w:tc>
+          <w:tcPr>
+            <w:tcW w:type="dxa" w:w="6760"/>
+          </w:tcPr>
+          <w:p>
+            <w:r>
+              <w:rPr>
+                <w:color w:val="202020"/>
+                <w:sz w:val="19"/>
+              </w:rPr>
+              <w:t>ServiceStop consolidated to one implementation across all five</w:t>
+            </w:r>
+          </w:p>
+        </w:tc>
+      </w:tr>
+      <w:tr>
+        <w:tc>
+          <w:tcPr>
+            <w:tcW w:type="dxa" w:w="1400"/>
+          </w:tcPr>
+          <w:p>
+            <w:r>
+              <w:rPr>
+                <w:rFonts w:ascii="Consolas" w:hAnsi="Consolas"/>
+                <w:color w:val="202020"/>
+                <w:sz w:val="19"/>
+              </w:rPr>
+              <w:t>face50f</w:t>
+            </w:r>
+          </w:p>
+        </w:tc>
+        <w:tc>
+          <w:tcPr>
+            <w:tcW w:type="dxa" w:w="1200"/>
+          </w:tcPr>
+          <w:p>
+            <w:r>
+              <w:rPr>
+                <w:color w:val="202020"/>
+                <w:sz w:val="19"/>
+              </w:rPr>
+              <w:t>12 Aug</w:t>
+            </w:r>
+          </w:p>
+        </w:tc>
+        <w:tc>
+          <w:tcPr>
+            <w:tcW w:type="dxa" w:w="6760"/>
+          </w:tcPr>
+          <w:p>
+            <w:r>
+              <w:rPr>
+                <w:color w:val="202020"/>
+                <w:sz w:val="19"/>
+              </w:rPr>
+              <w:t>Docs: architecture description corrected across 37 files to match the repository</w:t>
+            </w:r>
+          </w:p>
+        </w:tc>
+      </w:tr>
+      <w:tr>
+        <w:tc>
+          <w:tcPr>
+            <w:tcW w:type="dxa" w:w="1400"/>
+          </w:tcPr>
+          <w:p>
+            <w:r>
+              <w:rPr>
+                <w:rFonts w:ascii="Consolas" w:hAnsi="Consolas"/>
+                <w:color w:val="202020"/>
+                <w:sz w:val="19"/>
+              </w:rPr>
+              <w:t>73bbb40</w:t>
+            </w:r>
+          </w:p>
+        </w:tc>
+        <w:tc>
+          <w:tcPr>
+            <w:tcW w:type="dxa" w:w="1200"/>
+          </w:tcPr>
+          <w:p>
+            <w:r>
+              <w:rPr>
+                <w:color w:val="202020"/>
+                <w:sz w:val="19"/>
+              </w:rPr>
+              <w:t>12 Aug</w:t>
+            </w:r>
+          </w:p>
+        </w:tc>
+        <w:tc>
+          <w:tcPr>
+            <w:tcW w:type="dxa" w:w="6760"/>
+          </w:tcPr>
+          <w:p>
+            <w:r>
+              <w:rPr>
+                <w:color w:val="202020"/>
+                <w:sz w:val="19"/>
+              </w:rPr>
+              <w:t>Salesforce: the intermittent ClockSkew lease test</w:t>
+            </w:r>
+          </w:p>
+        </w:tc>
+      </w:tr>
+      <w:tr>
+        <w:tc>
+          <w:tcPr>
+            <w:tcW w:type="dxa" w:w="1400"/>
+          </w:tcPr>
+          <w:p>
+            <w:r>
+              <w:rPr>
+                <w:rFonts w:ascii="Consolas" w:hAnsi="Consolas"/>
+                <w:color w:val="202020"/>
+                <w:sz w:val="19"/>
+              </w:rPr>
+              <w:t>67cb823</w:t>
+            </w:r>
+          </w:p>
+        </w:tc>
+        <w:tc>
+          <w:tcPr>
+            <w:tcW w:type="dxa" w:w="1200"/>
+          </w:tcPr>
+          <w:p>
+            <w:r>
+              <w:rPr>
+                <w:color w:val="202020"/>
+                <w:sz w:val="19"/>
+              </w:rPr>
+              <w:t>12 Aug</w:t>
+            </w:r>
+          </w:p>
+        </w:tc>
+        <w:tc>
+          <w:tcPr>
+            <w:tcW w:type="dxa" w:w="6760"/>
+          </w:tcPr>
+          <w:p>
+            <w:r>
+              <w:rPr>
+                <w:color w:val="202020"/>
+                <w:sz w:val="19"/>
+              </w:rPr>
+              <w:t>Dependabot and CodeQL restored at the repository root; ten inert workflows deleted, five release.yml kept with a banner</w:t>
+            </w:r>
+          </w:p>
+        </w:tc>
+      </w:tr>
+      <w:tr>
+        <w:tc>
+          <w:tcPr>
+            <w:tcW w:type="dxa" w:w="1400"/>
+          </w:tcPr>
+          <w:p>
+            <w:r>
+              <w:rPr>
+                <w:rFonts w:ascii="Consolas" w:hAnsi="Consolas"/>
+                <w:color w:val="202020"/>
+                <w:sz w:val="19"/>
+              </w:rPr>
+              <w:t>892f6b7</w:t>
+            </w:r>
+          </w:p>
+        </w:tc>
+        <w:tc>
+          <w:tcPr>
+            <w:tcW w:type="dxa" w:w="1200"/>
+          </w:tcPr>
+          <w:p>
+            <w:r>
+              <w:rPr>
+                <w:color w:val="202020"/>
+                <w:sz w:val="19"/>
+              </w:rPr>
+              <w:t>12 Aug</w:t>
+            </w:r>
+          </w:p>
+        </w:tc>
+        <w:tc>
+          <w:tcPr>
+            <w:tcW w:type="dxa" w:w="6760"/>
+          </w:tcPr>
+          <w:p>
+            <w:r>
+              <w:rPr>
+                <w:color w:val="202020"/>
+                <w:sz w:val="19"/>
+              </w:rPr>
+              <w:t>Checkpoint state: shared reads, atomic writes and a retried rename in four connectors</w:t>
+            </w:r>
+          </w:p>
+        </w:tc>
+      </w:tr>
+      <w:tr>
+        <w:tc>
+          <w:tcPr>
+            <w:tcW w:type="dxa" w:w="1400"/>
+          </w:tcPr>
+          <w:p>
+            <w:r>
+              <w:rPr>
+                <w:rFonts w:ascii="Consolas" w:hAnsi="Consolas"/>
+                <w:color w:val="202020"/>
+                <w:sz w:val="19"/>
+              </w:rPr>
+              <w:t>17aca72</w:t>
+            </w:r>
+          </w:p>
+        </w:tc>
+        <w:tc>
+          <w:tcPr>
+            <w:tcW w:type="dxa" w:w="1200"/>
+          </w:tcPr>
+          <w:p>
+            <w:r>
+              <w:rPr>
+                <w:color w:val="202020"/>
+                <w:sz w:val="19"/>
+              </w:rPr>
+              <w:t>12 Aug</w:t>
+            </w:r>
+          </w:p>
+        </w:tc>
+        <w:tc>
+          <w:tcPr>
+            <w:tcW w:type="dxa" w:w="6760"/>
+          </w:tcPr>
+          <w:p>
+            <w:r>
+              <w:rPr>
+                <w:color w:val="202020"/>
+                <w:sz w:val="19"/>
+              </w:rPr>
+              <w:t>Dependabot: actions/setup-dotnet 5 → 6</w:t>
+            </w:r>
+          </w:p>
+        </w:tc>
+      </w:tr>
+      <w:tr>
+        <w:tc>
+          <w:tcPr>
+            <w:tcW w:type="dxa" w:w="1400"/>
+          </w:tcPr>
+          <w:p>
+            <w:r>
+              <w:rPr>
+                <w:rFonts w:ascii="Consolas" w:hAnsi="Consolas"/>
+                <w:color w:val="202020"/>
+                <w:sz w:val="19"/>
+              </w:rPr>
+              <w:t>9bb9478</w:t>
+            </w:r>
+          </w:p>
+        </w:tc>
+        <w:tc>
+          <w:tcPr>
+            <w:tcW w:type="dxa" w:w="1200"/>
+          </w:tcPr>
+          <w:p>
+            <w:r>
+              <w:rPr>
+                <w:color w:val="202020"/>
+                <w:sz w:val="19"/>
+              </w:rPr>
+              <w:t>12 Aug</w:t>
+            </w:r>
+          </w:p>
+        </w:tc>
+        <w:tc>
+          <w:tcPr>
+            <w:tcW w:type="dxa" w:w="6760"/>
+          </w:tcPr>
+          <w:p>
+            <w:r>
+              <w:rPr>
+                <w:color w:val="202020"/>
+                <w:sz w:val="19"/>
+              </w:rPr>
+              <w:t>Dependabot: eight NuGet updates across the fleet in one pull request</w:t>
+            </w:r>
+          </w:p>
+        </w:tc>
+      </w:tr>
+      <w:tr>
+        <w:tc>
+          <w:tcPr>
+            <w:tcW w:type="dxa" w:w="1400"/>
+          </w:tcPr>
+          <w:p>
+            <w:r>
+              <w:rPr>
+                <w:rFonts w:ascii="Consolas" w:hAnsi="Consolas"/>
+                <w:color w:val="202020"/>
+                <w:sz w:val="19"/>
+              </w:rPr>
+              <w:t>9471f7b</w:t>
+            </w:r>
+          </w:p>
+        </w:tc>
+        <w:tc>
+          <w:tcPr>
+            <w:tcW w:type="dxa" w:w="1200"/>
+          </w:tcPr>
+          <w:p>
+            <w:r>
+              <w:rPr>
+                <w:color w:val="202020"/>
+                <w:sz w:val="19"/>
+              </w:rPr>
+              <w:t>13 Aug</w:t>
+            </w:r>
+          </w:p>
+        </w:tc>
+        <w:tc>
+          <w:tcPr>
+            <w:tcW w:type="dxa" w:w="6760"/>
+          </w:tcPr>
+          <w:p>
+            <w:r>
+              <w:rPr>
+                <w:color w:val="202020"/>
+                <w:sz w:val="19"/>
+              </w:rPr>
+              <w:t>Email addresses out of run logs; Connector.Chassis.LogRedaction</w:t>
+            </w:r>
+          </w:p>
+        </w:tc>
+      </w:tr>
+      <w:tr>
+        <w:tc>
+          <w:tcPr>
+            <w:tcW w:type="dxa" w:w="1400"/>
+          </w:tcPr>
+          <w:p>
+            <w:r>
+              <w:rPr>
+                <w:rFonts w:ascii="Consolas" w:hAnsi="Consolas"/>
+                <w:color w:val="202020"/>
+                <w:sz w:val="19"/>
+              </w:rPr>
+              <w:t>e87b294</w:t>
+            </w:r>
+          </w:p>
+        </w:tc>
+        <w:tc>
+          <w:tcPr>
+            <w:tcW w:type="dxa" w:w="1200"/>
+          </w:tcPr>
+          <w:p>
+            <w:r>
+              <w:rPr>
+                <w:color w:val="202020"/>
+                <w:sz w:val="19"/>
+              </w:rPr>
+              <w:t>13 Aug</w:t>
+            </w:r>
+          </w:p>
+        </w:tc>
+        <w:tc>
+          <w:tcPr>
+            <w:tcW w:type="dxa" w:w="6760"/>
+          </w:tcPr>
+          <w:p>
+            <w:r>
+              <w:rPr>
+                <w:color w:val="202020"/>
+                <w:sz w:val="19"/>
+              </w:rPr>
+              <w:t>Reader-during-write test gap closed in Salesforce and Seismic</w:t>
+            </w:r>
+          </w:p>
+        </w:tc>
+      </w:tr>
+      <w:tr>
+        <w:tc>
+          <w:tcPr>
+            <w:tcW w:type="dxa" w:w="1400"/>
+          </w:tcPr>
+          <w:p>
+            <w:r>
+              <w:rPr>
+                <w:rFonts w:ascii="Consolas" w:hAnsi="Consolas"/>
+                <w:color w:val="202020"/>
+                <w:sz w:val="19"/>
+              </w:rPr>
+              <w:t>2e077c8</w:t>
+            </w:r>
+          </w:p>
+        </w:tc>
+        <w:tc>
+          <w:tcPr>
+            <w:tcW w:type="dxa" w:w="1200"/>
+          </w:tcPr>
+          <w:p>
+            <w:r>
+              <w:rPr>
+                <w:color w:val="202020"/>
+                <w:sz w:val="19"/>
+              </w:rPr>
+              <w:t>13 Aug</w:t>
+            </w:r>
+          </w:p>
+        </w:tc>
+        <w:tc>
+          <w:tcPr>
+            <w:tcW w:type="dxa" w:w="6760"/>
+          </w:tcPr>
+          <w:p>
+            <w:r>
+              <w:rPr>
+                <w:color w:val="202020"/>
+                <w:sz w:val="19"/>
+              </w:rPr>
+              <w:t>SecretProvider consolidated; Key Vault made authoritative; the null-caching defect fixed</w:t>
+            </w:r>
+          </w:p>
+        </w:tc>
+      </w:tr>
+      <w:tr>
+        <w:tc>
+          <w:tcPr>
+            <w:tcW w:type="dxa" w:w="1400"/>
+          </w:tcPr>
+          <w:p>
+            <w:r>
+              <w:rPr>
+                <w:rFonts w:ascii="Consolas" w:hAnsi="Consolas"/>
+                <w:color w:val="202020"/>
+                <w:sz w:val="19"/>
+              </w:rPr>
+              <w:t>4928759</w:t>
+            </w:r>
+          </w:p>
+        </w:tc>
+        <w:tc>
+          <w:tcPr>
+            <w:tcW w:type="dxa" w:w="1200"/>
+          </w:tcPr>
+          <w:p>
+            <w:r>
+              <w:rPr>
+                <w:color w:val="202020"/>
+                <w:sz w:val="19"/>
+              </w:rPr>
+              <w:t>13 Aug</w:t>
+            </w:r>
+          </w:p>
+        </w:tc>
+        <w:tc>
+          <w:tcPr>
+            <w:tcW w:type="dxa" w:w="6760"/>
+          </w:tcPr>
+          <w:p>
+            <w:r>
+              <w:rPr>
+                <w:color w:val="202020"/>
+                <w:sz w:val="19"/>
+              </w:rPr>
+              <w:t>Two more Windows contention defects, and a skip for the one that really was the runner</w:t>
+            </w:r>
+          </w:p>
+        </w:tc>
+      </w:tr>
+      <w:tr>
+        <w:tc>
+          <w:tcPr>
+            <w:tcW w:type="dxa" w:w="1400"/>
+          </w:tcPr>
+          <w:p>
+            <w:r>
+              <w:rPr>
+                <w:rFonts w:ascii="Consolas" w:hAnsi="Consolas"/>
+                <w:color w:val="202020"/>
+                <w:sz w:val="19"/>
+              </w:rPr>
+              <w:t>b846e29</w:t>
+            </w:r>
+          </w:p>
+        </w:tc>
+        <w:tc>
+          <w:tcPr>
+            <w:tcW w:type="dxa" w:w="1200"/>
+          </w:tcPr>
+          <w:p>
+            <w:r>
+              <w:rPr>
+                <w:color w:val="202020"/>
+                <w:sz w:val="19"/>
+              </w:rPr>
+              <w:t>13 Aug</w:t>
+            </w:r>
+          </w:p>
+        </w:tc>
+        <w:tc>
+          <w:tcPr>
+            <w:tcW w:type="dxa" w:w="6760"/>
+          </w:tcPr>
+          <w:p>
+            <w:r>
+              <w:rPr>
+                <w:color w:val="202020"/>
+                <w:sz w:val="19"/>
+              </w:rPr>
+              <w:t>Conformance workflow; sensitivityLabel renamed advisorySensitivity (TOGAF #2 and #3)</w:t>
+            </w:r>
+          </w:p>
+        </w:tc>
+      </w:tr>
+      <w:tr>
+        <w:tc>
+          <w:tcPr>
+            <w:tcW w:type="dxa" w:w="1400"/>
+          </w:tcPr>
+          <w:p>
+            <w:r>
+              <w:rPr>
+                <w:rFonts w:ascii="Consolas" w:hAnsi="Consolas"/>
+                <w:color w:val="202020"/>
+                <w:sz w:val="19"/>
+              </w:rPr>
+              <w:t>84c0438</w:t>
+            </w:r>
+          </w:p>
+        </w:tc>
+        <w:tc>
+          <w:tcPr>
+            <w:tcW w:type="dxa" w:w="1200"/>
+          </w:tcPr>
+          <w:p>
+            <w:r>
+              <w:rPr>
+                <w:color w:val="202020"/>
+                <w:sz w:val="19"/>
+              </w:rPr>
+              <w:t>13 Aug</w:t>
+            </w:r>
+          </w:p>
+        </w:tc>
+        <w:tc>
+          <w:tcPr>
+            <w:tcW w:type="dxa" w:w="6760"/>
+          </w:tcPr>
+          <w:p>
+            <w:r>
+              <w:rPr>
+                <w:color w:val="202020"/>
+                <w:sz w:val="19"/>
+              </w:rPr>
+              <w:t>Salesforce adopts the shared chassis tracing; the last conformance exemption deleted</w:t>
+            </w:r>
+          </w:p>
+        </w:tc>
+      </w:tr>
+      <w:tr>
+        <w:tc>
+          <w:tcPr>
+            <w:tcW w:type="dxa" w:w="1400"/>
+          </w:tcPr>
+          <w:p>
+            <w:r>
+              <w:rPr>
+                <w:rFonts w:ascii="Consolas" w:hAnsi="Consolas"/>
+                <w:color w:val="202020"/>
+                <w:sz w:val="19"/>
+              </w:rPr>
+              <w:t>a277986</w:t>
+            </w:r>
+          </w:p>
+        </w:tc>
+        <w:tc>
+          <w:tcPr>
+            <w:tcW w:type="dxa" w:w="1200"/>
+          </w:tcPr>
+          <w:p>
+            <w:r>
+              <w:rPr>
+                <w:color w:val="202020"/>
+                <w:sz w:val="19"/>
+              </w:rPr>
+              <w:t>13 Aug</w:t>
+            </w:r>
+          </w:p>
+        </w:tc>
+        <w:tc>
+          <w:tcPr>
+            <w:tcW w:type="dxa" w:w="6760"/>
+          </w:tcPr>
+          <w:p>
+            <w:r>
+              <w:rPr>
+                <w:color w:val="202020"/>
+                <w:sz w:val="19"/>
+              </w:rPr>
+              <w:t>Pruner guards both decision-ledger naming conventions, and pins them</w:t>
+            </w:r>
+          </w:p>
+        </w:tc>
+      </w:tr>
+      <w:tr>
+        <w:tc>
+          <w:tcPr>
+            <w:tcW w:type="dxa" w:w="1400"/>
+          </w:tcPr>
+          <w:p>
+            <w:r>
+              <w:rPr>
+                <w:rFonts w:ascii="Consolas" w:hAnsi="Consolas"/>
+                <w:color w:val="202020"/>
+                <w:sz w:val="19"/>
+              </w:rPr>
+              <w:t>979dfcb</w:t>
+            </w:r>
+          </w:p>
+        </w:tc>
+        <w:tc>
+          <w:tcPr>
+            <w:tcW w:type="dxa" w:w="1200"/>
+          </w:tcPr>
+          <w:p>
+            <w:r>
+              <w:rPr>
+                <w:color w:val="202020"/>
+                <w:sz w:val="19"/>
+              </w:rPr>
+              <w:t>13 Aug</w:t>
+            </w:r>
+          </w:p>
+        </w:tc>
+        <w:tc>
+          <w:tcPr>
+            <w:tcW w:type="dxa" w:w="6760"/>
+          </w:tcPr>
+          <w:p>
+            <w:r>
+              <w:rPr>
+                <w:color w:val="202020"/>
+                <w:sz w:val="19"/>
+              </w:rPr>
+              <w:t>Alerting degrades to the default transport rather than crashing</w:t>
+            </w:r>
+          </w:p>
+        </w:tc>
+      </w:tr>
+      <w:tr>
+        <w:tc>
+          <w:tcPr>
+            <w:tcW w:type="dxa" w:w="1400"/>
+          </w:tcPr>
+          <w:p>
+            <w:r>
+              <w:rPr>
+                <w:rFonts w:ascii="Consolas" w:hAnsi="Consolas"/>
+                <w:color w:val="202020"/>
+                <w:sz w:val="19"/>
+              </w:rPr>
+              <w:t>fd9f4dc</w:t>
+            </w:r>
+          </w:p>
+        </w:tc>
+        <w:tc>
+          <w:tcPr>
+            <w:tcW w:type="dxa" w:w="1200"/>
+          </w:tcPr>
+          <w:p>
+            <w:r>
+              <w:rPr>
+                <w:color w:val="202020"/>
+                <w:sz w:val="19"/>
+              </w:rPr>
+              <w:t>13 Aug</w:t>
+            </w:r>
+          </w:p>
+        </w:tc>
+        <w:tc>
+          <w:tcPr>
+            <w:tcW w:type="dxa" w:w="6760"/>
+          </w:tcPr>
+          <w:p>
+            <w:r>
+              <w:rPr>
+                <w:color w:val="202020"/>
+                <w:sz w:val="19"/>
+              </w:rPr>
+              <w:t>Alerting.HandlerFactory — the transport comes from the host, not the chassis</w:t>
+            </w:r>
+          </w:p>
+        </w:tc>
+      </w:tr>
+      <w:tr>
+        <w:tc>
+          <w:tcPr>
+            <w:tcW w:type="dxa" w:w="1400"/>
+          </w:tcPr>
+          <w:p>
+            <w:r>
+              <w:rPr>
+                <w:rFonts w:ascii="Consolas" w:hAnsi="Consolas"/>
+                <w:color w:val="202020"/>
+                <w:sz w:val="19"/>
+              </w:rPr>
+              <w:t>47c154d</w:t>
+            </w:r>
+          </w:p>
+        </w:tc>
+        <w:tc>
+          <w:tcPr>
+            <w:tcW w:type="dxa" w:w="1200"/>
+          </w:tcPr>
+          <w:p>
+            <w:r>
+              <w:rPr>
+                <w:color w:val="202020"/>
+                <w:sz w:val="19"/>
+              </w:rPr>
+              <w:t>13 Aug</w:t>
+            </w:r>
+          </w:p>
+        </w:tc>
+        <w:tc>
+          <w:tcPr>
+            <w:tcW w:type="dxa" w:w="6760"/>
+          </w:tcPr>
+          <w:p>
+            <w:r>
+              <w:rPr>
+                <w:color w:val="202020"/>
+                <w:sz w:val="19"/>
+              </w:rPr>
+              <w:t>Clarizen serialises the transactional inventory writes</w:t>
+            </w:r>
+          </w:p>
+        </w:tc>
+      </w:tr>
+      <w:tr>
+        <w:tc>
+          <w:tcPr>
+            <w:tcW w:type="dxa" w:w="1400"/>
+          </w:tcPr>
+          <w:p>
+            <w:r>
+              <w:rPr>
+                <w:rFonts w:ascii="Consolas" w:hAnsi="Consolas"/>
+                <w:color w:val="202020"/>
+                <w:sz w:val="19"/>
+              </w:rPr>
+              <w:t>51a94f8</w:t>
+            </w:r>
+          </w:p>
+        </w:tc>
+        <w:tc>
+          <w:tcPr>
+            <w:tcW w:type="dxa" w:w="1200"/>
+          </w:tcPr>
+          <w:p>
+            <w:r>
+              <w:rPr>
+                <w:color w:val="202020"/>
+                <w:sz w:val="19"/>
+              </w:rPr>
+              <w:t>13 Aug</w:t>
+            </w:r>
+          </w:p>
+        </w:tc>
+        <w:tc>
+          <w:tcPr>
+            <w:tcW w:type="dxa" w:w="6760"/>
+          </w:tcPr>
+          <w:p>
+            <w:r>
+              <w:rPr>
+                <w:color w:val="202020"/>
+                <w:sz w:val="19"/>
+              </w:rPr>
+              <w:t>Pruner: never delete the run directory being written into</w:t>
+            </w:r>
+          </w:p>
+        </w:tc>
+      </w:tr>
+      <w:tr>
+        <w:tc>
+          <w:tcPr>
+            <w:tcW w:type="dxa" w:w="1400"/>
+          </w:tcPr>
+          <w:p>
+            <w:r>
+              <w:rPr>
+                <w:rFonts w:ascii="Consolas" w:hAnsi="Consolas"/>
+                <w:color w:val="202020"/>
+                <w:sz w:val="19"/>
+              </w:rPr>
+              <w:t>3fb3edd</w:t>
+            </w:r>
+          </w:p>
+        </w:tc>
+        <w:tc>
+          <w:tcPr>
+            <w:tcW w:type="dxa" w:w="1200"/>
+          </w:tcPr>
+          <w:p>
+            <w:r>
+              <w:rPr>
+                <w:color w:val="202020"/>
+                <w:sz w:val="19"/>
+              </w:rPr>
+              <w:t>13 Aug</w:t>
+            </w:r>
+          </w:p>
+        </w:tc>
+        <w:tc>
+          <w:tcPr>
+            <w:tcW w:type="dxa" w:w="6760"/>
+          </w:tcPr>
+          <w:p>
+            <w:r>
+              <w:rPr>
+                <w:color w:val="202020"/>
+                <w:sz w:val="19"/>
+              </w:rPr>
+              <w:t>Decision-ledger readers tolerate the appender; appenders deliberately unchanged</w:t>
+            </w:r>
+          </w:p>
+        </w:tc>
+      </w:tr>
+      <w:tr>
+        <w:tc>
+          <w:tcPr>
+            <w:tcW w:type="dxa" w:w="1400"/>
+          </w:tcPr>
+          <w:p>
+            <w:r>
+              <w:rPr>
+                <w:rFonts w:ascii="Consolas" w:hAnsi="Consolas"/>
+                <w:color w:val="202020"/>
+                <w:sz w:val="19"/>
+              </w:rPr>
+              <w:t>8a98ea2</w:t>
+            </w:r>
+          </w:p>
+        </w:tc>
+        <w:tc>
+          <w:tcPr>
+            <w:tcW w:type="dxa" w:w="1200"/>
+          </w:tcPr>
+          <w:p>
+            <w:r>
+              <w:rPr>
+                <w:color w:val="202020"/>
+                <w:sz w:val="19"/>
+              </w:rPr>
+              <w:t>13 Aug</w:t>
+            </w:r>
+          </w:p>
+        </w:tc>
+        <w:tc>
+          <w:tcPr>
+            <w:tcW w:type="dxa" w:w="6760"/>
+          </w:tcPr>
+          <w:p>
+            <w:r>
+              <w:rPr>
+                <w:color w:val="202020"/>
+                <w:sz w:val="19"/>
+              </w:rPr>
+              <w:t>SQLite state stores: retry the whole open, not just the pragmas</w:t>
+            </w:r>
+          </w:p>
+        </w:tc>
+      </w:tr>
+      <w:tr>
+        <w:tc>
+          <w:tcPr>
+            <w:tcW w:type="dxa" w:w="1400"/>
+          </w:tcPr>
+          <w:p>
+            <w:r>
+              <w:rPr>
+                <w:rFonts w:ascii="Consolas" w:hAnsi="Consolas"/>
+                <w:color w:val="202020"/>
+                <w:sz w:val="19"/>
+              </w:rPr>
+              <w:t>4d512b3</w:t>
+            </w:r>
+          </w:p>
+        </w:tc>
+        <w:tc>
+          <w:tcPr>
+            <w:tcW w:type="dxa" w:w="1200"/>
+          </w:tcPr>
+          <w:p>
+            <w:r>
+              <w:rPr>
+                <w:color w:val="202020"/>
+                <w:sz w:val="19"/>
+              </w:rPr>
+              <w:t>13 Aug</w:t>
+            </w:r>
+          </w:p>
+        </w:tc>
+        <w:tc>
+          <w:tcPr>
+            <w:tcW w:type="dxa" w:w="6760"/>
+          </w:tcPr>
+          <w:p>
+            <w:r>
+              <w:rPr>
+                <w:color w:val="202020"/>
+                <w:sz w:val="19"/>
+              </w:rPr>
+              <w:t>RetryFailed reads the dead-letter queue through the shared reader</w:t>
+            </w:r>
+          </w:p>
+        </w:tc>
+      </w:tr>
+      <w:tr>
+        <w:tc>
+          <w:tcPr>
+            <w:tcW w:type="dxa" w:w="1400"/>
+          </w:tcPr>
+          <w:p>
+            <w:r>
+              <w:rPr>
+                <w:rFonts w:ascii="Consolas" w:hAnsi="Consolas"/>
+                <w:color w:val="202020"/>
+                <w:sz w:val="19"/>
+              </w:rPr>
+              <w:t>5bb9270</w:t>
+            </w:r>
+          </w:p>
+        </w:tc>
+        <w:tc>
+          <w:tcPr>
+            <w:tcW w:type="dxa" w:w="1200"/>
+          </w:tcPr>
+          <w:p>
+            <w:r>
+              <w:rPr>
+                <w:color w:val="202020"/>
+                <w:sz w:val="19"/>
+              </w:rPr>
+              <w:t>13 Aug</w:t>
+            </w:r>
+          </w:p>
+        </w:tc>
+        <w:tc>
+          <w:tcPr>
+            <w:tcW w:type="dxa" w:w="6760"/>
+          </w:tcPr>
+          <w:p>
+            <w:r>
+              <w:rPr>
+                <w:color w:val="202020"/>
+                <w:sz w:val="19"/>
+              </w:rPr>
+              <w:t>Altrata: shared reads on the state document, dead-letter queue and seat file — the last of the 180-site audit</w:t>
+            </w:r>
+          </w:p>
+        </w:tc>
+      </w:tr>
+      <w:tr>
+        <w:tc>
+          <w:tcPr>
+            <w:tcW w:type="dxa" w:w="1400"/>
+          </w:tcPr>
+          <w:p>
+            <w:r>
+              <w:rPr>
+                <w:rFonts w:ascii="Consolas" w:hAnsi="Consolas"/>
+                <w:color w:val="202020"/>
+                <w:sz w:val="19"/>
+              </w:rPr>
+              <w:t>eaef9ef</w:t>
+            </w:r>
+          </w:p>
+        </w:tc>
+        <w:tc>
+          <w:tcPr>
+            <w:tcW w:type="dxa" w:w="1200"/>
+          </w:tcPr>
+          <w:p>
+            <w:r>
+              <w:rPr>
+                <w:color w:val="202020"/>
+                <w:sz w:val="19"/>
+              </w:rPr>
+              <w:t>14 Aug</w:t>
+            </w:r>
+          </w:p>
+        </w:tc>
+        <w:tc>
+          <w:tcPr>
+            <w:tcW w:type="dxa" w:w="6760"/>
+          </w:tcPr>
+          <w:p>
+            <w:r>
+              <w:rPr>
+                <w:color w:val="202020"/>
+                <w:sz w:val="19"/>
+              </w:rPr>
+              <w:t>Pruner, checkpoint and SQLite open: the three classes closed in every connector, not just the chassis</w:t>
+            </w:r>
+          </w:p>
+        </w:tc>
+      </w:tr>
+      <w:tr>
+        <w:tc>
+          <w:tcPr>
+            <w:tcW w:type="dxa" w:w="1400"/>
+          </w:tcPr>
+          <w:p>
+            <w:r>
+              <w:rPr>
+                <w:rFonts w:ascii="Consolas" w:hAnsi="Consolas"/>
+                <w:color w:val="202020"/>
+                <w:sz w:val="19"/>
+              </w:rPr>
+              <w:t>706a4e4</w:t>
+            </w:r>
+          </w:p>
+        </w:tc>
+        <w:tc>
+          <w:tcPr>
+            <w:tcW w:type="dxa" w:w="1200"/>
+          </w:tcPr>
+          <w:p>
+            <w:r>
+              <w:rPr>
+                <w:color w:val="202020"/>
+                <w:sz w:val="19"/>
+              </w:rPr>
+              <w:t>14 Aug</w:t>
+            </w:r>
+          </w:p>
+        </w:tc>
+        <w:tc>
+          <w:tcPr>
+            <w:tcW w:type="dxa" w:w="6760"/>
+          </w:tcPr>
+          <w:p>
+            <w:r>
+              <w:rPr>
+                <w:color w:val="202020"/>
+                <w:sz w:val="19"/>
+              </w:rPr>
+              <w:t>Conformance: the gate rewritten to assert what it claims, with a divergence register and a self-test</w:t>
+            </w:r>
+          </w:p>
+        </w:tc>
+      </w:tr>
+      <w:tr>
+        <w:tc>
+          <w:tcPr>
+            <w:tcW w:type="dxa" w:w="1400"/>
+          </w:tcPr>
+          <w:p>
+            <w:r>
+              <w:rPr>
+                <w:rFonts w:ascii="Consolas" w:hAnsi="Consolas"/>
+                <w:color w:val="202020"/>
+                <w:sz w:val="19"/>
+              </w:rPr>
+              <w:t>6ef1a49</w:t>
+            </w:r>
+          </w:p>
+        </w:tc>
+        <w:tc>
+          <w:tcPr>
+            <w:tcW w:type="dxa" w:w="1200"/>
+          </w:tcPr>
+          <w:p>
+            <w:r>
+              <w:rPr>
+                <w:color w:val="202020"/>
+                <w:sz w:val="19"/>
+              </w:rPr>
+              <w:t>14 Aug</w:t>
+            </w:r>
+          </w:p>
+        </w:tc>
+        <w:tc>
+          <w:tcPr>
+            <w:tcW w:type="dxa" w:w="6760"/>
+          </w:tcPr>
+          <w:p>
+            <w:r>
+              <w:rPr>
+                <w:color w:val="202020"/>
+                <w:sz w:val="19"/>
+              </w:rPr>
+              <w:t>Alerting: Clarizen, Hadoop and Salesforce consume the chassis; register 70 → 67</w:t>
+            </w:r>
+          </w:p>
+        </w:tc>
+      </w:tr>
+      <w:tr>
+        <w:tc>
+          <w:tcPr>
+            <w:tcW w:type="dxa" w:w="1400"/>
+          </w:tcPr>
+          <w:p>
+            <w:r>
+              <w:rPr>
+                <w:rFonts w:ascii="Consolas" w:hAnsi="Consolas"/>
+                <w:color w:val="202020"/>
+                <w:sz w:val="19"/>
+              </w:rPr>
+              <w:t>bf66d9e</w:t>
+            </w:r>
+          </w:p>
+        </w:tc>
+        <w:tc>
+          <w:tcPr>
+            <w:tcW w:type="dxa" w:w="1200"/>
+          </w:tcPr>
+          <w:p>
+            <w:r>
+              <w:rPr>
+                <w:color w:val="202020"/>
+                <w:sz w:val="19"/>
+              </w:rPr>
+              <w:t>14 Aug</w:t>
+            </w:r>
+          </w:p>
+        </w:tc>
+        <w:tc>
+          <w:tcPr>
+            <w:tcW w:type="dxa" w:w="6760"/>
+          </w:tcPr>
+          <w:p>
+            <w:r>
+              <w:rPr>
+                <w:color w:val="202020"/>
+                <w:sz w:val="19"/>
+              </w:rPr>
+              <w:t>Chassis: its own test suite; CodeQL from five solutions to six</w:t>
+            </w:r>
+          </w:p>
+        </w:tc>
+      </w:tr>
+      <w:tr>
+        <w:tc>
+          <w:tcPr>
+            <w:tcW w:type="dxa" w:w="1400"/>
+          </w:tcPr>
+          <w:p>
+            <w:r>
+              <w:rPr>
+                <w:rFonts w:ascii="Consolas" w:hAnsi="Consolas"/>
+                <w:color w:val="202020"/>
+                <w:sz w:val="19"/>
+              </w:rPr>
+              <w:t>474ff57</w:t>
+            </w:r>
+          </w:p>
+        </w:tc>
+        <w:tc>
+          <w:tcPr>
+            <w:tcW w:type="dxa" w:w="1200"/>
+          </w:tcPr>
+          <w:p>
+            <w:r>
+              <w:rPr>
+                <w:color w:val="202020"/>
+                <w:sz w:val="19"/>
+              </w:rPr>
+              <w:t>14 Aug</w:t>
+            </w:r>
+          </w:p>
+        </w:tc>
+        <w:tc>
+          <w:tcPr>
+            <w:tcW w:type="dxa" w:w="6760"/>
+          </w:tcPr>
+          <w:p>
+            <w:r>
+              <w:rPr>
+                <w:color w:val="202020"/>
+                <w:sz w:val="19"/>
+              </w:rPr>
+              <w:t>EnvFlags: one boolean vocabulary, and a typo can no longer flip a gate</w:t>
+            </w:r>
+          </w:p>
+        </w:tc>
+      </w:tr>
+      <w:tr>
+        <w:tc>
+          <w:tcPr>
+            <w:tcW w:type="dxa" w:w="1400"/>
+          </w:tcPr>
+          <w:p>
+            <w:r>
+              <w:rPr>
+                <w:rFonts w:ascii="Consolas" w:hAnsi="Consolas"/>
+                <w:color w:val="202020"/>
+                <w:sz w:val="19"/>
+              </w:rPr>
+              <w:t>e138f11</w:t>
+            </w:r>
+          </w:p>
+        </w:tc>
+        <w:tc>
+          <w:tcPr>
+            <w:tcW w:type="dxa" w:w="1200"/>
+          </w:tcPr>
+          <w:p>
+            <w:r>
+              <w:rPr>
+                <w:color w:val="202020"/>
+                <w:sz w:val="19"/>
+              </w:rPr>
+              <w:t>14 Aug</w:t>
+            </w:r>
+          </w:p>
+        </w:tc>
+        <w:tc>
+          <w:tcPr>
+            <w:tcW w:type="dxa" w:w="6760"/>
+          </w:tcPr>
+          <w:p>
+            <w:r>
+              <w:rPr>
+                <w:color w:val="202020"/>
+                <w:sz w:val="19"/>
+              </w:rPr>
+              <w:t>Altrata ledger: a single-byte edit of the record separator is now detected — this edition; fleet 5,445</w:t>
+            </w:r>
+          </w:p>
+        </w:tc>
+      </w:tr>
+    </w:tbl>
+    <w:p/>
+    <w:p>
+      <w:pPr>
+        <w:pStyle w:val="Heading2"/>
+      </w:pPr>
+      <w:r>
+        <w:rPr>
+          <w:color w:val="2E5496"/>
+        </w:rPr>
+        <w:t>6.4 Unchanged by this edition</w:t>
+      </w:r>
+    </w:p>
+    <w:p>
+      <w:pPr>
+        <w:spacing w:after="120"/>
+      </w:pPr>
+      <w:r>
+        <w:rPr>
+          <w:color w:val="202020"/>
+        </w:rPr>
+        <w:t>The four externally-blocked work packages recorded in v1.0 and carried through v2.0 — Purview label/DLP enforcement (R1, Microsoft), Hadoop Kerberos/SPNEGO (R2, Hadoop platform team), Apache Ranger integration, and immutable (WORM) audit anchoring — were not touched by any commit in this edition and remain blocked on the same external answers (CONN-DOC-REQ-01). Every item in the v2.0 known-open ledger at section 1.3 also stands. One clarification for a reader who might assume the consolidation moved it: Seismic's decision ledger and its one remaining quiet-loss byte are unaffected — Seismic consumes the chassis ledger, whose behaviour is now pinned by tests of its own for the first time.</w:t>
       </w:r>
     </w:p>
     <w:sectPr>

--- a/Operator_Guides/Release_Notes_Hardening_Programme.docx
+++ b/Operator_Guides/Release_Notes_Hardening_Programme.docx
@@ -5629,6 +5629,17 @@
           <w:color w:val="2E5496"/>
         </w:rPr>
         <w:t>4.2 Fleet test position</w:t>
+      </w:r>
+    </w:p>
+    <w:p>
+      <w:pPr>
+        <w:pStyle w:val="Heading2"/>
+      </w:pPr>
+      <w:r>
+        <w:rPr>
+          <w:color w:val="2E5496"/>
+        </w:rPr>
+        <w:t>Graph schema — advisory classification renamed. Clarizen and Hadoop stamped their advisory classification tag onto a Graph property called SensitivityLabel, a name an auditor reads as a Microsoft Purview sensitivity label. It is not one: no Microsoft Information Protection API is called anywhere in the fleet, and the value is derived by the connector's own content scan. Both now emit advisorySensitivity, matching Seismic and Altrata, which were renamed earlier. The C# enum keeps the name SensitivityLabel — it is internal and reads correctly in code; only the wire property changed. This closes the honesty half of TOGAF concern 3; Purview ENFORCEMENT remains open and is blocked on Microsoft. Operational note: a Graph connection schema is fixed once registered, so any connection already provisioned with the old property needs a new connection id and a full re-crawl. No connection has been provisioned from this repository — there are no tags and no releases — so the change is free now and would not have been later.</w:t>
       </w:r>
     </w:p>
     <w:tbl>
